--- a/docs/ServicePilot_PRD_v1.0.docx
+++ b/docs/ServicePilot_PRD_v1.0.docx
@@ -64,7 +64,7 @@
           <w:color w:val="59636E"/>
           <w:sz w:val="20"/>
         </w:rPr>
-        <w:t>V1.0 - 当前原型基线</w:t>
+        <w:t>V1.1 - 真实客服闭环增量</w:t>
       </w:r>
     </w:p>
     <w:p>
@@ -156,7 +156,7 @@
           <w:color w:val="59636E"/>
           <w:sz w:val="20"/>
         </w:rPr>
-        <w:t>2026-08-14</w:t>
+        <w:t>2026-08-17</w:t>
       </w:r>
     </w:p>
     <w:p>
@@ -503,7 +503,7 @@
           <w:rFonts w:ascii="SimHei" w:hAnsi="SimHei" w:eastAsia="SimHei"/>
           <w:sz w:val="22"/>
         </w:rPr>
-        <w:t>原型已实现角色登录选择、会话与工单协作、已发布知识引用、知识运营的测试/复核/灰度流程、质检评测、策略配置、权限与审计页面。当前工作台指标和部分审批状态为演示交互，尚不代表真实后端审批、策略发布或生产数据写回。</w:t>
+        <w:t>原型已实现角色登录选择、会话与工单协作、已发布知识引用、知识运营的测试/复核/灰度流程、质检评测、策略配置、权限与审计页面。本次增量将体验用户端的提问、Agent 回复、知识引用、会话状态和转人工任务写入持久化数据，并让客服工作台从数据库读取和更新会话。工作台指标和部分审批状态仍不代表完整生产数据。</w:t>
       </w:r>
     </w:p>
     <w:p>
@@ -1888,6 +1888,168 @@
           </w:p>
         </w:tc>
       </w:tr>
+      <w:tr>
+        <w:trPr>
+          <w:cantSplit w:val="true"/>
+        </w:trPr>
+        <w:tc>
+          <w:tcPr>
+            <w:tcW w:type="dxa" w:w="850"/>
+          </w:tcPr>
+          <w:p>
+            <w:pPr>
+              <w:spacing w:before="0" w:after="0" w:line="252" w:lineRule="auto"/>
+            </w:pPr>
+            <w:r/>
+            <w:r>
+              <w:rPr>
+                <w:rFonts w:ascii="SimHei" w:hAnsi="SimHei" w:eastAsia="SimHei"/>
+                <w:b w:val="0"/>
+                <w:sz w:val="18"/>
+              </w:rPr>
+              <w:t>FR-04</w:t>
+            </w:r>
+          </w:p>
+        </w:tc>
+        <w:tc>
+          <w:tcPr>
+            <w:tcW w:type="dxa" w:w="3700"/>
+          </w:tcPr>
+          <w:p>
+            <w:pPr>
+              <w:spacing w:before="0" w:after="0" w:line="252" w:lineRule="auto"/>
+            </w:pPr>
+            <w:r/>
+            <w:r>
+              <w:rPr>
+                <w:rFonts w:ascii="SimHei" w:hAnsi="SimHei" w:eastAsia="SimHei"/>
+                <w:b w:val="0"/>
+                <w:sz w:val="18"/>
+              </w:rPr>
+              <w:t>消费者端真实提问创建可追溯会话，并保存用户消息、Agent 回复、知识引用和处理轨迹。</w:t>
+            </w:r>
+          </w:p>
+        </w:tc>
+        <w:tc>
+          <w:tcPr>
+            <w:tcW w:type="dxa" w:w="700"/>
+          </w:tcPr>
+          <w:p>
+            <w:pPr>
+              <w:spacing w:before="0" w:after="0" w:line="252" w:lineRule="auto"/>
+            </w:pPr>
+            <w:r/>
+            <w:r>
+              <w:rPr>
+                <w:rFonts w:ascii="SimHei" w:hAnsi="SimHei" w:eastAsia="SimHei"/>
+                <w:b w:val="0"/>
+                <w:sz w:val="18"/>
+              </w:rPr>
+              <w:t>P0</w:t>
+            </w:r>
+          </w:p>
+        </w:tc>
+        <w:tc>
+          <w:tcPr>
+            <w:tcW w:type="dxa" w:w="4110"/>
+          </w:tcPr>
+          <w:p>
+            <w:pPr>
+              <w:spacing w:before="0" w:after="0" w:line="252" w:lineRule="auto"/>
+            </w:pPr>
+            <w:r/>
+            <w:r>
+              <w:rPr>
+                <w:rFonts w:ascii="SimHei" w:hAnsi="SimHei" w:eastAsia="SimHei"/>
+                <w:b w:val="0"/>
+                <w:sz w:val="18"/>
+              </w:rPr>
+              <w:t>每次请求写入会话与消息；响应返回会话编号；不会只停留在前端状态。</w:t>
+            </w:r>
+          </w:p>
+        </w:tc>
+      </w:tr>
+      <w:tr>
+        <w:trPr>
+          <w:cantSplit w:val="true"/>
+        </w:trPr>
+        <w:tc>
+          <w:tcPr>
+            <w:tcW w:type="dxa" w:w="850"/>
+          </w:tcPr>
+          <w:p>
+            <w:pPr>
+              <w:spacing w:before="0" w:after="0" w:line="252" w:lineRule="auto"/>
+            </w:pPr>
+            <w:r/>
+            <w:r>
+              <w:rPr>
+                <w:rFonts w:ascii="SimHei" w:hAnsi="SimHei" w:eastAsia="SimHei"/>
+                <w:b w:val="0"/>
+                <w:sz w:val="18"/>
+              </w:rPr>
+              <w:t>FR-05</w:t>
+            </w:r>
+          </w:p>
+        </w:tc>
+        <w:tc>
+          <w:tcPr>
+            <w:tcW w:type="dxa" w:w="3700"/>
+          </w:tcPr>
+          <w:p>
+            <w:pPr>
+              <w:spacing w:before="0" w:after="0" w:line="252" w:lineRule="auto"/>
+            </w:pPr>
+            <w:r/>
+            <w:r>
+              <w:rPr>
+                <w:rFonts w:ascii="SimHei" w:hAnsi="SimHei" w:eastAsia="SimHei"/>
+                <w:b w:val="0"/>
+                <w:sz w:val="18"/>
+              </w:rPr>
+              <w:t>Agent 对低置信度、高风险或规则要求的请求生成转人工任务。</w:t>
+            </w:r>
+          </w:p>
+        </w:tc>
+        <w:tc>
+          <w:tcPr>
+            <w:tcW w:type="dxa" w:w="700"/>
+          </w:tcPr>
+          <w:p>
+            <w:pPr>
+              <w:spacing w:before="0" w:after="0" w:line="252" w:lineRule="auto"/>
+            </w:pPr>
+            <w:r/>
+            <w:r>
+              <w:rPr>
+                <w:rFonts w:ascii="SimHei" w:hAnsi="SimHei" w:eastAsia="SimHei"/>
+                <w:b w:val="0"/>
+                <w:sz w:val="18"/>
+              </w:rPr>
+              <w:t>P0</w:t>
+            </w:r>
+          </w:p>
+        </w:tc>
+        <w:tc>
+          <w:tcPr>
+            <w:tcW w:type="dxa" w:w="4110"/>
+          </w:tcPr>
+          <w:p>
+            <w:pPr>
+              <w:spacing w:before="0" w:after="0" w:line="252" w:lineRule="auto"/>
+            </w:pPr>
+            <w:r/>
+            <w:r>
+              <w:rPr>
+                <w:rFonts w:ascii="SimHei" w:hAnsi="SimHei" w:eastAsia="SimHei"/>
+                <w:b w:val="0"/>
+                <w:sz w:val="18"/>
+              </w:rPr>
+              <w:t>会话状态变为待接管；客服刷新或轮询后能看到用户原问、AI 回复、依据和摘要。</w:t>
+            </w:r>
+          </w:p>
+        </w:tc>
+      </w:tr>
     </w:tbl>
     <w:p>
       <w:pPr>
@@ -2436,6 +2598,87 @@
                 <w:sz w:val="18"/>
               </w:rPr>
               <w:t>搜索结果仅返回 active 知识；引用时记录知识编号与版本；无编辑、审核、发布入口。</w:t>
+            </w:r>
+          </w:p>
+        </w:tc>
+      </w:tr>
+      <w:tr>
+        <w:trPr>
+          <w:cantSplit w:val="true"/>
+        </w:trPr>
+        <w:tc>
+          <w:tcPr>
+            <w:tcW w:type="dxa" w:w="850"/>
+          </w:tcPr>
+          <w:p>
+            <w:pPr>
+              <w:spacing w:before="0" w:after="0" w:line="252" w:lineRule="auto"/>
+            </w:pPr>
+            <w:r/>
+            <w:r>
+              <w:rPr>
+                <w:rFonts w:ascii="SimHei" w:hAnsi="SimHei" w:eastAsia="SimHei"/>
+                <w:b w:val="0"/>
+                <w:sz w:val="18"/>
+              </w:rPr>
+              <w:t>FR-15</w:t>
+            </w:r>
+          </w:p>
+        </w:tc>
+        <w:tc>
+          <w:tcPr>
+            <w:tcW w:type="dxa" w:w="3700"/>
+          </w:tcPr>
+          <w:p>
+            <w:pPr>
+              <w:spacing w:before="0" w:after="0" w:line="252" w:lineRule="auto"/>
+            </w:pPr>
+            <w:r/>
+            <w:r>
+              <w:rPr>
+                <w:rFonts w:ascii="SimHei" w:hAnsi="SimHei" w:eastAsia="SimHei"/>
+                <w:b w:val="0"/>
+                <w:sz w:val="18"/>
+              </w:rPr>
+              <w:t>客服接管、发送人工回复、结案和重新打开均持久化，并写入审计事件。</w:t>
+            </w:r>
+          </w:p>
+        </w:tc>
+        <w:tc>
+          <w:tcPr>
+            <w:tcW w:type="dxa" w:w="700"/>
+          </w:tcPr>
+          <w:p>
+            <w:pPr>
+              <w:spacing w:before="0" w:after="0" w:line="252" w:lineRule="auto"/>
+            </w:pPr>
+            <w:r/>
+            <w:r>
+              <w:rPr>
+                <w:rFonts w:ascii="SimHei" w:hAnsi="SimHei" w:eastAsia="SimHei"/>
+                <w:b w:val="0"/>
+                <w:sz w:val="18"/>
+              </w:rPr>
+              <w:t>P0</w:t>
+            </w:r>
+          </w:p>
+        </w:tc>
+        <w:tc>
+          <w:tcPr>
+            <w:tcW w:type="dxa" w:w="4110"/>
+          </w:tcPr>
+          <w:p>
+            <w:pPr>
+              <w:spacing w:before="0" w:after="0" w:line="252" w:lineRule="auto"/>
+            </w:pPr>
+            <w:r/>
+            <w:r>
+              <w:rPr>
+                <w:rFonts w:ascii="SimHei" w:hAnsi="SimHei" w:eastAsia="SimHei"/>
+                <w:b w:val="0"/>
+                <w:sz w:val="18"/>
+              </w:rPr>
+              <w:t>刷新页面后状态与消息仍保留；接管和结案不依赖前端内存。</w:t>
             </w:r>
           </w:p>
         </w:tc>
@@ -5972,6 +6215,87 @@
           </w:p>
         </w:tc>
       </w:tr>
+      <w:tr>
+        <w:trPr>
+          <w:cantSplit w:val="true"/>
+        </w:trPr>
+        <w:tc>
+          <w:tcPr>
+            <w:tcW w:type="dxa" w:w="1200"/>
+          </w:tcPr>
+          <w:p>
+            <w:pPr>
+              <w:spacing w:before="0" w:after="0" w:line="252" w:lineRule="auto"/>
+            </w:pPr>
+            <w:r/>
+            <w:r>
+              <w:rPr>
+                <w:rFonts w:ascii="SimHei" w:hAnsi="SimHei" w:eastAsia="SimHei"/>
+                <w:b w:val="0"/>
+                <w:sz w:val="18"/>
+              </w:rPr>
+              <w:t>V1.1</w:t>
+            </w:r>
+          </w:p>
+        </w:tc>
+        <w:tc>
+          <w:tcPr>
+            <w:tcW w:type="dxa" w:w="1500"/>
+          </w:tcPr>
+          <w:p>
+            <w:pPr>
+              <w:spacing w:before="0" w:after="0" w:line="252" w:lineRule="auto"/>
+            </w:pPr>
+            <w:r/>
+            <w:r>
+              <w:rPr>
+                <w:rFonts w:ascii="SimHei" w:hAnsi="SimHei" w:eastAsia="SimHei"/>
+                <w:b w:val="0"/>
+                <w:sz w:val="18"/>
+              </w:rPr>
+              <w:t>2026-08-17</w:t>
+            </w:r>
+          </w:p>
+        </w:tc>
+        <w:tc>
+          <w:tcPr>
+            <w:tcW w:type="dxa" w:w="5160"/>
+          </w:tcPr>
+          <w:p>
+            <w:pPr>
+              <w:spacing w:before="0" w:after="0" w:line="252" w:lineRule="auto"/>
+            </w:pPr>
+            <w:r/>
+            <w:r>
+              <w:rPr>
+                <w:rFonts w:ascii="SimHei" w:hAnsi="SimHei" w:eastAsia="SimHei"/>
+                <w:b w:val="0"/>
+                <w:sz w:val="18"/>
+              </w:rPr>
+              <w:t>将体验用户提问、Agent 处理、转人工队列和客服接管/回复/结案接入持久化会话与消息。</w:t>
+            </w:r>
+          </w:p>
+        </w:tc>
+        <w:tc>
+          <w:tcPr>
+            <w:tcW w:type="dxa" w:w="1500"/>
+          </w:tcPr>
+          <w:p>
+            <w:pPr>
+              <w:spacing w:before="0" w:after="0" w:line="252" w:lineRule="auto"/>
+            </w:pPr>
+            <w:r/>
+            <w:r>
+              <w:rPr>
+                <w:rFonts w:ascii="SimHei" w:hAnsi="SimHei" w:eastAsia="SimHei"/>
+                <w:b w:val="0"/>
+                <w:sz w:val="18"/>
+              </w:rPr>
+              <w:t>已更新</w:t>
+            </w:r>
+          </w:p>
+        </w:tc>
+      </w:tr>
     </w:tbl>
     <w:p>
       <w:pPr>
@@ -6067,7 +6391,7 @@
         <w:color w:val="59636E"/>
         <w:sz w:val="17"/>
       </w:rPr>
-      <w:t>内部工作稿 | 2026-08-14</w:t>
+      <w:t>内部工作稿 | 2026-08-17</w:t>
     </w:r>
   </w:p>
 </w:ftr>

--- a/docs/ServicePilot_PRD_v1.0.docx
+++ b/docs/ServicePilot_PRD_v1.0.docx
@@ -8,7 +8,7 @@
       </w:pPr>
       <w:r>
         <w:rPr>
-          <w:rFonts w:ascii="SimHei" w:hAnsi="SimHei" w:eastAsia="SimHei"/>
+          <w:rFonts w:ascii="Arial Unicode MS" w:hAnsi="Arial Unicode MS" w:eastAsia="Arial Unicode MS"/>
           <w:b/>
           <w:color w:val="2E74B5"/>
           <w:sz w:val="20"/>
@@ -22,7 +22,7 @@
       </w:pPr>
       <w:r>
         <w:rPr>
-          <w:rFonts w:ascii="SimHei" w:hAnsi="SimHei" w:eastAsia="SimHei"/>
+          <w:rFonts w:ascii="Arial Unicode MS" w:hAnsi="Arial Unicode MS" w:eastAsia="Arial Unicode MS"/>
           <w:b/>
           <w:color w:val="0B2545"/>
           <w:sz w:val="48"/>
@@ -36,7 +36,7 @@
       </w:pPr>
       <w:r>
         <w:rPr>
-          <w:rFonts w:ascii="SimHei" w:hAnsi="SimHei" w:eastAsia="SimHei"/>
+          <w:rFonts w:ascii="Arial Unicode MS" w:hAnsi="Arial Unicode MS" w:eastAsia="Arial Unicode MS"/>
           <w:b w:val="0"/>
           <w:color w:val="59636E"/>
           <w:sz w:val="28"/>
@@ -50,7 +50,7 @@
       </w:pPr>
       <w:r>
         <w:rPr>
-          <w:rFonts w:ascii="SimHei" w:hAnsi="SimHei" w:eastAsia="SimHei"/>
+          <w:rFonts w:ascii="Arial Unicode MS" w:hAnsi="Arial Unicode MS" w:eastAsia="Arial Unicode MS"/>
           <w:b/>
           <w:color w:val="0B2545"/>
           <w:sz w:val="20"/>
@@ -59,12 +59,12 @@
       </w:r>
       <w:r>
         <w:rPr>
-          <w:rFonts w:ascii="SimHei" w:hAnsi="SimHei" w:eastAsia="SimHei"/>
+          <w:rFonts w:ascii="Arial Unicode MS" w:hAnsi="Arial Unicode MS" w:eastAsia="Arial Unicode MS"/>
           <w:b w:val="0"/>
           <w:color w:val="59636E"/>
           <w:sz w:val="20"/>
         </w:rPr>
-        <w:t>V1.1 - 真实客服闭环增量</w:t>
+        <w:t>V3.2 - Phase 1.1 Real-model Retrieval Eval</w:t>
       </w:r>
     </w:p>
     <w:p>
@@ -73,7 +73,7 @@
       </w:pPr>
       <w:r>
         <w:rPr>
-          <w:rFonts w:ascii="SimHei" w:hAnsi="SimHei" w:eastAsia="SimHei"/>
+          <w:rFonts w:ascii="Arial Unicode MS" w:hAnsi="Arial Unicode MS" w:eastAsia="Arial Unicode MS"/>
           <w:b/>
           <w:color w:val="0B2545"/>
           <w:sz w:val="20"/>
@@ -82,7 +82,7 @@
       </w:r>
       <w:r>
         <w:rPr>
-          <w:rFonts w:ascii="SimHei" w:hAnsi="SimHei" w:eastAsia="SimHei"/>
+          <w:rFonts w:ascii="Arial Unicode MS" w:hAnsi="Arial Unicode MS" w:eastAsia="Arial Unicode MS"/>
           <w:b w:val="0"/>
           <w:color w:val="59636E"/>
           <w:sz w:val="20"/>
@@ -96,7 +96,7 @@
       </w:pPr>
       <w:r>
         <w:rPr>
-          <w:rFonts w:ascii="SimHei" w:hAnsi="SimHei" w:eastAsia="SimHei"/>
+          <w:rFonts w:ascii="Arial Unicode MS" w:hAnsi="Arial Unicode MS" w:eastAsia="Arial Unicode MS"/>
           <w:b/>
           <w:color w:val="0B2545"/>
           <w:sz w:val="20"/>
@@ -105,7 +105,7 @@
       </w:r>
       <w:r>
         <w:rPr>
-          <w:rFonts w:ascii="SimHei" w:hAnsi="SimHei" w:eastAsia="SimHei"/>
+          <w:rFonts w:ascii="Arial Unicode MS" w:hAnsi="Arial Unicode MS" w:eastAsia="Arial Unicode MS"/>
           <w:b w:val="0"/>
           <w:color w:val="59636E"/>
           <w:sz w:val="20"/>
@@ -119,7 +119,7 @@
       </w:pPr>
       <w:r>
         <w:rPr>
-          <w:rFonts w:ascii="SimHei" w:hAnsi="SimHei" w:eastAsia="SimHei"/>
+          <w:rFonts w:ascii="Arial Unicode MS" w:hAnsi="Arial Unicode MS" w:eastAsia="Arial Unicode MS"/>
           <w:b/>
           <w:color w:val="0B2545"/>
           <w:sz w:val="20"/>
@@ -128,7 +128,7 @@
       </w:r>
       <w:r>
         <w:rPr>
-          <w:rFonts w:ascii="SimHei" w:hAnsi="SimHei" w:eastAsia="SimHei"/>
+          <w:rFonts w:ascii="Arial Unicode MS" w:hAnsi="Arial Unicode MS" w:eastAsia="Arial Unicode MS"/>
           <w:b w:val="0"/>
           <w:color w:val="59636E"/>
           <w:sz w:val="20"/>
@@ -142,7 +142,7 @@
       </w:pPr>
       <w:r>
         <w:rPr>
-          <w:rFonts w:ascii="SimHei" w:hAnsi="SimHei" w:eastAsia="SimHei"/>
+          <w:rFonts w:ascii="Arial Unicode MS" w:hAnsi="Arial Unicode MS" w:eastAsia="Arial Unicode MS"/>
           <w:b/>
           <w:color w:val="0B2545"/>
           <w:sz w:val="20"/>
@@ -151,12 +151,12 @@
       </w:r>
       <w:r>
         <w:rPr>
-          <w:rFonts w:ascii="SimHei" w:hAnsi="SimHei" w:eastAsia="SimHei"/>
+          <w:rFonts w:ascii="Arial Unicode MS" w:hAnsi="Arial Unicode MS" w:eastAsia="Arial Unicode MS"/>
           <w:b w:val="0"/>
           <w:color w:val="59636E"/>
           <w:sz w:val="20"/>
         </w:rPr>
-        <w:t>2026-08-17</w:t>
+        <w:t>2026-08-25</w:t>
       </w:r>
     </w:p>
     <w:p>
@@ -165,7 +165,7 @@
       </w:pPr>
       <w:r>
         <w:rPr>
-          <w:rFonts w:ascii="SimHei" w:hAnsi="SimHei" w:eastAsia="SimHei"/>
+          <w:rFonts w:ascii="Arial Unicode MS" w:hAnsi="Arial Unicode MS" w:eastAsia="Arial Unicode MS"/>
           <w:b/>
           <w:color w:val="0B2545"/>
           <w:sz w:val="20"/>
@@ -174,7 +174,7 @@
       </w:r>
       <w:r>
         <w:rPr>
-          <w:rFonts w:ascii="SimHei" w:hAnsi="SimHei" w:eastAsia="SimHei"/>
+          <w:rFonts w:ascii="Arial Unicode MS" w:hAnsi="Arial Unicode MS" w:eastAsia="Arial Unicode MS"/>
           <w:b w:val="0"/>
           <w:color w:val="59636E"/>
           <w:sz w:val="20"/>
@@ -219,7 +219,7 @@
             <w:r/>
             <w:r>
               <w:rPr>
-                <w:rFonts w:ascii="SimHei" w:hAnsi="SimHei" w:eastAsia="SimHei"/>
+                <w:rFonts w:ascii="Arial Unicode MS" w:hAnsi="Arial Unicode MS" w:eastAsia="Arial Unicode MS"/>
                 <w:b/>
                 <w:color w:val="FFFFFF"/>
                 <w:sz w:val="18"/>
@@ -247,7 +247,7 @@
             <w:r/>
             <w:r>
               <w:rPr>
-                <w:rFonts w:ascii="SimHei" w:hAnsi="SimHei" w:eastAsia="SimHei"/>
+                <w:rFonts w:ascii="Arial Unicode MS" w:hAnsi="Arial Unicode MS" w:eastAsia="Arial Unicode MS"/>
                 <w:b w:val="0"/>
                 <w:sz w:val="20"/>
               </w:rPr>
@@ -276,7 +276,7 @@
       </w:pPr>
       <w:r>
         <w:rPr>
-          <w:rFonts w:ascii="SimHei" w:hAnsi="SimHei" w:eastAsia="SimHei"/>
+          <w:rFonts w:ascii="Arial Unicode MS" w:hAnsi="Arial Unicode MS" w:eastAsia="Arial Unicode MS"/>
           <w:sz w:val="22"/>
         </w:rPr>
         <w:t>本 PRD 以当前已部署原型为基线，既记录现有能力，也定义下一阶段可上线产品需要满足的要求。界面中的演示数值仅用于说明信息架构与评测方式，不应被视为真实经营数据。</w:t>
@@ -288,7 +288,7 @@
       </w:pPr>
       <w:r>
         <w:rPr>
-          <w:rFonts w:ascii="SimHei" w:hAnsi="SimHei" w:eastAsia="SimHei"/>
+          <w:rFonts w:ascii="Arial Unicode MS" w:hAnsi="Arial Unicode MS" w:eastAsia="Arial Unicode MS"/>
           <w:color w:val="59636E"/>
           <w:sz w:val="22"/>
         </w:rPr>
@@ -314,7 +314,7 @@
       </w:pPr>
       <w:r>
         <w:rPr>
-          <w:rFonts w:ascii="SimHei" w:hAnsi="SimHei" w:eastAsia="SimHei"/>
+          <w:rFonts w:ascii="Arial Unicode MS" w:hAnsi="Arial Unicode MS" w:eastAsia="Arial Unicode MS"/>
           <w:sz w:val="22"/>
         </w:rPr>
         <w:t>ServicePilot 用于连接消费者咨询、企业知识、AI Agent、人工客服与治理流程。它解决的不是单一聊天机器人问题，而是企业在规模化使用生成式 AI 时常见的三类断裂：回答缺少依据、人工接管缺少上下文、优化没有闭环。产品以角色工作台组织工作：一线客服完成服务交付，主管控制风险与 SLA，知识运营维护可信内容，AI 运营改进模型与策略，系统管理员控制权限和审计。</w:t>
@@ -357,7 +357,7 @@
             <w:r/>
             <w:r>
               <w:rPr>
-                <w:rFonts w:ascii="SimHei" w:hAnsi="SimHei" w:eastAsia="SimHei"/>
+                <w:rFonts w:ascii="Arial Unicode MS" w:hAnsi="Arial Unicode MS" w:eastAsia="Arial Unicode MS"/>
                 <w:b/>
                 <w:color w:val="FFFFFF"/>
                 <w:sz w:val="18"/>
@@ -385,7 +385,7 @@
             <w:r/>
             <w:r>
               <w:rPr>
-                <w:rFonts w:ascii="SimHei" w:hAnsi="SimHei" w:eastAsia="SimHei"/>
+                <w:rFonts w:ascii="Arial Unicode MS" w:hAnsi="Arial Unicode MS" w:eastAsia="Arial Unicode MS"/>
                 <w:b w:val="0"/>
                 <w:sz w:val="20"/>
               </w:rPr>
@@ -424,7 +424,7 @@
       </w:pPr>
       <w:r>
         <w:rPr>
-          <w:rFonts w:ascii="SimHei" w:hAnsi="SimHei" w:eastAsia="SimHei"/>
+          <w:rFonts w:ascii="Arial Unicode MS" w:hAnsi="Arial Unicode MS" w:eastAsia="Arial Unicode MS"/>
           <w:sz w:val="21"/>
         </w:rPr>
         <w:t>一线客服：接管 AI 失败或高风险会话时，往往需要反复查订单、规则和历史，用户被迫重复描述。</w:t>
@@ -438,7 +438,7 @@
       </w:pPr>
       <w:r>
         <w:rPr>
-          <w:rFonts w:ascii="SimHei" w:hAnsi="SimHei" w:eastAsia="SimHei"/>
+          <w:rFonts w:ascii="Arial Unicode MS" w:hAnsi="Arial Unicode MS" w:eastAsia="Arial Unicode MS"/>
           <w:sz w:val="21"/>
         </w:rPr>
         <w:t>服务主管：难以及时发现 SLA 风险、知识错误和 AI 失败之间的关联，调度依赖人工经验。</w:t>
@@ -452,7 +452,7 @@
       </w:pPr>
       <w:r>
         <w:rPr>
-          <w:rFonts w:ascii="SimHei" w:hAnsi="SimHei" w:eastAsia="SimHei"/>
+          <w:rFonts w:ascii="Arial Unicode MS" w:hAnsi="Arial Unicode MS" w:eastAsia="Arial Unicode MS"/>
           <w:sz w:val="21"/>
         </w:rPr>
         <w:t>知识运营：业务资料分散、版本冲突、责任不清，发布后无法证明回答是否真的改善。</w:t>
@@ -466,7 +466,7 @@
       </w:pPr>
       <w:r>
         <w:rPr>
-          <w:rFonts w:ascii="SimHei" w:hAnsi="SimHei" w:eastAsia="SimHei"/>
+          <w:rFonts w:ascii="Arial Unicode MS" w:hAnsi="Arial Unicode MS" w:eastAsia="Arial Unicode MS"/>
           <w:sz w:val="21"/>
         </w:rPr>
         <w:t>AI 运营：无法快速判断失败来自意图识别、检索、知识、策略还是模型回答，优化容易只看单点指标。</w:t>
@@ -480,7 +480,7 @@
       </w:pPr>
       <w:r>
         <w:rPr>
-          <w:rFonts w:ascii="SimHei" w:hAnsi="SimHei" w:eastAsia="SimHei"/>
+          <w:rFonts w:ascii="Arial Unicode MS" w:hAnsi="Arial Unicode MS" w:eastAsia="Arial Unicode MS"/>
           <w:sz w:val="21"/>
         </w:rPr>
         <w:t>企业治理方：需要控制谁能修改策略、查看敏感数据、发布知识，以及在出错时追溯完整链路。</w:t>
@@ -500,7 +500,7 @@
       </w:pPr>
       <w:r>
         <w:rPr>
-          <w:rFonts w:ascii="SimHei" w:hAnsi="SimHei" w:eastAsia="SimHei"/>
+          <w:rFonts w:ascii="Arial Unicode MS" w:hAnsi="Arial Unicode MS" w:eastAsia="Arial Unicode MS"/>
           <w:sz w:val="22"/>
         </w:rPr>
         <w:t>原型已实现角色登录选择、会话与工单协作、已发布知识引用、知识运营的测试/复核/灰度流程、质检评测、策略配置、权限与审计页面。本次增量将体验用户端的提问、Agent 回复、知识引用、会话状态和转人工任务写入持久化数据，并让客服工作台从数据库读取和更新会话。工作台指标和部分审批状态仍不代表完整生产数据。</w:t>
@@ -512,7 +512,7 @@
       </w:pPr>
       <w:r>
         <w:rPr>
-          <w:rFonts w:ascii="SimHei" w:hAnsi="SimHei" w:eastAsia="SimHei"/>
+          <w:rFonts w:ascii="Arial Unicode MS" w:hAnsi="Arial Unicode MS" w:eastAsia="Arial Unicode MS"/>
           <w:color w:val="59636E"/>
           <w:sz w:val="22"/>
         </w:rPr>
@@ -543,7 +543,7 @@
       </w:pPr>
       <w:r>
         <w:rPr>
-          <w:rFonts w:ascii="SimHei" w:hAnsi="SimHei" w:eastAsia="SimHei"/>
+          <w:rFonts w:ascii="Arial Unicode MS" w:hAnsi="Arial Unicode MS" w:eastAsia="Arial Unicode MS"/>
           <w:sz w:val="21"/>
         </w:rPr>
         <w:t>让 Agent 的回答可追溯到已批准知识，并能识别不可自动处理的边界。</w:t>
@@ -557,7 +557,7 @@
       </w:pPr>
       <w:r>
         <w:rPr>
-          <w:rFonts w:ascii="SimHei" w:hAnsi="SimHei" w:eastAsia="SimHei"/>
+          <w:rFonts w:ascii="Arial Unicode MS" w:hAnsi="Arial Unicode MS" w:eastAsia="Arial Unicode MS"/>
           <w:sz w:val="21"/>
         </w:rPr>
         <w:t>让人工客服在接管时获得完整上下文、可核验事实与可编辑建议。</w:t>
@@ -571,7 +571,7 @@
       </w:pPr>
       <w:r>
         <w:rPr>
-          <w:rFonts w:ascii="SimHei" w:hAnsi="SimHei" w:eastAsia="SimHei"/>
+          <w:rFonts w:ascii="Arial Unicode MS" w:hAnsi="Arial Unicode MS" w:eastAsia="Arial Unicode MS"/>
           <w:sz w:val="21"/>
         </w:rPr>
         <w:t>让知识和策略变更必须经过测试、审批和可回退的发布流程。</w:t>
@@ -585,7 +585,7 @@
       </w:pPr>
       <w:r>
         <w:rPr>
-          <w:rFonts w:ascii="SimHei" w:hAnsi="SimHei" w:eastAsia="SimHei"/>
+          <w:rFonts w:ascii="Arial Unicode MS" w:hAnsi="Arial Unicode MS" w:eastAsia="Arial Unicode MS"/>
           <w:sz w:val="21"/>
         </w:rPr>
         <w:t>让运营人员从失败案例回溯到知识、策略或服务流程，并形成可量化改进闭环。</w:t>
@@ -607,7 +607,7 @@
       </w:pPr>
       <w:r>
         <w:rPr>
-          <w:rFonts w:ascii="SimHei" w:hAnsi="SimHei" w:eastAsia="SimHei"/>
+          <w:rFonts w:ascii="Arial Unicode MS" w:hAnsi="Arial Unicode MS" w:eastAsia="Arial Unicode MS"/>
           <w:sz w:val="21"/>
         </w:rPr>
         <w:t>企业登录、工作空间隔离、授权工作台选择与角色切换。</w:t>
@@ -621,7 +621,7 @@
       </w:pPr>
       <w:r>
         <w:rPr>
-          <w:rFonts w:ascii="SimHei" w:hAnsi="SimHei" w:eastAsia="SimHei"/>
+          <w:rFonts w:ascii="Arial Unicode MS" w:hAnsi="Arial Unicode MS" w:eastAsia="Arial Unicode MS"/>
           <w:sz w:val="21"/>
         </w:rPr>
         <w:t>一线客服会话接管、上下文核验、AI 协助、工单协同、结案与知识引用。</w:t>
@@ -635,7 +635,7 @@
       </w:pPr>
       <w:r>
         <w:rPr>
-          <w:rFonts w:ascii="SimHei" w:hAnsi="SimHei" w:eastAsia="SimHei"/>
+          <w:rFonts w:ascii="Arial Unicode MS" w:hAnsi="Arial Unicode MS" w:eastAsia="Arial Unicode MS"/>
           <w:sz w:val="21"/>
         </w:rPr>
         <w:t>服务主管运营总览、风险优先级、SLA 关注与跨角色协同入口。</w:t>
@@ -649,7 +649,7 @@
       </w:pPr>
       <w:r>
         <w:rPr>
-          <w:rFonts w:ascii="SimHei" w:hAnsi="SimHei" w:eastAsia="SimHei"/>
+          <w:rFonts w:ascii="Arial Unicode MS" w:hAnsi="Arial Unicode MS" w:eastAsia="Arial Unicode MS"/>
           <w:sz w:val="21"/>
         </w:rPr>
         <w:t>知识运营工作队列、资产库、来源导入、冲突识别、回答验证、双人复核与灰度发布原型。</w:t>
@@ -663,7 +663,7 @@
       </w:pPr>
       <w:r>
         <w:rPr>
-          <w:rFonts w:ascii="SimHei" w:hAnsi="SimHei" w:eastAsia="SimHei"/>
+          <w:rFonts w:ascii="Arial Unicode MS" w:hAnsi="Arial Unicode MS" w:eastAsia="Arial Unicode MS"/>
           <w:sz w:val="21"/>
         </w:rPr>
         <w:t>AI 运营质检评测、失败复核、策略中心、效果与成本分析。</w:t>
@@ -677,7 +677,7 @@
       </w:pPr>
       <w:r>
         <w:rPr>
-          <w:rFonts w:ascii="SimHei" w:hAnsi="SimHei" w:eastAsia="SimHei"/>
+          <w:rFonts w:ascii="Arial Unicode MS" w:hAnsi="Arial Unicode MS" w:eastAsia="Arial Unicode MS"/>
           <w:sz w:val="21"/>
         </w:rPr>
         <w:t>系统管理员资源权限、安全审计和策略治理界面。</w:t>
@@ -699,7 +699,7 @@
       </w:pPr>
       <w:r>
         <w:rPr>
-          <w:rFonts w:ascii="SimHei" w:hAnsi="SimHei" w:eastAsia="SimHei"/>
+          <w:rFonts w:ascii="Arial Unicode MS" w:hAnsi="Arial Unicode MS" w:eastAsia="Arial Unicode MS"/>
           <w:sz w:val="21"/>
         </w:rPr>
         <w:t>不在本期直接替代订单、支付、物流、CRM 或工单底层系统。</w:t>
@@ -713,7 +713,7 @@
       </w:pPr>
       <w:r>
         <w:rPr>
-          <w:rFonts w:ascii="SimHei" w:hAnsi="SimHei" w:eastAsia="SimHei"/>
+          <w:rFonts w:ascii="Arial Unicode MS" w:hAnsi="Arial Unicode MS" w:eastAsia="Arial Unicode MS"/>
           <w:sz w:val="21"/>
         </w:rPr>
         <w:t>不允许 Agent 无审批执行退款、赔付、账户或地址等高风险业务动作。</w:t>
@@ -727,7 +727,7 @@
       </w:pPr>
       <w:r>
         <w:rPr>
-          <w:rFonts w:ascii="SimHei" w:hAnsi="SimHei" w:eastAsia="SimHei"/>
+          <w:rFonts w:ascii="Arial Unicode MS" w:hAnsi="Arial Unicode MS" w:eastAsia="Arial Unicode MS"/>
           <w:sz w:val="21"/>
         </w:rPr>
         <w:t>不在本期建设面向消费者的独立后台；消费者端仅承担问答输入和体验验证。</w:t>
@@ -741,7 +741,7 @@
       </w:pPr>
       <w:r>
         <w:rPr>
-          <w:rFonts w:ascii="SimHei" w:hAnsi="SimHei" w:eastAsia="SimHei"/>
+          <w:rFonts w:ascii="Arial Unicode MS" w:hAnsi="Arial Unicode MS" w:eastAsia="Arial Unicode MS"/>
           <w:sz w:val="21"/>
         </w:rPr>
         <w:t>不将演示用测试、复核、灰度按钮描述为已持久化的企业审批系统。</w:t>
@@ -761,7 +761,7 @@
       </w:pPr>
       <w:r>
         <w:rPr>
-          <w:rFonts w:ascii="SimHei" w:hAnsi="SimHei" w:eastAsia="SimHei"/>
+          <w:rFonts w:ascii="Arial Unicode MS" w:hAnsi="Arial Unicode MS" w:eastAsia="Arial Unicode MS"/>
           <w:sz w:val="22"/>
         </w:rPr>
         <w:t>消费者是服务对象，不是本产品后台主用户。其咨询、凭证、满意度和追问构成改进闭环的输入。以下内部角色根据登录时的授权进入不同工作台。</w:t>
@@ -806,7 +806,7 @@
             <w:r/>
             <w:r>
               <w:rPr>
-                <w:rFonts w:ascii="SimHei" w:hAnsi="SimHei" w:eastAsia="SimHei"/>
+                <w:rFonts w:ascii="Arial Unicode MS" w:hAnsi="Arial Unicode MS" w:eastAsia="Arial Unicode MS"/>
                 <w:b/>
                 <w:color w:val="0B2545"/>
                 <w:sz w:val="18"/>
@@ -834,7 +834,7 @@
             <w:r/>
             <w:r>
               <w:rPr>
-                <w:rFonts w:ascii="SimHei" w:hAnsi="SimHei" w:eastAsia="SimHei"/>
+                <w:rFonts w:ascii="Arial Unicode MS" w:hAnsi="Arial Unicode MS" w:eastAsia="Arial Unicode MS"/>
                 <w:b/>
                 <w:color w:val="0B2545"/>
                 <w:sz w:val="18"/>
@@ -862,7 +862,7 @@
             <w:r/>
             <w:r>
               <w:rPr>
-                <w:rFonts w:ascii="SimHei" w:hAnsi="SimHei" w:eastAsia="SimHei"/>
+                <w:rFonts w:ascii="Arial Unicode MS" w:hAnsi="Arial Unicode MS" w:eastAsia="Arial Unicode MS"/>
                 <w:b/>
                 <w:color w:val="0B2545"/>
                 <w:sz w:val="18"/>
@@ -890,7 +890,7 @@
             <w:r/>
             <w:r>
               <w:rPr>
-                <w:rFonts w:ascii="SimHei" w:hAnsi="SimHei" w:eastAsia="SimHei"/>
+                <w:rFonts w:ascii="Arial Unicode MS" w:hAnsi="Arial Unicode MS" w:eastAsia="Arial Unicode MS"/>
                 <w:b/>
                 <w:color w:val="0B2545"/>
                 <w:sz w:val="18"/>
@@ -915,7 +915,7 @@
             <w:r/>
             <w:r>
               <w:rPr>
-                <w:rFonts w:ascii="SimHei" w:hAnsi="SimHei" w:eastAsia="SimHei"/>
+                <w:rFonts w:ascii="Arial Unicode MS" w:hAnsi="Arial Unicode MS" w:eastAsia="Arial Unicode MS"/>
                 <w:b w:val="0"/>
                 <w:sz w:val="18"/>
               </w:rPr>
@@ -934,7 +934,7 @@
             <w:r/>
             <w:r>
               <w:rPr>
-                <w:rFonts w:ascii="SimHei" w:hAnsi="SimHei" w:eastAsia="SimHei"/>
+                <w:rFonts w:ascii="Arial Unicode MS" w:hAnsi="Arial Unicode MS" w:eastAsia="Arial Unicode MS"/>
                 <w:b w:val="0"/>
                 <w:sz w:val="18"/>
               </w:rPr>
@@ -953,7 +953,7 @@
             <w:r/>
             <w:r>
               <w:rPr>
-                <w:rFonts w:ascii="SimHei" w:hAnsi="SimHei" w:eastAsia="SimHei"/>
+                <w:rFonts w:ascii="Arial Unicode MS" w:hAnsi="Arial Unicode MS" w:eastAsia="Arial Unicode MS"/>
                 <w:b w:val="0"/>
                 <w:sz w:val="18"/>
               </w:rPr>
@@ -972,7 +972,7 @@
             <w:r/>
             <w:r>
               <w:rPr>
-                <w:rFonts w:ascii="SimHei" w:hAnsi="SimHei" w:eastAsia="SimHei"/>
+                <w:rFonts w:ascii="Arial Unicode MS" w:hAnsi="Arial Unicode MS" w:eastAsia="Arial Unicode MS"/>
                 <w:b w:val="0"/>
                 <w:sz w:val="18"/>
               </w:rPr>
@@ -996,7 +996,7 @@
             <w:r/>
             <w:r>
               <w:rPr>
-                <w:rFonts w:ascii="SimHei" w:hAnsi="SimHei" w:eastAsia="SimHei"/>
+                <w:rFonts w:ascii="Arial Unicode MS" w:hAnsi="Arial Unicode MS" w:eastAsia="Arial Unicode MS"/>
                 <w:b w:val="0"/>
                 <w:sz w:val="18"/>
               </w:rPr>
@@ -1015,7 +1015,7 @@
             <w:r/>
             <w:r>
               <w:rPr>
-                <w:rFonts w:ascii="SimHei" w:hAnsi="SimHei" w:eastAsia="SimHei"/>
+                <w:rFonts w:ascii="Arial Unicode MS" w:hAnsi="Arial Unicode MS" w:eastAsia="Arial Unicode MS"/>
                 <w:b w:val="0"/>
                 <w:sz w:val="18"/>
               </w:rPr>
@@ -1034,7 +1034,7 @@
             <w:r/>
             <w:r>
               <w:rPr>
-                <w:rFonts w:ascii="SimHei" w:hAnsi="SimHei" w:eastAsia="SimHei"/>
+                <w:rFonts w:ascii="Arial Unicode MS" w:hAnsi="Arial Unicode MS" w:eastAsia="Arial Unicode MS"/>
                 <w:b w:val="0"/>
                 <w:sz w:val="18"/>
               </w:rPr>
@@ -1053,7 +1053,7 @@
             <w:r/>
             <w:r>
               <w:rPr>
-                <w:rFonts w:ascii="SimHei" w:hAnsi="SimHei" w:eastAsia="SimHei"/>
+                <w:rFonts w:ascii="Arial Unicode MS" w:hAnsi="Arial Unicode MS" w:eastAsia="Arial Unicode MS"/>
                 <w:b w:val="0"/>
                 <w:sz w:val="18"/>
               </w:rPr>
@@ -1077,7 +1077,7 @@
             <w:r/>
             <w:r>
               <w:rPr>
-                <w:rFonts w:ascii="SimHei" w:hAnsi="SimHei" w:eastAsia="SimHei"/>
+                <w:rFonts w:ascii="Arial Unicode MS" w:hAnsi="Arial Unicode MS" w:eastAsia="Arial Unicode MS"/>
                 <w:b w:val="0"/>
                 <w:sz w:val="18"/>
               </w:rPr>
@@ -1096,7 +1096,7 @@
             <w:r/>
             <w:r>
               <w:rPr>
-                <w:rFonts w:ascii="SimHei" w:hAnsi="SimHei" w:eastAsia="SimHei"/>
+                <w:rFonts w:ascii="Arial Unicode MS" w:hAnsi="Arial Unicode MS" w:eastAsia="Arial Unicode MS"/>
                 <w:b w:val="0"/>
                 <w:sz w:val="18"/>
               </w:rPr>
@@ -1115,7 +1115,7 @@
             <w:r/>
             <w:r>
               <w:rPr>
-                <w:rFonts w:ascii="SimHei" w:hAnsi="SimHei" w:eastAsia="SimHei"/>
+                <w:rFonts w:ascii="Arial Unicode MS" w:hAnsi="Arial Unicode MS" w:eastAsia="Arial Unicode MS"/>
                 <w:b w:val="0"/>
                 <w:sz w:val="18"/>
               </w:rPr>
@@ -1134,7 +1134,7 @@
             <w:r/>
             <w:r>
               <w:rPr>
-                <w:rFonts w:ascii="SimHei" w:hAnsi="SimHei" w:eastAsia="SimHei"/>
+                <w:rFonts w:ascii="Arial Unicode MS" w:hAnsi="Arial Unicode MS" w:eastAsia="Arial Unicode MS"/>
                 <w:b w:val="0"/>
                 <w:sz w:val="18"/>
               </w:rPr>
@@ -1158,7 +1158,7 @@
             <w:r/>
             <w:r>
               <w:rPr>
-                <w:rFonts w:ascii="SimHei" w:hAnsi="SimHei" w:eastAsia="SimHei"/>
+                <w:rFonts w:ascii="Arial Unicode MS" w:hAnsi="Arial Unicode MS" w:eastAsia="Arial Unicode MS"/>
                 <w:b w:val="0"/>
                 <w:sz w:val="18"/>
               </w:rPr>
@@ -1177,7 +1177,7 @@
             <w:r/>
             <w:r>
               <w:rPr>
-                <w:rFonts w:ascii="SimHei" w:hAnsi="SimHei" w:eastAsia="SimHei"/>
+                <w:rFonts w:ascii="Arial Unicode MS" w:hAnsi="Arial Unicode MS" w:eastAsia="Arial Unicode MS"/>
                 <w:b w:val="0"/>
                 <w:sz w:val="18"/>
               </w:rPr>
@@ -1196,7 +1196,7 @@
             <w:r/>
             <w:r>
               <w:rPr>
-                <w:rFonts w:ascii="SimHei" w:hAnsi="SimHei" w:eastAsia="SimHei"/>
+                <w:rFonts w:ascii="Arial Unicode MS" w:hAnsi="Arial Unicode MS" w:eastAsia="Arial Unicode MS"/>
                 <w:b w:val="0"/>
                 <w:sz w:val="18"/>
               </w:rPr>
@@ -1215,7 +1215,7 @@
             <w:r/>
             <w:r>
               <w:rPr>
-                <w:rFonts w:ascii="SimHei" w:hAnsi="SimHei" w:eastAsia="SimHei"/>
+                <w:rFonts w:ascii="Arial Unicode MS" w:hAnsi="Arial Unicode MS" w:eastAsia="Arial Unicode MS"/>
                 <w:b w:val="0"/>
                 <w:sz w:val="18"/>
               </w:rPr>
@@ -1239,7 +1239,7 @@
             <w:r/>
             <w:r>
               <w:rPr>
-                <w:rFonts w:ascii="SimHei" w:hAnsi="SimHei" w:eastAsia="SimHei"/>
+                <w:rFonts w:ascii="Arial Unicode MS" w:hAnsi="Arial Unicode MS" w:eastAsia="Arial Unicode MS"/>
                 <w:b w:val="0"/>
                 <w:sz w:val="18"/>
               </w:rPr>
@@ -1258,7 +1258,7 @@
             <w:r/>
             <w:r>
               <w:rPr>
-                <w:rFonts w:ascii="SimHei" w:hAnsi="SimHei" w:eastAsia="SimHei"/>
+                <w:rFonts w:ascii="Arial Unicode MS" w:hAnsi="Arial Unicode MS" w:eastAsia="Arial Unicode MS"/>
                 <w:b w:val="0"/>
                 <w:sz w:val="18"/>
               </w:rPr>
@@ -1277,7 +1277,7 @@
             <w:r/>
             <w:r>
               <w:rPr>
-                <w:rFonts w:ascii="SimHei" w:hAnsi="SimHei" w:eastAsia="SimHei"/>
+                <w:rFonts w:ascii="Arial Unicode MS" w:hAnsi="Arial Unicode MS" w:eastAsia="Arial Unicode MS"/>
                 <w:b w:val="0"/>
                 <w:sz w:val="18"/>
               </w:rPr>
@@ -1296,7 +1296,7 @@
             <w:r/>
             <w:r>
               <w:rPr>
-                <w:rFonts w:ascii="SimHei" w:hAnsi="SimHei" w:eastAsia="SimHei"/>
+                <w:rFonts w:ascii="Arial Unicode MS" w:hAnsi="Arial Unicode MS" w:eastAsia="Arial Unicode MS"/>
                 <w:b w:val="0"/>
                 <w:sz w:val="18"/>
               </w:rPr>
@@ -1317,7 +1317,7 @@
       </w:pPr>
       <w:r>
         <w:rPr>
-          <w:rFonts w:ascii="SimHei" w:hAnsi="SimHei" w:eastAsia="SimHei"/>
+          <w:rFonts w:ascii="Arial Unicode MS" w:hAnsi="Arial Unicode MS" w:eastAsia="Arial Unicode MS"/>
           <w:color w:val="59636E"/>
           <w:sz w:val="22"/>
         </w:rPr>
@@ -1340,7 +1340,7 @@
       </w:pPr>
       <w:r>
         <w:rPr>
-          <w:rFonts w:ascii="SimHei" w:hAnsi="SimHei" w:eastAsia="SimHei"/>
+          <w:rFonts w:ascii="Arial Unicode MS" w:hAnsi="Arial Unicode MS" w:eastAsia="Arial Unicode MS"/>
           <w:sz w:val="21"/>
         </w:rPr>
         <w:t>消费者发起咨询，Agent 识别意图、检索可信知识、执行风险校验并生成回答。</w:t>
@@ -1354,7 +1354,7 @@
       </w:pPr>
       <w:r>
         <w:rPr>
-          <w:rFonts w:ascii="SimHei" w:hAnsi="SimHei" w:eastAsia="SimHei"/>
+          <w:rFonts w:ascii="Arial Unicode MS" w:hAnsi="Arial Unicode MS" w:eastAsia="Arial Unicode MS"/>
           <w:sz w:val="21"/>
         </w:rPr>
         <w:t>低置信度、高风险、需要身份核验或无法承诺的场景转交一线客服，并保留会话摘要、事实和知识版本。</w:t>
@@ -1368,7 +1368,7 @@
       </w:pPr>
       <w:r>
         <w:rPr>
-          <w:rFonts w:ascii="SimHei" w:hAnsi="SimHei" w:eastAsia="SimHei"/>
+          <w:rFonts w:ascii="Arial Unicode MS" w:hAnsi="Arial Unicode MS" w:eastAsia="Arial Unicode MS"/>
           <w:sz w:val="21"/>
         </w:rPr>
         <w:t>一线客服处理、建单、升级或结案；其对建议、摘要和知识的反馈进入质检与治理队列。</w:t>
@@ -1382,7 +1382,7 @@
       </w:pPr>
       <w:r>
         <w:rPr>
-          <w:rFonts w:ascii="SimHei" w:hAnsi="SimHei" w:eastAsia="SimHei"/>
+          <w:rFonts w:ascii="Arial Unicode MS" w:hAnsi="Arial Unicode MS" w:eastAsia="Arial Unicode MS"/>
           <w:sz w:val="21"/>
         </w:rPr>
         <w:t>服务主管按 SLA、风险和业务影响调度资源，并推动跨角色问题处理。</w:t>
@@ -1396,7 +1396,7 @@
       </w:pPr>
       <w:r>
         <w:rPr>
-          <w:rFonts w:ascii="SimHei" w:hAnsi="SimHei" w:eastAsia="SimHei"/>
+          <w:rFonts w:ascii="Arial Unicode MS" w:hAnsi="Arial Unicode MS" w:eastAsia="Arial Unicode MS"/>
           <w:sz w:val="21"/>
         </w:rPr>
         <w:t>知识运营修复缺口与冲突；AI 运营定位评测失败并调整检索、模型或策略。</w:t>
@@ -1410,7 +1410,7 @@
       </w:pPr>
       <w:r>
         <w:rPr>
-          <w:rFonts w:ascii="SimHei" w:hAnsi="SimHei" w:eastAsia="SimHei"/>
+          <w:rFonts w:ascii="Arial Unicode MS" w:hAnsi="Arial Unicode MS" w:eastAsia="Arial Unicode MS"/>
           <w:sz w:val="21"/>
         </w:rPr>
         <w:t>经过测试、双人复核和灰度观察后发布；管理员对权限和审计链路进行治理。</w:t>
@@ -1453,7 +1453,7 @@
             <w:r/>
             <w:r>
               <w:rPr>
-                <w:rFonts w:ascii="SimHei" w:hAnsi="SimHei" w:eastAsia="SimHei"/>
+                <w:rFonts w:ascii="Arial Unicode MS" w:hAnsi="Arial Unicode MS" w:eastAsia="Arial Unicode MS"/>
                 <w:b/>
                 <w:color w:val="FFFFFF"/>
                 <w:sz w:val="18"/>
@@ -1481,7 +1481,7 @@
             <w:r/>
             <w:r>
               <w:rPr>
-                <w:rFonts w:ascii="SimHei" w:hAnsi="SimHei" w:eastAsia="SimHei"/>
+                <w:rFonts w:ascii="Arial Unicode MS" w:hAnsi="Arial Unicode MS" w:eastAsia="Arial Unicode MS"/>
                 <w:b w:val="0"/>
                 <w:sz w:val="20"/>
               </w:rPr>
@@ -1551,7 +1551,7 @@
             <w:r/>
             <w:r>
               <w:rPr>
-                <w:rFonts w:ascii="SimHei" w:hAnsi="SimHei" w:eastAsia="SimHei"/>
+                <w:rFonts w:ascii="Arial Unicode MS" w:hAnsi="Arial Unicode MS" w:eastAsia="Arial Unicode MS"/>
                 <w:b/>
                 <w:color w:val="0B2545"/>
                 <w:sz w:val="18"/>
@@ -1579,7 +1579,7 @@
             <w:r/>
             <w:r>
               <w:rPr>
-                <w:rFonts w:ascii="SimHei" w:hAnsi="SimHei" w:eastAsia="SimHei"/>
+                <w:rFonts w:ascii="Arial Unicode MS" w:hAnsi="Arial Unicode MS" w:eastAsia="Arial Unicode MS"/>
                 <w:b/>
                 <w:color w:val="0B2545"/>
                 <w:sz w:val="18"/>
@@ -1607,7 +1607,7 @@
             <w:r/>
             <w:r>
               <w:rPr>
-                <w:rFonts w:ascii="SimHei" w:hAnsi="SimHei" w:eastAsia="SimHei"/>
+                <w:rFonts w:ascii="Arial Unicode MS" w:hAnsi="Arial Unicode MS" w:eastAsia="Arial Unicode MS"/>
                 <w:b/>
                 <w:color w:val="0B2545"/>
                 <w:sz w:val="18"/>
@@ -1635,7 +1635,7 @@
             <w:r/>
             <w:r>
               <w:rPr>
-                <w:rFonts w:ascii="SimHei" w:hAnsi="SimHei" w:eastAsia="SimHei"/>
+                <w:rFonts w:ascii="Arial Unicode MS" w:hAnsi="Arial Unicode MS" w:eastAsia="Arial Unicode MS"/>
                 <w:b/>
                 <w:color w:val="0B2545"/>
                 <w:sz w:val="18"/>
@@ -1660,7 +1660,7 @@
             <w:r/>
             <w:r>
               <w:rPr>
-                <w:rFonts w:ascii="SimHei" w:hAnsi="SimHei" w:eastAsia="SimHei"/>
+                <w:rFonts w:ascii="Arial Unicode MS" w:hAnsi="Arial Unicode MS" w:eastAsia="Arial Unicode MS"/>
                 <w:b w:val="0"/>
                 <w:sz w:val="18"/>
               </w:rPr>
@@ -1679,7 +1679,7 @@
             <w:r/>
             <w:r>
               <w:rPr>
-                <w:rFonts w:ascii="SimHei" w:hAnsi="SimHei" w:eastAsia="SimHei"/>
+                <w:rFonts w:ascii="Arial Unicode MS" w:hAnsi="Arial Unicode MS" w:eastAsia="Arial Unicode MS"/>
                 <w:b w:val="0"/>
                 <w:sz w:val="18"/>
               </w:rPr>
@@ -1698,7 +1698,7 @@
             <w:r/>
             <w:r>
               <w:rPr>
-                <w:rFonts w:ascii="SimHei" w:hAnsi="SimHei" w:eastAsia="SimHei"/>
+                <w:rFonts w:ascii="Arial Unicode MS" w:hAnsi="Arial Unicode MS" w:eastAsia="Arial Unicode MS"/>
                 <w:b w:val="0"/>
                 <w:sz w:val="18"/>
               </w:rPr>
@@ -1717,7 +1717,7 @@
             <w:r/>
             <w:r>
               <w:rPr>
-                <w:rFonts w:ascii="SimHei" w:hAnsi="SimHei" w:eastAsia="SimHei"/>
+                <w:rFonts w:ascii="Arial Unicode MS" w:hAnsi="Arial Unicode MS" w:eastAsia="Arial Unicode MS"/>
                 <w:b w:val="0"/>
                 <w:sz w:val="18"/>
               </w:rPr>
@@ -1741,7 +1741,7 @@
             <w:r/>
             <w:r>
               <w:rPr>
-                <w:rFonts w:ascii="SimHei" w:hAnsi="SimHei" w:eastAsia="SimHei"/>
+                <w:rFonts w:ascii="Arial Unicode MS" w:hAnsi="Arial Unicode MS" w:eastAsia="Arial Unicode MS"/>
                 <w:b w:val="0"/>
                 <w:sz w:val="18"/>
               </w:rPr>
@@ -1760,7 +1760,7 @@
             <w:r/>
             <w:r>
               <w:rPr>
-                <w:rFonts w:ascii="SimHei" w:hAnsi="SimHei" w:eastAsia="SimHei"/>
+                <w:rFonts w:ascii="Arial Unicode MS" w:hAnsi="Arial Unicode MS" w:eastAsia="Arial Unicode MS"/>
                 <w:b w:val="0"/>
                 <w:sz w:val="18"/>
               </w:rPr>
@@ -1779,7 +1779,7 @@
             <w:r/>
             <w:r>
               <w:rPr>
-                <w:rFonts w:ascii="SimHei" w:hAnsi="SimHei" w:eastAsia="SimHei"/>
+                <w:rFonts w:ascii="Arial Unicode MS" w:hAnsi="Arial Unicode MS" w:eastAsia="Arial Unicode MS"/>
                 <w:b w:val="0"/>
                 <w:sz w:val="18"/>
               </w:rPr>
@@ -1798,7 +1798,7 @@
             <w:r/>
             <w:r>
               <w:rPr>
-                <w:rFonts w:ascii="SimHei" w:hAnsi="SimHei" w:eastAsia="SimHei"/>
+                <w:rFonts w:ascii="Arial Unicode MS" w:hAnsi="Arial Unicode MS" w:eastAsia="Arial Unicode MS"/>
                 <w:b w:val="0"/>
                 <w:sz w:val="18"/>
               </w:rPr>
@@ -1822,7 +1822,7 @@
             <w:r/>
             <w:r>
               <w:rPr>
-                <w:rFonts w:ascii="SimHei" w:hAnsi="SimHei" w:eastAsia="SimHei"/>
+                <w:rFonts w:ascii="Arial Unicode MS" w:hAnsi="Arial Unicode MS" w:eastAsia="Arial Unicode MS"/>
                 <w:b w:val="0"/>
                 <w:sz w:val="18"/>
               </w:rPr>
@@ -1841,7 +1841,7 @@
             <w:r/>
             <w:r>
               <w:rPr>
-                <w:rFonts w:ascii="SimHei" w:hAnsi="SimHei" w:eastAsia="SimHei"/>
+                <w:rFonts w:ascii="Arial Unicode MS" w:hAnsi="Arial Unicode MS" w:eastAsia="Arial Unicode MS"/>
                 <w:b w:val="0"/>
                 <w:sz w:val="18"/>
               </w:rPr>
@@ -1860,7 +1860,7 @@
             <w:r/>
             <w:r>
               <w:rPr>
-                <w:rFonts w:ascii="SimHei" w:hAnsi="SimHei" w:eastAsia="SimHei"/>
+                <w:rFonts w:ascii="Arial Unicode MS" w:hAnsi="Arial Unicode MS" w:eastAsia="Arial Unicode MS"/>
                 <w:b w:val="0"/>
                 <w:sz w:val="18"/>
               </w:rPr>
@@ -1879,7 +1879,7 @@
             <w:r/>
             <w:r>
               <w:rPr>
-                <w:rFonts w:ascii="SimHei" w:hAnsi="SimHei" w:eastAsia="SimHei"/>
+                <w:rFonts w:ascii="Arial Unicode MS" w:hAnsi="Arial Unicode MS" w:eastAsia="Arial Unicode MS"/>
                 <w:b w:val="0"/>
                 <w:sz w:val="18"/>
               </w:rPr>
@@ -1903,7 +1903,7 @@
             <w:r/>
             <w:r>
               <w:rPr>
-                <w:rFonts w:ascii="SimHei" w:hAnsi="SimHei" w:eastAsia="SimHei"/>
+                <w:rFonts w:ascii="Arial Unicode MS" w:hAnsi="Arial Unicode MS" w:eastAsia="Arial Unicode MS"/>
                 <w:b w:val="0"/>
                 <w:sz w:val="18"/>
               </w:rPr>
@@ -1922,7 +1922,7 @@
             <w:r/>
             <w:r>
               <w:rPr>
-                <w:rFonts w:ascii="SimHei" w:hAnsi="SimHei" w:eastAsia="SimHei"/>
+                <w:rFonts w:ascii="Arial Unicode MS" w:hAnsi="Arial Unicode MS" w:eastAsia="Arial Unicode MS"/>
                 <w:b w:val="0"/>
                 <w:sz w:val="18"/>
               </w:rPr>
@@ -1941,7 +1941,7 @@
             <w:r/>
             <w:r>
               <w:rPr>
-                <w:rFonts w:ascii="SimHei" w:hAnsi="SimHei" w:eastAsia="SimHei"/>
+                <w:rFonts w:ascii="Arial Unicode MS" w:hAnsi="Arial Unicode MS" w:eastAsia="Arial Unicode MS"/>
                 <w:b w:val="0"/>
                 <w:sz w:val="18"/>
               </w:rPr>
@@ -1960,7 +1960,7 @@
             <w:r/>
             <w:r>
               <w:rPr>
-                <w:rFonts w:ascii="SimHei" w:hAnsi="SimHei" w:eastAsia="SimHei"/>
+                <w:rFonts w:ascii="Arial Unicode MS" w:hAnsi="Arial Unicode MS" w:eastAsia="Arial Unicode MS"/>
                 <w:b w:val="0"/>
                 <w:sz w:val="18"/>
               </w:rPr>
@@ -1984,7 +1984,7 @@
             <w:r/>
             <w:r>
               <w:rPr>
-                <w:rFonts w:ascii="SimHei" w:hAnsi="SimHei" w:eastAsia="SimHei"/>
+                <w:rFonts w:ascii="Arial Unicode MS" w:hAnsi="Arial Unicode MS" w:eastAsia="Arial Unicode MS"/>
                 <w:b w:val="0"/>
                 <w:sz w:val="18"/>
               </w:rPr>
@@ -2003,7 +2003,7 @@
             <w:r/>
             <w:r>
               <w:rPr>
-                <w:rFonts w:ascii="SimHei" w:hAnsi="SimHei" w:eastAsia="SimHei"/>
+                <w:rFonts w:ascii="Arial Unicode MS" w:hAnsi="Arial Unicode MS" w:eastAsia="Arial Unicode MS"/>
                 <w:b w:val="0"/>
                 <w:sz w:val="18"/>
               </w:rPr>
@@ -2022,7 +2022,7 @@
             <w:r/>
             <w:r>
               <w:rPr>
-                <w:rFonts w:ascii="SimHei" w:hAnsi="SimHei" w:eastAsia="SimHei"/>
+                <w:rFonts w:ascii="Arial Unicode MS" w:hAnsi="Arial Unicode MS" w:eastAsia="Arial Unicode MS"/>
                 <w:b w:val="0"/>
                 <w:sz w:val="18"/>
               </w:rPr>
@@ -2041,11 +2041,254 @@
             <w:r/>
             <w:r>
               <w:rPr>
-                <w:rFonts w:ascii="SimHei" w:hAnsi="SimHei" w:eastAsia="SimHei"/>
+                <w:rFonts w:ascii="Arial Unicode MS" w:hAnsi="Arial Unicode MS" w:eastAsia="Arial Unicode MS"/>
                 <w:b w:val="0"/>
                 <w:sz w:val="18"/>
               </w:rPr>
               <w:t>会话状态变为待接管；客服刷新或轮询后能看到用户原问、AI 回复、依据和摘要。</w:t>
+            </w:r>
+          </w:p>
+        </w:tc>
+      </w:tr>
+      <w:tr>
+        <w:trPr>
+          <w:cantSplit w:val="true"/>
+        </w:trPr>
+        <w:tc>
+          <w:tcPr>
+            <w:tcW w:type="dxa" w:w="850"/>
+          </w:tcPr>
+          <w:p>
+            <w:pPr>
+              <w:spacing w:before="0" w:after="0" w:line="252" w:lineRule="auto"/>
+            </w:pPr>
+            <w:r/>
+            <w:r>
+              <w:rPr>
+                <w:rFonts w:ascii="Arial Unicode MS" w:hAnsi="Arial Unicode MS" w:eastAsia="Arial Unicode MS"/>
+                <w:b w:val="0"/>
+                <w:sz w:val="18"/>
+              </w:rPr>
+              <w:t>FR-06</w:t>
+            </w:r>
+          </w:p>
+        </w:tc>
+        <w:tc>
+          <w:tcPr>
+            <w:tcW w:type="dxa" w:w="3700"/>
+          </w:tcPr>
+          <w:p>
+            <w:pPr>
+              <w:spacing w:before="0" w:after="0" w:line="252" w:lineRule="auto"/>
+            </w:pPr>
+            <w:r/>
+            <w:r>
+              <w:rPr>
+                <w:rFonts w:ascii="Arial Unicode MS" w:hAnsi="Arial Unicode MS" w:eastAsia="Arial Unicode MS"/>
+                <w:b w:val="0"/>
+                <w:sz w:val="18"/>
+              </w:rPr>
+              <w:t>消费者端以真实客服会话呈现多角色测试入口，支持长期会话列表、历史消息恢复和人工回复回传。</w:t>
+            </w:r>
+          </w:p>
+        </w:tc>
+        <w:tc>
+          <w:tcPr>
+            <w:tcW w:type="dxa" w:w="700"/>
+          </w:tcPr>
+          <w:p>
+            <w:pPr>
+              <w:spacing w:before="0" w:after="0" w:line="252" w:lineRule="auto"/>
+            </w:pPr>
+            <w:r/>
+            <w:r>
+              <w:rPr>
+                <w:rFonts w:ascii="Arial Unicode MS" w:hAnsi="Arial Unicode MS" w:eastAsia="Arial Unicode MS"/>
+                <w:b w:val="0"/>
+                <w:sz w:val="18"/>
+              </w:rPr>
+              <w:t>P0</w:t>
+            </w:r>
+          </w:p>
+        </w:tc>
+        <w:tc>
+          <w:tcPr>
+            <w:tcW w:type="dxa" w:w="4110"/>
+          </w:tcPr>
+          <w:p>
+            <w:pPr>
+              <w:spacing w:before="0" w:after="0" w:line="252" w:lineRule="auto"/>
+            </w:pPr>
+            <w:r/>
+            <w:r>
+              <w:rPr>
+                <w:rFonts w:ascii="Arial Unicode MS" w:hAnsi="Arial Unicode MS" w:eastAsia="Arial Unicode MS"/>
+                <w:b w:val="0"/>
+                <w:sz w:val="18"/>
+              </w:rPr>
+              <w:t>用户可选择测试身份、切换历史会话或新建会话；用户端不展示 Agent/模型内部术语；客服消息在同一会话中实时可见；历史记录不因短期状态过期而消失。</w:t>
+            </w:r>
+          </w:p>
+        </w:tc>
+      </w:tr>
+      <w:tr>
+        <w:trPr>
+          <w:cantSplit w:val="true"/>
+        </w:trPr>
+        <w:tc>
+          <w:tcPr>
+            <w:tcW w:type="dxa" w:w="850"/>
+          </w:tcPr>
+          <w:p>
+            <w:pPr>
+              <w:spacing w:before="0" w:after="0" w:line="252" w:lineRule="auto"/>
+            </w:pPr>
+            <w:r/>
+            <w:r>
+              <w:rPr>
+                <w:rFonts w:ascii="Arial Unicode MS" w:hAnsi="Arial Unicode MS" w:eastAsia="Arial Unicode MS"/>
+                <w:b w:val="0"/>
+                <w:sz w:val="18"/>
+              </w:rPr>
+              <w:t>FR-07</w:t>
+            </w:r>
+          </w:p>
+        </w:tc>
+        <w:tc>
+          <w:tcPr>
+            <w:tcW w:type="dxa" w:w="3700"/>
+          </w:tcPr>
+          <w:p>
+            <w:pPr>
+              <w:spacing w:before="0" w:after="0" w:line="252" w:lineRule="auto"/>
+            </w:pPr>
+            <w:r/>
+            <w:r>
+              <w:rPr>
+                <w:rFonts w:ascii="Arial Unicode MS" w:hAnsi="Arial Unicode MS" w:eastAsia="Arial Unicode MS"/>
+                <w:b w:val="0"/>
+                <w:sz w:val="18"/>
+              </w:rPr>
+              <w:t>生产租户与测试租户隔离；生产租户默认从空数据开始，测试种子仅通过显式测试通道加载。</w:t>
+            </w:r>
+          </w:p>
+        </w:tc>
+        <w:tc>
+          <w:tcPr>
+            <w:tcW w:type="dxa" w:w="700"/>
+          </w:tcPr>
+          <w:p>
+            <w:pPr>
+              <w:spacing w:before="0" w:after="0" w:line="252" w:lineRule="auto"/>
+            </w:pPr>
+            <w:r/>
+            <w:r>
+              <w:rPr>
+                <w:rFonts w:ascii="Arial Unicode MS" w:hAnsi="Arial Unicode MS" w:eastAsia="Arial Unicode MS"/>
+                <w:b w:val="0"/>
+                <w:sz w:val="18"/>
+              </w:rPr>
+              <w:t>P0</w:t>
+            </w:r>
+          </w:p>
+        </w:tc>
+        <w:tc>
+          <w:tcPr>
+            <w:tcW w:type="dxa" w:w="4110"/>
+          </w:tcPr>
+          <w:p>
+            <w:pPr>
+              <w:spacing w:before="0" w:after="0" w:line="252" w:lineRule="auto"/>
+            </w:pPr>
+            <w:r/>
+            <w:r>
+              <w:rPr>
+                <w:rFonts w:ascii="Arial Unicode MS" w:hAnsi="Arial Unicode MS" w:eastAsia="Arial Unicode MS"/>
+                <w:b w:val="0"/>
+                <w:sz w:val="18"/>
+              </w:rPr>
+              <w:t>生产请求不会读取演示知识、会话、工单或业务事实；响应和数据库记录带租户与来源标识。</w:t>
+            </w:r>
+          </w:p>
+        </w:tc>
+      </w:tr>
+      <w:tr>
+        <w:trPr>
+          <w:cantSplit w:val="true"/>
+        </w:trPr>
+        <w:tc>
+          <w:tcPr>
+            <w:tcW w:type="dxa" w:w="850"/>
+          </w:tcPr>
+          <w:p>
+            <w:pPr>
+              <w:spacing w:before="0" w:after="0" w:line="252" w:lineRule="auto"/>
+            </w:pPr>
+            <w:r/>
+            <w:r>
+              <w:rPr>
+                <w:rFonts w:ascii="Arial Unicode MS" w:hAnsi="Arial Unicode MS" w:eastAsia="Arial Unicode MS"/>
+                <w:b w:val="0"/>
+                <w:sz w:val="18"/>
+              </w:rPr>
+              <w:t>FR-08</w:t>
+            </w:r>
+          </w:p>
+        </w:tc>
+        <w:tc>
+          <w:tcPr>
+            <w:tcW w:type="dxa" w:w="3700"/>
+          </w:tcPr>
+          <w:p>
+            <w:pPr>
+              <w:spacing w:before="0" w:after="0" w:line="252" w:lineRule="auto"/>
+            </w:pPr>
+            <w:r/>
+            <w:r>
+              <w:rPr>
+                <w:rFonts w:ascii="Arial Unicode MS" w:hAnsi="Arial Unicode MS" w:eastAsia="Arial Unicode MS"/>
+                <w:b w:val="0"/>
+                <w:sz w:val="18"/>
+              </w:rPr>
+              <w:t>每次 Agent 请求记录 traceId、模型、知识来源、工具来源、失败码和数据新鲜度。</w:t>
+            </w:r>
+          </w:p>
+        </w:tc>
+        <w:tc>
+          <w:tcPr>
+            <w:tcW w:type="dxa" w:w="700"/>
+          </w:tcPr>
+          <w:p>
+            <w:pPr>
+              <w:spacing w:before="0" w:after="0" w:line="252" w:lineRule="auto"/>
+            </w:pPr>
+            <w:r/>
+            <w:r>
+              <w:rPr>
+                <w:rFonts w:ascii="Arial Unicode MS" w:hAnsi="Arial Unicode MS" w:eastAsia="Arial Unicode MS"/>
+                <w:b w:val="0"/>
+                <w:sz w:val="18"/>
+              </w:rPr>
+              <w:t>P0</w:t>
+            </w:r>
+          </w:p>
+        </w:tc>
+        <w:tc>
+          <w:tcPr>
+            <w:tcW w:type="dxa" w:w="4110"/>
+          </w:tcPr>
+          <w:p>
+            <w:pPr>
+              <w:spacing w:before="0" w:after="0" w:line="252" w:lineRule="auto"/>
+            </w:pPr>
+            <w:r/>
+            <w:r>
+              <w:rPr>
+                <w:rFonts w:ascii="Arial Unicode MS" w:hAnsi="Arial Unicode MS" w:eastAsia="Arial Unicode MS"/>
+                <w:b w:val="0"/>
+                <w:sz w:val="18"/>
+              </w:rPr>
+              <w:t>可从用户消息、客服消息、工单和审计记录追溯同一请求；不记录 API Key；合成数据不得标记为生产真实数据。</w:t>
             </w:r>
           </w:p>
         </w:tc>
@@ -2103,7 +2346,7 @@
             <w:r/>
             <w:r>
               <w:rPr>
-                <w:rFonts w:ascii="SimHei" w:hAnsi="SimHei" w:eastAsia="SimHei"/>
+                <w:rFonts w:ascii="Arial Unicode MS" w:hAnsi="Arial Unicode MS" w:eastAsia="Arial Unicode MS"/>
                 <w:b/>
                 <w:color w:val="0B2545"/>
                 <w:sz w:val="18"/>
@@ -2131,7 +2374,7 @@
             <w:r/>
             <w:r>
               <w:rPr>
-                <w:rFonts w:ascii="SimHei" w:hAnsi="SimHei" w:eastAsia="SimHei"/>
+                <w:rFonts w:ascii="Arial Unicode MS" w:hAnsi="Arial Unicode MS" w:eastAsia="Arial Unicode MS"/>
                 <w:b/>
                 <w:color w:val="0B2545"/>
                 <w:sz w:val="18"/>
@@ -2159,7 +2402,7 @@
             <w:r/>
             <w:r>
               <w:rPr>
-                <w:rFonts w:ascii="SimHei" w:hAnsi="SimHei" w:eastAsia="SimHei"/>
+                <w:rFonts w:ascii="Arial Unicode MS" w:hAnsi="Arial Unicode MS" w:eastAsia="Arial Unicode MS"/>
                 <w:b/>
                 <w:color w:val="0B2545"/>
                 <w:sz w:val="18"/>
@@ -2187,7 +2430,7 @@
             <w:r/>
             <w:r>
               <w:rPr>
-                <w:rFonts w:ascii="SimHei" w:hAnsi="SimHei" w:eastAsia="SimHei"/>
+                <w:rFonts w:ascii="Arial Unicode MS" w:hAnsi="Arial Unicode MS" w:eastAsia="Arial Unicode MS"/>
                 <w:b/>
                 <w:color w:val="0B2545"/>
                 <w:sz w:val="18"/>
@@ -2212,7 +2455,7 @@
             <w:r/>
             <w:r>
               <w:rPr>
-                <w:rFonts w:ascii="SimHei" w:hAnsi="SimHei" w:eastAsia="SimHei"/>
+                <w:rFonts w:ascii="Arial Unicode MS" w:hAnsi="Arial Unicode MS" w:eastAsia="Arial Unicode MS"/>
                 <w:b w:val="0"/>
                 <w:sz w:val="18"/>
               </w:rPr>
@@ -2231,7 +2474,7 @@
             <w:r/>
             <w:r>
               <w:rPr>
-                <w:rFonts w:ascii="SimHei" w:hAnsi="SimHei" w:eastAsia="SimHei"/>
+                <w:rFonts w:ascii="Arial Unicode MS" w:hAnsi="Arial Unicode MS" w:eastAsia="Arial Unicode MS"/>
                 <w:b w:val="0"/>
                 <w:sz w:val="18"/>
               </w:rPr>
@@ -2250,7 +2493,7 @@
             <w:r/>
             <w:r>
               <w:rPr>
-                <w:rFonts w:ascii="SimHei" w:hAnsi="SimHei" w:eastAsia="SimHei"/>
+                <w:rFonts w:ascii="Arial Unicode MS" w:hAnsi="Arial Unicode MS" w:eastAsia="Arial Unicode MS"/>
                 <w:b w:val="0"/>
                 <w:sz w:val="18"/>
               </w:rPr>
@@ -2269,7 +2512,7 @@
             <w:r/>
             <w:r>
               <w:rPr>
-                <w:rFonts w:ascii="SimHei" w:hAnsi="SimHei" w:eastAsia="SimHei"/>
+                <w:rFonts w:ascii="Arial Unicode MS" w:hAnsi="Arial Unicode MS" w:eastAsia="Arial Unicode MS"/>
                 <w:b w:val="0"/>
                 <w:sz w:val="18"/>
               </w:rPr>
@@ -2293,7 +2536,7 @@
             <w:r/>
             <w:r>
               <w:rPr>
-                <w:rFonts w:ascii="SimHei" w:hAnsi="SimHei" w:eastAsia="SimHei"/>
+                <w:rFonts w:ascii="Arial Unicode MS" w:hAnsi="Arial Unicode MS" w:eastAsia="Arial Unicode MS"/>
                 <w:b w:val="0"/>
                 <w:sz w:val="18"/>
               </w:rPr>
@@ -2312,7 +2555,7 @@
             <w:r/>
             <w:r>
               <w:rPr>
-                <w:rFonts w:ascii="SimHei" w:hAnsi="SimHei" w:eastAsia="SimHei"/>
+                <w:rFonts w:ascii="Arial Unicode MS" w:hAnsi="Arial Unicode MS" w:eastAsia="Arial Unicode MS"/>
                 <w:b w:val="0"/>
                 <w:sz w:val="18"/>
               </w:rPr>
@@ -2331,7 +2574,7 @@
             <w:r/>
             <w:r>
               <w:rPr>
-                <w:rFonts w:ascii="SimHei" w:hAnsi="SimHei" w:eastAsia="SimHei"/>
+                <w:rFonts w:ascii="Arial Unicode MS" w:hAnsi="Arial Unicode MS" w:eastAsia="Arial Unicode MS"/>
                 <w:b w:val="0"/>
                 <w:sz w:val="18"/>
               </w:rPr>
@@ -2350,7 +2593,7 @@
             <w:r/>
             <w:r>
               <w:rPr>
-                <w:rFonts w:ascii="SimHei" w:hAnsi="SimHei" w:eastAsia="SimHei"/>
+                <w:rFonts w:ascii="Arial Unicode MS" w:hAnsi="Arial Unicode MS" w:eastAsia="Arial Unicode MS"/>
                 <w:b w:val="0"/>
                 <w:sz w:val="18"/>
               </w:rPr>
@@ -2374,7 +2617,7 @@
             <w:r/>
             <w:r>
               <w:rPr>
-                <w:rFonts w:ascii="SimHei" w:hAnsi="SimHei" w:eastAsia="SimHei"/>
+                <w:rFonts w:ascii="Arial Unicode MS" w:hAnsi="Arial Unicode MS" w:eastAsia="Arial Unicode MS"/>
                 <w:b w:val="0"/>
                 <w:sz w:val="18"/>
               </w:rPr>
@@ -2393,7 +2636,7 @@
             <w:r/>
             <w:r>
               <w:rPr>
-                <w:rFonts w:ascii="SimHei" w:hAnsi="SimHei" w:eastAsia="SimHei"/>
+                <w:rFonts w:ascii="Arial Unicode MS" w:hAnsi="Arial Unicode MS" w:eastAsia="Arial Unicode MS"/>
                 <w:b w:val="0"/>
                 <w:sz w:val="18"/>
               </w:rPr>
@@ -2412,7 +2655,7 @@
             <w:r/>
             <w:r>
               <w:rPr>
-                <w:rFonts w:ascii="SimHei" w:hAnsi="SimHei" w:eastAsia="SimHei"/>
+                <w:rFonts w:ascii="Arial Unicode MS" w:hAnsi="Arial Unicode MS" w:eastAsia="Arial Unicode MS"/>
                 <w:b w:val="0"/>
                 <w:sz w:val="18"/>
               </w:rPr>
@@ -2431,7 +2674,7 @@
             <w:r/>
             <w:r>
               <w:rPr>
-                <w:rFonts w:ascii="SimHei" w:hAnsi="SimHei" w:eastAsia="SimHei"/>
+                <w:rFonts w:ascii="Arial Unicode MS" w:hAnsi="Arial Unicode MS" w:eastAsia="Arial Unicode MS"/>
                 <w:b w:val="0"/>
                 <w:sz w:val="18"/>
               </w:rPr>
@@ -2455,7 +2698,7 @@
             <w:r/>
             <w:r>
               <w:rPr>
-                <w:rFonts w:ascii="SimHei" w:hAnsi="SimHei" w:eastAsia="SimHei"/>
+                <w:rFonts w:ascii="Arial Unicode MS" w:hAnsi="Arial Unicode MS" w:eastAsia="Arial Unicode MS"/>
                 <w:b w:val="0"/>
                 <w:sz w:val="18"/>
               </w:rPr>
@@ -2474,7 +2717,7 @@
             <w:r/>
             <w:r>
               <w:rPr>
-                <w:rFonts w:ascii="SimHei" w:hAnsi="SimHei" w:eastAsia="SimHei"/>
+                <w:rFonts w:ascii="Arial Unicode MS" w:hAnsi="Arial Unicode MS" w:eastAsia="Arial Unicode MS"/>
                 <w:b w:val="0"/>
                 <w:sz w:val="18"/>
               </w:rPr>
@@ -2493,7 +2736,7 @@
             <w:r/>
             <w:r>
               <w:rPr>
-                <w:rFonts w:ascii="SimHei" w:hAnsi="SimHei" w:eastAsia="SimHei"/>
+                <w:rFonts w:ascii="Arial Unicode MS" w:hAnsi="Arial Unicode MS" w:eastAsia="Arial Unicode MS"/>
                 <w:b w:val="0"/>
                 <w:sz w:val="18"/>
               </w:rPr>
@@ -2512,7 +2755,7 @@
             <w:r/>
             <w:r>
               <w:rPr>
-                <w:rFonts w:ascii="SimHei" w:hAnsi="SimHei" w:eastAsia="SimHei"/>
+                <w:rFonts w:ascii="Arial Unicode MS" w:hAnsi="Arial Unicode MS" w:eastAsia="Arial Unicode MS"/>
                 <w:b w:val="0"/>
                 <w:sz w:val="18"/>
               </w:rPr>
@@ -2536,7 +2779,7 @@
             <w:r/>
             <w:r>
               <w:rPr>
-                <w:rFonts w:ascii="SimHei" w:hAnsi="SimHei" w:eastAsia="SimHei"/>
+                <w:rFonts w:ascii="Arial Unicode MS" w:hAnsi="Arial Unicode MS" w:eastAsia="Arial Unicode MS"/>
                 <w:b w:val="0"/>
                 <w:sz w:val="18"/>
               </w:rPr>
@@ -2555,7 +2798,7 @@
             <w:r/>
             <w:r>
               <w:rPr>
-                <w:rFonts w:ascii="SimHei" w:hAnsi="SimHei" w:eastAsia="SimHei"/>
+                <w:rFonts w:ascii="Arial Unicode MS" w:hAnsi="Arial Unicode MS" w:eastAsia="Arial Unicode MS"/>
                 <w:b w:val="0"/>
                 <w:sz w:val="18"/>
               </w:rPr>
@@ -2574,7 +2817,7 @@
             <w:r/>
             <w:r>
               <w:rPr>
-                <w:rFonts w:ascii="SimHei" w:hAnsi="SimHei" w:eastAsia="SimHei"/>
+                <w:rFonts w:ascii="Arial Unicode MS" w:hAnsi="Arial Unicode MS" w:eastAsia="Arial Unicode MS"/>
                 <w:b w:val="0"/>
                 <w:sz w:val="18"/>
               </w:rPr>
@@ -2593,7 +2836,7 @@
             <w:r/>
             <w:r>
               <w:rPr>
-                <w:rFonts w:ascii="SimHei" w:hAnsi="SimHei" w:eastAsia="SimHei"/>
+                <w:rFonts w:ascii="Arial Unicode MS" w:hAnsi="Arial Unicode MS" w:eastAsia="Arial Unicode MS"/>
                 <w:b w:val="0"/>
                 <w:sz w:val="18"/>
               </w:rPr>
@@ -2617,7 +2860,7 @@
             <w:r/>
             <w:r>
               <w:rPr>
-                <w:rFonts w:ascii="SimHei" w:hAnsi="SimHei" w:eastAsia="SimHei"/>
+                <w:rFonts w:ascii="Arial Unicode MS" w:hAnsi="Arial Unicode MS" w:eastAsia="Arial Unicode MS"/>
                 <w:b w:val="0"/>
                 <w:sz w:val="18"/>
               </w:rPr>
@@ -2636,7 +2879,7 @@
             <w:r/>
             <w:r>
               <w:rPr>
-                <w:rFonts w:ascii="SimHei" w:hAnsi="SimHei" w:eastAsia="SimHei"/>
+                <w:rFonts w:ascii="Arial Unicode MS" w:hAnsi="Arial Unicode MS" w:eastAsia="Arial Unicode MS"/>
                 <w:b w:val="0"/>
                 <w:sz w:val="18"/>
               </w:rPr>
@@ -2655,7 +2898,7 @@
             <w:r/>
             <w:r>
               <w:rPr>
-                <w:rFonts w:ascii="SimHei" w:hAnsi="SimHei" w:eastAsia="SimHei"/>
+                <w:rFonts w:ascii="Arial Unicode MS" w:hAnsi="Arial Unicode MS" w:eastAsia="Arial Unicode MS"/>
                 <w:b w:val="0"/>
                 <w:sz w:val="18"/>
               </w:rPr>
@@ -2674,11 +2917,92 @@
             <w:r/>
             <w:r>
               <w:rPr>
-                <w:rFonts w:ascii="SimHei" w:hAnsi="SimHei" w:eastAsia="SimHei"/>
+                <w:rFonts w:ascii="Arial Unicode MS" w:hAnsi="Arial Unicode MS" w:eastAsia="Arial Unicode MS"/>
                 <w:b w:val="0"/>
                 <w:sz w:val="18"/>
               </w:rPr>
               <w:t>刷新页面后状态与消息仍保留；接管和结案不依赖前端内存。</w:t>
+            </w:r>
+          </w:p>
+        </w:tc>
+      </w:tr>
+      <w:tr>
+        <w:trPr>
+          <w:cantSplit w:val="true"/>
+        </w:trPr>
+        <w:tc>
+          <w:tcPr>
+            <w:tcW w:type="dxa" w:w="850"/>
+          </w:tcPr>
+          <w:p>
+            <w:pPr>
+              <w:spacing w:before="0" w:after="0" w:line="252" w:lineRule="auto"/>
+            </w:pPr>
+            <w:r/>
+            <w:r>
+              <w:rPr>
+                <w:rFonts w:ascii="Arial Unicode MS" w:hAnsi="Arial Unicode MS" w:eastAsia="Arial Unicode MS"/>
+                <w:b w:val="0"/>
+                <w:sz w:val="18"/>
+              </w:rPr>
+              <w:t>FR-16</w:t>
+            </w:r>
+          </w:p>
+        </w:tc>
+        <w:tc>
+          <w:tcPr>
+            <w:tcW w:type="dxa" w:w="3700"/>
+          </w:tcPr>
+          <w:p>
+            <w:pPr>
+              <w:spacing w:before="0" w:after="0" w:line="252" w:lineRule="auto"/>
+            </w:pPr>
+            <w:r/>
+            <w:r>
+              <w:rPr>
+                <w:rFonts w:ascii="Arial Unicode MS" w:hAnsi="Arial Unicode MS" w:eastAsia="Arial Unicode MS"/>
+                <w:b w:val="0"/>
+                <w:sz w:val="18"/>
+              </w:rPr>
+              <w:t>客服回复写入消息表并回传至消费者端；数据库写入失败时接口返回失败。</w:t>
+            </w:r>
+          </w:p>
+        </w:tc>
+        <w:tc>
+          <w:tcPr>
+            <w:tcW w:type="dxa" w:w="700"/>
+          </w:tcPr>
+          <w:p>
+            <w:pPr>
+              <w:spacing w:before="0" w:after="0" w:line="252" w:lineRule="auto"/>
+            </w:pPr>
+            <w:r/>
+            <w:r>
+              <w:rPr>
+                <w:rFonts w:ascii="Arial Unicode MS" w:hAnsi="Arial Unicode MS" w:eastAsia="Arial Unicode MS"/>
+                <w:b w:val="0"/>
+                <w:sz w:val="18"/>
+              </w:rPr>
+              <w:t>P0</w:t>
+            </w:r>
+          </w:p>
+        </w:tc>
+        <w:tc>
+          <w:tcPr>
+            <w:tcW w:type="dxa" w:w="4110"/>
+          </w:tcPr>
+          <w:p>
+            <w:pPr>
+              <w:spacing w:before="0" w:after="0" w:line="252" w:lineRule="auto"/>
+            </w:pPr>
+            <w:r/>
+            <w:r>
+              <w:rPr>
+                <w:rFonts w:ascii="Arial Unicode MS" w:hAnsi="Arial Unicode MS" w:eastAsia="Arial Unicode MS"/>
+                <w:b w:val="0"/>
+                <w:sz w:val="18"/>
+              </w:rPr>
+              <w:t>用户端轮询或 SSE 能收到客服消息；会话历史按时间完整展示，不被最新一条消息覆盖。</w:t>
             </w:r>
           </w:p>
         </w:tc>
@@ -2736,7 +3060,7 @@
             <w:r/>
             <w:r>
               <w:rPr>
-                <w:rFonts w:ascii="SimHei" w:hAnsi="SimHei" w:eastAsia="SimHei"/>
+                <w:rFonts w:ascii="Arial Unicode MS" w:hAnsi="Arial Unicode MS" w:eastAsia="Arial Unicode MS"/>
                 <w:b/>
                 <w:color w:val="0B2545"/>
                 <w:sz w:val="18"/>
@@ -2764,7 +3088,7 @@
             <w:r/>
             <w:r>
               <w:rPr>
-                <w:rFonts w:ascii="SimHei" w:hAnsi="SimHei" w:eastAsia="SimHei"/>
+                <w:rFonts w:ascii="Arial Unicode MS" w:hAnsi="Arial Unicode MS" w:eastAsia="Arial Unicode MS"/>
                 <w:b/>
                 <w:color w:val="0B2545"/>
                 <w:sz w:val="18"/>
@@ -2792,7 +3116,7 @@
             <w:r/>
             <w:r>
               <w:rPr>
-                <w:rFonts w:ascii="SimHei" w:hAnsi="SimHei" w:eastAsia="SimHei"/>
+                <w:rFonts w:ascii="Arial Unicode MS" w:hAnsi="Arial Unicode MS" w:eastAsia="Arial Unicode MS"/>
                 <w:b/>
                 <w:color w:val="0B2545"/>
                 <w:sz w:val="18"/>
@@ -2820,7 +3144,7 @@
             <w:r/>
             <w:r>
               <w:rPr>
-                <w:rFonts w:ascii="SimHei" w:hAnsi="SimHei" w:eastAsia="SimHei"/>
+                <w:rFonts w:ascii="Arial Unicode MS" w:hAnsi="Arial Unicode MS" w:eastAsia="Arial Unicode MS"/>
                 <w:b/>
                 <w:color w:val="0B2545"/>
                 <w:sz w:val="18"/>
@@ -2845,7 +3169,7 @@
             <w:r/>
             <w:r>
               <w:rPr>
-                <w:rFonts w:ascii="SimHei" w:hAnsi="SimHei" w:eastAsia="SimHei"/>
+                <w:rFonts w:ascii="Arial Unicode MS" w:hAnsi="Arial Unicode MS" w:eastAsia="Arial Unicode MS"/>
                 <w:b w:val="0"/>
                 <w:sz w:val="18"/>
               </w:rPr>
@@ -2864,7 +3188,7 @@
             <w:r/>
             <w:r>
               <w:rPr>
-                <w:rFonts w:ascii="SimHei" w:hAnsi="SimHei" w:eastAsia="SimHei"/>
+                <w:rFonts w:ascii="Arial Unicode MS" w:hAnsi="Arial Unicode MS" w:eastAsia="Arial Unicode MS"/>
                 <w:b w:val="0"/>
                 <w:sz w:val="18"/>
               </w:rPr>
@@ -2883,7 +3207,7 @@
             <w:r/>
             <w:r>
               <w:rPr>
-                <w:rFonts w:ascii="SimHei" w:hAnsi="SimHei" w:eastAsia="SimHei"/>
+                <w:rFonts w:ascii="Arial Unicode MS" w:hAnsi="Arial Unicode MS" w:eastAsia="Arial Unicode MS"/>
                 <w:b w:val="0"/>
                 <w:sz w:val="18"/>
               </w:rPr>
@@ -2902,7 +3226,7 @@
             <w:r/>
             <w:r>
               <w:rPr>
-                <w:rFonts w:ascii="SimHei" w:hAnsi="SimHei" w:eastAsia="SimHei"/>
+                <w:rFonts w:ascii="Arial Unicode MS" w:hAnsi="Arial Unicode MS" w:eastAsia="Arial Unicode MS"/>
                 <w:b w:val="0"/>
                 <w:sz w:val="18"/>
               </w:rPr>
@@ -2926,7 +3250,7 @@
             <w:r/>
             <w:r>
               <w:rPr>
-                <w:rFonts w:ascii="SimHei" w:hAnsi="SimHei" w:eastAsia="SimHei"/>
+                <w:rFonts w:ascii="Arial Unicode MS" w:hAnsi="Arial Unicode MS" w:eastAsia="Arial Unicode MS"/>
                 <w:b w:val="0"/>
                 <w:sz w:val="18"/>
               </w:rPr>
@@ -2945,7 +3269,7 @@
             <w:r/>
             <w:r>
               <w:rPr>
-                <w:rFonts w:ascii="SimHei" w:hAnsi="SimHei" w:eastAsia="SimHei"/>
+                <w:rFonts w:ascii="Arial Unicode MS" w:hAnsi="Arial Unicode MS" w:eastAsia="Arial Unicode MS"/>
                 <w:b w:val="0"/>
                 <w:sz w:val="18"/>
               </w:rPr>
@@ -2964,7 +3288,7 @@
             <w:r/>
             <w:r>
               <w:rPr>
-                <w:rFonts w:ascii="SimHei" w:hAnsi="SimHei" w:eastAsia="SimHei"/>
+                <w:rFonts w:ascii="Arial Unicode MS" w:hAnsi="Arial Unicode MS" w:eastAsia="Arial Unicode MS"/>
                 <w:b w:val="0"/>
                 <w:sz w:val="18"/>
               </w:rPr>
@@ -2983,7 +3307,7 @@
             <w:r/>
             <w:r>
               <w:rPr>
-                <w:rFonts w:ascii="SimHei" w:hAnsi="SimHei" w:eastAsia="SimHei"/>
+                <w:rFonts w:ascii="Arial Unicode MS" w:hAnsi="Arial Unicode MS" w:eastAsia="Arial Unicode MS"/>
                 <w:b w:val="0"/>
                 <w:sz w:val="18"/>
               </w:rPr>
@@ -3007,7 +3331,7 @@
             <w:r/>
             <w:r>
               <w:rPr>
-                <w:rFonts w:ascii="SimHei" w:hAnsi="SimHei" w:eastAsia="SimHei"/>
+                <w:rFonts w:ascii="Arial Unicode MS" w:hAnsi="Arial Unicode MS" w:eastAsia="Arial Unicode MS"/>
                 <w:b w:val="0"/>
                 <w:sz w:val="18"/>
               </w:rPr>
@@ -3026,7 +3350,7 @@
             <w:r/>
             <w:r>
               <w:rPr>
-                <w:rFonts w:ascii="SimHei" w:hAnsi="SimHei" w:eastAsia="SimHei"/>
+                <w:rFonts w:ascii="Arial Unicode MS" w:hAnsi="Arial Unicode MS" w:eastAsia="Arial Unicode MS"/>
                 <w:b w:val="0"/>
                 <w:sz w:val="18"/>
               </w:rPr>
@@ -3045,7 +3369,7 @@
             <w:r/>
             <w:r>
               <w:rPr>
-                <w:rFonts w:ascii="SimHei" w:hAnsi="SimHei" w:eastAsia="SimHei"/>
+                <w:rFonts w:ascii="Arial Unicode MS" w:hAnsi="Arial Unicode MS" w:eastAsia="Arial Unicode MS"/>
                 <w:b w:val="0"/>
                 <w:sz w:val="18"/>
               </w:rPr>
@@ -3064,7 +3388,7 @@
             <w:r/>
             <w:r>
               <w:rPr>
-                <w:rFonts w:ascii="SimHei" w:hAnsi="SimHei" w:eastAsia="SimHei"/>
+                <w:rFonts w:ascii="Arial Unicode MS" w:hAnsi="Arial Unicode MS" w:eastAsia="Arial Unicode MS"/>
                 <w:b w:val="0"/>
                 <w:sz w:val="18"/>
               </w:rPr>
@@ -3088,7 +3412,7 @@
             <w:r/>
             <w:r>
               <w:rPr>
-                <w:rFonts w:ascii="SimHei" w:hAnsi="SimHei" w:eastAsia="SimHei"/>
+                <w:rFonts w:ascii="Arial Unicode MS" w:hAnsi="Arial Unicode MS" w:eastAsia="Arial Unicode MS"/>
                 <w:b w:val="0"/>
                 <w:sz w:val="18"/>
               </w:rPr>
@@ -3107,7 +3431,7 @@
             <w:r/>
             <w:r>
               <w:rPr>
-                <w:rFonts w:ascii="SimHei" w:hAnsi="SimHei" w:eastAsia="SimHei"/>
+                <w:rFonts w:ascii="Arial Unicode MS" w:hAnsi="Arial Unicode MS" w:eastAsia="Arial Unicode MS"/>
                 <w:b w:val="0"/>
                 <w:sz w:val="18"/>
               </w:rPr>
@@ -3126,7 +3450,7 @@
             <w:r/>
             <w:r>
               <w:rPr>
-                <w:rFonts w:ascii="SimHei" w:hAnsi="SimHei" w:eastAsia="SimHei"/>
+                <w:rFonts w:ascii="Arial Unicode MS" w:hAnsi="Arial Unicode MS" w:eastAsia="Arial Unicode MS"/>
                 <w:b w:val="0"/>
                 <w:sz w:val="18"/>
               </w:rPr>
@@ -3145,7 +3469,7 @@
             <w:r/>
             <w:r>
               <w:rPr>
-                <w:rFonts w:ascii="SimHei" w:hAnsi="SimHei" w:eastAsia="SimHei"/>
+                <w:rFonts w:ascii="Arial Unicode MS" w:hAnsi="Arial Unicode MS" w:eastAsia="Arial Unicode MS"/>
                 <w:b w:val="0"/>
                 <w:sz w:val="18"/>
               </w:rPr>
@@ -3169,7 +3493,7 @@
             <w:r/>
             <w:r>
               <w:rPr>
-                <w:rFonts w:ascii="SimHei" w:hAnsi="SimHei" w:eastAsia="SimHei"/>
+                <w:rFonts w:ascii="Arial Unicode MS" w:hAnsi="Arial Unicode MS" w:eastAsia="Arial Unicode MS"/>
                 <w:b w:val="0"/>
                 <w:sz w:val="18"/>
               </w:rPr>
@@ -3188,7 +3512,7 @@
             <w:r/>
             <w:r>
               <w:rPr>
-                <w:rFonts w:ascii="SimHei" w:hAnsi="SimHei" w:eastAsia="SimHei"/>
+                <w:rFonts w:ascii="Arial Unicode MS" w:hAnsi="Arial Unicode MS" w:eastAsia="Arial Unicode MS"/>
                 <w:b w:val="0"/>
                 <w:sz w:val="18"/>
               </w:rPr>
@@ -3207,7 +3531,7 @@
             <w:r/>
             <w:r>
               <w:rPr>
-                <w:rFonts w:ascii="SimHei" w:hAnsi="SimHei" w:eastAsia="SimHei"/>
+                <w:rFonts w:ascii="Arial Unicode MS" w:hAnsi="Arial Unicode MS" w:eastAsia="Arial Unicode MS"/>
                 <w:b w:val="0"/>
                 <w:sz w:val="18"/>
               </w:rPr>
@@ -3226,11 +3550,173 @@
             <w:r/>
             <w:r>
               <w:rPr>
-                <w:rFonts w:ascii="SimHei" w:hAnsi="SimHei" w:eastAsia="SimHei"/>
+                <w:rFonts w:ascii="Arial Unicode MS" w:hAnsi="Arial Unicode MS" w:eastAsia="Arial Unicode MS"/>
                 <w:b w:val="0"/>
                 <w:sz w:val="18"/>
               </w:rPr>
               <w:t>发布状态区分草稿/复核中/灰度中；展示流量比例与回退能力。</w:t>
+            </w:r>
+          </w:p>
+        </w:tc>
+      </w:tr>
+      <w:tr>
+        <w:trPr>
+          <w:cantSplit w:val="true"/>
+        </w:trPr>
+        <w:tc>
+          <w:tcPr>
+            <w:tcW w:type="dxa" w:w="850"/>
+          </w:tcPr>
+          <w:p>
+            <w:pPr>
+              <w:spacing w:before="0" w:after="0" w:line="252" w:lineRule="auto"/>
+            </w:pPr>
+            <w:r/>
+            <w:r>
+              <w:rPr>
+                <w:rFonts w:ascii="Arial Unicode MS" w:hAnsi="Arial Unicode MS" w:eastAsia="Arial Unicode MS"/>
+                <w:b w:val="0"/>
+                <w:sz w:val="18"/>
+              </w:rPr>
+              <w:t>FR-25</w:t>
+            </w:r>
+          </w:p>
+        </w:tc>
+        <w:tc>
+          <w:tcPr>
+            <w:tcW w:type="dxa" w:w="3700"/>
+          </w:tcPr>
+          <w:p>
+            <w:pPr>
+              <w:spacing w:before="0" w:after="0" w:line="252" w:lineRule="auto"/>
+            </w:pPr>
+            <w:r/>
+            <w:r>
+              <w:rPr>
+                <w:rFonts w:ascii="Arial Unicode MS" w:hAnsi="Arial Unicode MS" w:eastAsia="Arial Unicode MS"/>
+                <w:b w:val="0"/>
+                <w:sz w:val="18"/>
+              </w:rPr>
+              <w:t>维护版本化的预设回复/话术资产，包含客户真实问法、推荐回复、避免表达、回复结构、适用场景和责任人。</w:t>
+            </w:r>
+          </w:p>
+        </w:tc>
+        <w:tc>
+          <w:tcPr>
+            <w:tcW w:type="dxa" w:w="700"/>
+          </w:tcPr>
+          <w:p>
+            <w:pPr>
+              <w:spacing w:before="0" w:after="0" w:line="252" w:lineRule="auto"/>
+            </w:pPr>
+            <w:r/>
+            <w:r>
+              <w:rPr>
+                <w:rFonts w:ascii="Arial Unicode MS" w:hAnsi="Arial Unicode MS" w:eastAsia="Arial Unicode MS"/>
+                <w:b w:val="0"/>
+                <w:sz w:val="18"/>
+              </w:rPr>
+              <w:t>P0</w:t>
+            </w:r>
+          </w:p>
+        </w:tc>
+        <w:tc>
+          <w:tcPr>
+            <w:tcW w:type="dxa" w:w="4110"/>
+          </w:tcPr>
+          <w:p>
+            <w:pPr>
+              <w:spacing w:before="0" w:after="0" w:line="252" w:lineRule="auto"/>
+            </w:pPr>
+            <w:r/>
+            <w:r>
+              <w:rPr>
+                <w:rFonts w:ascii="Arial Unicode MS" w:hAnsi="Arial Unicode MS" w:eastAsia="Arial Unicode MS"/>
+                <w:b w:val="0"/>
+                <w:sz w:val="18"/>
+              </w:rPr>
+              <w:t>知识运营可编辑并提交复核；客服可反馈但不可发布；草稿不影响线上回答；内容可追溯到版本。</w:t>
+            </w:r>
+          </w:p>
+        </w:tc>
+      </w:tr>
+      <w:tr>
+        <w:trPr>
+          <w:cantSplit w:val="true"/>
+        </w:trPr>
+        <w:tc>
+          <w:tcPr>
+            <w:tcW w:type="dxa" w:w="850"/>
+          </w:tcPr>
+          <w:p>
+            <w:pPr>
+              <w:spacing w:before="0" w:after="0" w:line="252" w:lineRule="auto"/>
+            </w:pPr>
+            <w:r/>
+            <w:r>
+              <w:rPr>
+                <w:rFonts w:ascii="Arial Unicode MS" w:hAnsi="Arial Unicode MS" w:eastAsia="Arial Unicode MS"/>
+                <w:b w:val="0"/>
+                <w:sz w:val="18"/>
+              </w:rPr>
+              <w:t>FR-26</w:t>
+            </w:r>
+          </w:p>
+        </w:tc>
+        <w:tc>
+          <w:tcPr>
+            <w:tcW w:type="dxa" w:w="3700"/>
+          </w:tcPr>
+          <w:p>
+            <w:pPr>
+              <w:spacing w:before="0" w:after="0" w:line="252" w:lineRule="auto"/>
+            </w:pPr>
+            <w:r/>
+            <w:r>
+              <w:rPr>
+                <w:rFonts w:ascii="Arial Unicode MS" w:hAnsi="Arial Unicode MS" w:eastAsia="Arial Unicode MS"/>
+                <w:b w:val="0"/>
+                <w:sz w:val="18"/>
+              </w:rPr>
+              <w:t>将已发布话术作为 Agent 的风格与表达上下文，并提供训练影响、风险词扫描、双人审批和回滚状态。</w:t>
+            </w:r>
+          </w:p>
+        </w:tc>
+        <w:tc>
+          <w:tcPr>
+            <w:tcW w:type="dxa" w:w="700"/>
+          </w:tcPr>
+          <w:p>
+            <w:pPr>
+              <w:spacing w:before="0" w:after="0" w:line="252" w:lineRule="auto"/>
+            </w:pPr>
+            <w:r/>
+            <w:r>
+              <w:rPr>
+                <w:rFonts w:ascii="Arial Unicode MS" w:hAnsi="Arial Unicode MS" w:eastAsia="Arial Unicode MS"/>
+                <w:b w:val="0"/>
+                <w:sz w:val="18"/>
+              </w:rPr>
+              <w:t>P0</w:t>
+            </w:r>
+          </w:p>
+        </w:tc>
+        <w:tc>
+          <w:tcPr>
+            <w:tcW w:type="dxa" w:w="4110"/>
+          </w:tcPr>
+          <w:p>
+            <w:pPr>
+              <w:spacing w:before="0" w:after="0" w:line="252" w:lineRule="auto"/>
+            </w:pPr>
+            <w:r/>
+            <w:r>
+              <w:rPr>
+                <w:rFonts w:ascii="Arial Unicode MS" w:hAnsi="Arial Unicode MS" w:eastAsia="Arial Unicode MS"/>
+                <w:b w:val="0"/>
+                <w:sz w:val="18"/>
+              </w:rPr>
+              <w:t>发布后仅影响表达方式，不覆盖业务知识与安全策略；主管可批准/发布/回滚；AI 运营可观察覆盖会话与效果。</w:t>
             </w:r>
           </w:p>
         </w:tc>
@@ -3288,7 +3774,7 @@
             <w:r/>
             <w:r>
               <w:rPr>
-                <w:rFonts w:ascii="SimHei" w:hAnsi="SimHei" w:eastAsia="SimHei"/>
+                <w:rFonts w:ascii="Arial Unicode MS" w:hAnsi="Arial Unicode MS" w:eastAsia="Arial Unicode MS"/>
                 <w:b/>
                 <w:color w:val="0B2545"/>
                 <w:sz w:val="18"/>
@@ -3316,7 +3802,7 @@
             <w:r/>
             <w:r>
               <w:rPr>
-                <w:rFonts w:ascii="SimHei" w:hAnsi="SimHei" w:eastAsia="SimHei"/>
+                <w:rFonts w:ascii="Arial Unicode MS" w:hAnsi="Arial Unicode MS" w:eastAsia="Arial Unicode MS"/>
                 <w:b/>
                 <w:color w:val="0B2545"/>
                 <w:sz w:val="18"/>
@@ -3344,7 +3830,7 @@
             <w:r/>
             <w:r>
               <w:rPr>
-                <w:rFonts w:ascii="SimHei" w:hAnsi="SimHei" w:eastAsia="SimHei"/>
+                <w:rFonts w:ascii="Arial Unicode MS" w:hAnsi="Arial Unicode MS" w:eastAsia="Arial Unicode MS"/>
                 <w:b/>
                 <w:color w:val="0B2545"/>
                 <w:sz w:val="18"/>
@@ -3372,7 +3858,7 @@
             <w:r/>
             <w:r>
               <w:rPr>
-                <w:rFonts w:ascii="SimHei" w:hAnsi="SimHei" w:eastAsia="SimHei"/>
+                <w:rFonts w:ascii="Arial Unicode MS" w:hAnsi="Arial Unicode MS" w:eastAsia="Arial Unicode MS"/>
                 <w:b/>
                 <w:color w:val="0B2545"/>
                 <w:sz w:val="18"/>
@@ -3397,7 +3883,7 @@
             <w:r/>
             <w:r>
               <w:rPr>
-                <w:rFonts w:ascii="SimHei" w:hAnsi="SimHei" w:eastAsia="SimHei"/>
+                <w:rFonts w:ascii="Arial Unicode MS" w:hAnsi="Arial Unicode MS" w:eastAsia="Arial Unicode MS"/>
                 <w:b w:val="0"/>
                 <w:sz w:val="18"/>
               </w:rPr>
@@ -3416,11 +3902,11 @@
             <w:r/>
             <w:r>
               <w:rPr>
-                <w:rFonts w:ascii="SimHei" w:hAnsi="SimHei" w:eastAsia="SimHei"/>
-                <w:b w:val="0"/>
-                <w:sz w:val="18"/>
-              </w:rPr>
-              <w:t>提供全量评测、回归、盲测和人工复核队列。</w:t>
+                <w:rFonts w:ascii="Arial Unicode MS" w:hAnsi="Arial Unicode MS" w:eastAsia="Arial Unicode MS"/>
+                <w:b w:val="0"/>
+                <w:sz w:val="18"/>
+              </w:rPr>
+              <w:t>提供全量评测、回归、盲测、新数据泛化和人工复核队列。</w:t>
             </w:r>
           </w:p>
         </w:tc>
@@ -3435,7 +3921,7 @@
             <w:r/>
             <w:r>
               <w:rPr>
-                <w:rFonts w:ascii="SimHei" w:hAnsi="SimHei" w:eastAsia="SimHei"/>
+                <w:rFonts w:ascii="Arial Unicode MS" w:hAnsi="Arial Unicode MS" w:eastAsia="Arial Unicode MS"/>
                 <w:b w:val="0"/>
                 <w:sz w:val="18"/>
               </w:rPr>
@@ -3454,11 +3940,11 @@
             <w:r/>
             <w:r>
               <w:rPr>
-                <w:rFonts w:ascii="SimHei" w:hAnsi="SimHei" w:eastAsia="SimHei"/>
-                <w:b w:val="0"/>
-                <w:sz w:val="18"/>
-              </w:rPr>
-              <w:t>评测结果能按识别、检索、回答、策略等维度定位失败；人工结论保留原始样本和复核信息。</w:t>
+                <w:rFonts w:ascii="Arial Unicode MS" w:hAnsi="Arial Unicode MS" w:eastAsia="Arial Unicode MS"/>
+                <w:b w:val="0"/>
+                <w:sz w:val="18"/>
+              </w:rPr>
+              <w:t>已知回归与新数据泛化必须使用独立版本和指标展示；结果能按识别、检索、回答、策略等维度定位失败；人工结论保留原始样本和复核信息。</w:t>
             </w:r>
           </w:p>
         </w:tc>
@@ -3478,7 +3964,7 @@
             <w:r/>
             <w:r>
               <w:rPr>
-                <w:rFonts w:ascii="SimHei" w:hAnsi="SimHei" w:eastAsia="SimHei"/>
+                <w:rFonts w:ascii="Arial Unicode MS" w:hAnsi="Arial Unicode MS" w:eastAsia="Arial Unicode MS"/>
                 <w:b w:val="0"/>
                 <w:sz w:val="18"/>
               </w:rPr>
@@ -3497,7 +3983,7 @@
             <w:r/>
             <w:r>
               <w:rPr>
-                <w:rFonts w:ascii="SimHei" w:hAnsi="SimHei" w:eastAsia="SimHei"/>
+                <w:rFonts w:ascii="Arial Unicode MS" w:hAnsi="Arial Unicode MS" w:eastAsia="Arial Unicode MS"/>
                 <w:b w:val="0"/>
                 <w:sz w:val="18"/>
               </w:rPr>
@@ -3516,7 +4002,7 @@
             <w:r/>
             <w:r>
               <w:rPr>
-                <w:rFonts w:ascii="SimHei" w:hAnsi="SimHei" w:eastAsia="SimHei"/>
+                <w:rFonts w:ascii="Arial Unicode MS" w:hAnsi="Arial Unicode MS" w:eastAsia="Arial Unicode MS"/>
                 <w:b w:val="0"/>
                 <w:sz w:val="18"/>
               </w:rPr>
@@ -3535,7 +4021,7 @@
             <w:r/>
             <w:r>
               <w:rPr>
-                <w:rFonts w:ascii="SimHei" w:hAnsi="SimHei" w:eastAsia="SimHei"/>
+                <w:rFonts w:ascii="Arial Unicode MS" w:hAnsi="Arial Unicode MS" w:eastAsia="Arial Unicode MS"/>
                 <w:b w:val="0"/>
                 <w:sz w:val="18"/>
               </w:rPr>
@@ -3559,7 +4045,7 @@
             <w:r/>
             <w:r>
               <w:rPr>
-                <w:rFonts w:ascii="SimHei" w:hAnsi="SimHei" w:eastAsia="SimHei"/>
+                <w:rFonts w:ascii="Arial Unicode MS" w:hAnsi="Arial Unicode MS" w:eastAsia="Arial Unicode MS"/>
                 <w:b w:val="0"/>
                 <w:sz w:val="18"/>
               </w:rPr>
@@ -3578,7 +4064,7 @@
             <w:r/>
             <w:r>
               <w:rPr>
-                <w:rFonts w:ascii="SimHei" w:hAnsi="SimHei" w:eastAsia="SimHei"/>
+                <w:rFonts w:ascii="Arial Unicode MS" w:hAnsi="Arial Unicode MS" w:eastAsia="Arial Unicode MS"/>
                 <w:b w:val="0"/>
                 <w:sz w:val="18"/>
               </w:rPr>
@@ -3597,7 +4083,7 @@
             <w:r/>
             <w:r>
               <w:rPr>
-                <w:rFonts w:ascii="SimHei" w:hAnsi="SimHei" w:eastAsia="SimHei"/>
+                <w:rFonts w:ascii="Arial Unicode MS" w:hAnsi="Arial Unicode MS" w:eastAsia="Arial Unicode MS"/>
                 <w:b w:val="0"/>
                 <w:sz w:val="18"/>
               </w:rPr>
@@ -3616,7 +4102,7 @@
             <w:r/>
             <w:r>
               <w:rPr>
-                <w:rFonts w:ascii="SimHei" w:hAnsi="SimHei" w:eastAsia="SimHei"/>
+                <w:rFonts w:ascii="Arial Unicode MS" w:hAnsi="Arial Unicode MS" w:eastAsia="Arial Unicode MS"/>
                 <w:b w:val="0"/>
                 <w:sz w:val="18"/>
               </w:rPr>
@@ -3640,7 +4126,7 @@
             <w:r/>
             <w:r>
               <w:rPr>
-                <w:rFonts w:ascii="SimHei" w:hAnsi="SimHei" w:eastAsia="SimHei"/>
+                <w:rFonts w:ascii="Arial Unicode MS" w:hAnsi="Arial Unicode MS" w:eastAsia="Arial Unicode MS"/>
                 <w:b w:val="0"/>
                 <w:sz w:val="18"/>
               </w:rPr>
@@ -3659,7 +4145,7 @@
             <w:r/>
             <w:r>
               <w:rPr>
-                <w:rFonts w:ascii="SimHei" w:hAnsi="SimHei" w:eastAsia="SimHei"/>
+                <w:rFonts w:ascii="Arial Unicode MS" w:hAnsi="Arial Unicode MS" w:eastAsia="Arial Unicode MS"/>
                 <w:b w:val="0"/>
                 <w:sz w:val="18"/>
               </w:rPr>
@@ -3678,7 +4164,7 @@
             <w:r/>
             <w:r>
               <w:rPr>
-                <w:rFonts w:ascii="SimHei" w:hAnsi="SimHei" w:eastAsia="SimHei"/>
+                <w:rFonts w:ascii="Arial Unicode MS" w:hAnsi="Arial Unicode MS" w:eastAsia="Arial Unicode MS"/>
                 <w:b w:val="0"/>
                 <w:sz w:val="18"/>
               </w:rPr>
@@ -3697,11 +4183,578 @@
             <w:r/>
             <w:r>
               <w:rPr>
-                <w:rFonts w:ascii="SimHei" w:hAnsi="SimHei" w:eastAsia="SimHei"/>
+                <w:rFonts w:ascii="Arial Unicode MS" w:hAnsi="Arial Unicode MS" w:eastAsia="Arial Unicode MS"/>
                 <w:b w:val="0"/>
                 <w:sz w:val="18"/>
               </w:rPr>
               <w:t>支持会话解决漏斗和质量 x 成本观察；数据口径需可追溯。</w:t>
+            </w:r>
+          </w:p>
+        </w:tc>
+      </w:tr>
+      <w:tr>
+        <w:trPr>
+          <w:cantSplit w:val="true"/>
+        </w:trPr>
+        <w:tc>
+          <w:tcPr>
+            <w:tcW w:type="dxa" w:w="850"/>
+          </w:tcPr>
+          <w:p>
+            <w:pPr>
+              <w:spacing w:before="0" w:after="0" w:line="252" w:lineRule="auto"/>
+            </w:pPr>
+            <w:r/>
+            <w:r>
+              <w:rPr>
+                <w:rFonts w:ascii="Arial Unicode MS" w:hAnsi="Arial Unicode MS" w:eastAsia="Arial Unicode MS"/>
+                <w:b w:val="0"/>
+                <w:sz w:val="18"/>
+              </w:rPr>
+              <w:t>FR-34</w:t>
+            </w:r>
+          </w:p>
+        </w:tc>
+        <w:tc>
+          <w:tcPr>
+            <w:tcW w:type="dxa" w:w="3700"/>
+          </w:tcPr>
+          <w:p>
+            <w:pPr>
+              <w:spacing w:before="0" w:after="0" w:line="252" w:lineRule="auto"/>
+            </w:pPr>
+            <w:r/>
+            <w:r>
+              <w:rPr>
+                <w:rFonts w:ascii="Arial Unicode MS" w:hAnsi="Arial Unicode MS" w:eastAsia="Arial Unicode MS"/>
+                <w:b w:val="0"/>
+                <w:sz w:val="18"/>
+              </w:rPr>
+              <w:t>在不切换生产答案来源的前提下，后台运行版本化 Hybrid 影子检索并记录候选差异。</w:t>
+            </w:r>
+          </w:p>
+        </w:tc>
+        <w:tc>
+          <w:tcPr>
+            <w:tcW w:type="dxa" w:w="700"/>
+          </w:tcPr>
+          <w:p>
+            <w:pPr>
+              <w:spacing w:before="0" w:after="0" w:line="252" w:lineRule="auto"/>
+            </w:pPr>
+            <w:r/>
+            <w:r>
+              <w:rPr>
+                <w:rFonts w:ascii="Arial Unicode MS" w:hAnsi="Arial Unicode MS" w:eastAsia="Arial Unicode MS"/>
+                <w:b w:val="0"/>
+                <w:sz w:val="18"/>
+              </w:rPr>
+              <w:t>P0</w:t>
+            </w:r>
+          </w:p>
+        </w:tc>
+        <w:tc>
+          <w:tcPr>
+            <w:tcW w:type="dxa" w:w="4110"/>
+          </w:tcPr>
+          <w:p>
+            <w:pPr>
+              <w:spacing w:before="0" w:after="0" w:line="252" w:lineRule="auto"/>
+            </w:pPr>
+            <w:r/>
+            <w:r>
+              <w:rPr>
+                <w:rFonts w:ascii="Arial Unicode MS" w:hAnsi="Arial Unicode MS" w:eastAsia="Arial Unicode MS"/>
+                <w:b w:val="0"/>
+                <w:sz w:val="18"/>
+              </w:rPr>
+              <w:t>按租户、Embedding 模型和当前索引版本读取；记录现网/影子来源、Top-K 分数与差值、选择理由、索引版本、耗时和失败码；影子失败不改变回答、Prompt 或转人工。</w:t>
+            </w:r>
+          </w:p>
+        </w:tc>
+      </w:tr>
+      <w:tr>
+        <w:trPr>
+          <w:cantSplit w:val="true"/>
+        </w:trPr>
+        <w:tc>
+          <w:tcPr>
+            <w:tcW w:type="dxa" w:w="850"/>
+          </w:tcPr>
+          <w:p>
+            <w:pPr>
+              <w:spacing w:before="0" w:after="0" w:line="252" w:lineRule="auto"/>
+            </w:pPr>
+            <w:r/>
+            <w:r>
+              <w:rPr>
+                <w:rFonts w:ascii="Arial Unicode MS" w:hAnsi="Arial Unicode MS" w:eastAsia="Arial Unicode MS"/>
+                <w:b w:val="0"/>
+                <w:sz w:val="18"/>
+              </w:rPr>
+              <w:t>FR-35</w:t>
+            </w:r>
+          </w:p>
+        </w:tc>
+        <w:tc>
+          <w:tcPr>
+            <w:tcW w:type="dxa" w:w="3700"/>
+          </w:tcPr>
+          <w:p>
+            <w:pPr>
+              <w:spacing w:before="0" w:after="0" w:line="252" w:lineRule="auto"/>
+            </w:pPr>
+            <w:r/>
+            <w:r>
+              <w:rPr>
+                <w:rFonts w:ascii="Arial Unicode MS" w:hAnsi="Arial Unicode MS" w:eastAsia="Arial Unicode MS"/>
+                <w:b w:val="0"/>
+                <w:sz w:val="18"/>
+              </w:rPr>
+              <w:t>授权质量角色复核真实影子候选变化，并以同一索引版本的分层证据判断是否可进入灰度设计。</w:t>
+            </w:r>
+          </w:p>
+        </w:tc>
+        <w:tc>
+          <w:tcPr>
+            <w:tcW w:type="dxa" w:w="700"/>
+          </w:tcPr>
+          <w:p>
+            <w:pPr>
+              <w:spacing w:before="0" w:after="0" w:line="252" w:lineRule="auto"/>
+            </w:pPr>
+            <w:r/>
+            <w:r>
+              <w:rPr>
+                <w:rFonts w:ascii="Arial Unicode MS" w:hAnsi="Arial Unicode MS" w:eastAsia="Arial Unicode MS"/>
+                <w:b w:val="0"/>
+                <w:sz w:val="18"/>
+              </w:rPr>
+              <w:t>P0</w:t>
+            </w:r>
+          </w:p>
+        </w:tc>
+        <w:tc>
+          <w:tcPr>
+            <w:tcW w:type="dxa" w:w="4110"/>
+          </w:tcPr>
+          <w:p>
+            <w:pPr>
+              <w:spacing w:before="0" w:after="0" w:line="252" w:lineRule="auto"/>
+            </w:pPr>
+            <w:r/>
+            <w:r>
+              <w:rPr>
+                <w:rFonts w:ascii="Arial Unicode MS" w:hAnsi="Arial Unicode MS" w:eastAsia="Arial Unicode MS"/>
+                <w:b w:val="0"/>
+                <w:sz w:val="18"/>
+              </w:rPr>
+              <w:t>仅 completed 且 changed 的样本可复核；保留改善/退化/等价/无法判断、正确来源、复核人、时间和审计；按类目/版本统计，门禁只读且不得自动切流。</w:t>
+            </w:r>
+          </w:p>
+        </w:tc>
+      </w:tr>
+      <w:tr>
+        <w:trPr>
+          <w:cantSplit w:val="true"/>
+        </w:trPr>
+        <w:tc>
+          <w:tcPr>
+            <w:tcW w:type="dxa" w:w="850"/>
+          </w:tcPr>
+          <w:p>
+            <w:pPr>
+              <w:spacing w:before="0" w:after="0" w:line="252" w:lineRule="auto"/>
+            </w:pPr>
+            <w:r/>
+            <w:r>
+              <w:rPr>
+                <w:rFonts w:ascii="Arial Unicode MS" w:hAnsi="Arial Unicode MS" w:eastAsia="Arial Unicode MS"/>
+                <w:b w:val="0"/>
+                <w:sz w:val="18"/>
+              </w:rPr>
+              <w:t>FR-36</w:t>
+            </w:r>
+          </w:p>
+        </w:tc>
+        <w:tc>
+          <w:tcPr>
+            <w:tcW w:type="dxa" w:w="3700"/>
+          </w:tcPr>
+          <w:p>
+            <w:pPr>
+              <w:spacing w:before="0" w:after="0" w:line="252" w:lineRule="auto"/>
+            </w:pPr>
+            <w:r/>
+            <w:r>
+              <w:rPr>
+                <w:rFonts w:ascii="Arial Unicode MS" w:hAnsi="Arial Unicode MS" w:eastAsia="Arial Unicode MS"/>
+                <w:b w:val="0"/>
+                <w:sz w:val="18"/>
+              </w:rPr>
+              <w:t>受约束 Hybrid 作为完整 Agent 技术基线，并保留稳定来源回退。</w:t>
+            </w:r>
+          </w:p>
+        </w:tc>
+        <w:tc>
+          <w:tcPr>
+            <w:tcW w:type="dxa" w:w="700"/>
+          </w:tcPr>
+          <w:p>
+            <w:pPr>
+              <w:spacing w:before="0" w:after="0" w:line="252" w:lineRule="auto"/>
+            </w:pPr>
+            <w:r/>
+            <w:r>
+              <w:rPr>
+                <w:rFonts w:ascii="Arial Unicode MS" w:hAnsi="Arial Unicode MS" w:eastAsia="Arial Unicode MS"/>
+                <w:b w:val="0"/>
+                <w:sz w:val="18"/>
+              </w:rPr>
+              <w:t>P0</w:t>
+            </w:r>
+          </w:p>
+        </w:tc>
+        <w:tc>
+          <w:tcPr>
+            <w:tcW w:type="dxa" w:w="4110"/>
+          </w:tcPr>
+          <w:p>
+            <w:pPr>
+              <w:spacing w:before="0" w:after="0" w:line="252" w:lineRule="auto"/>
+            </w:pPr>
+            <w:r/>
+            <w:r>
+              <w:rPr>
+                <w:rFonts w:ascii="Arial Unicode MS" w:hAnsi="Arial Unicode MS" w:eastAsia="Arial Unicode MS"/>
+                <w:b w:val="0"/>
+                <w:sz w:val="18"/>
+              </w:rPr>
+              <w:t>候选按租户、Embedding模型、当前索引版本、active状态和业务类别隔离；向量或候选读取失败时使用稳定来源；新数据完整Agent为主指标，旧集用于明显退化和高风险保护；技术基线不等于自动切生产。</w:t>
+            </w:r>
+          </w:p>
+        </w:tc>
+      </w:tr>
+      <w:tr>
+        <w:trPr>
+          <w:cantSplit w:val="true"/>
+        </w:trPr>
+        <w:tc>
+          <w:tcPr>
+            <w:tcW w:type="dxa" w:w="850"/>
+          </w:tcPr>
+          <w:p>
+            <w:pPr>
+              <w:spacing w:before="0" w:after="0" w:line="252" w:lineRule="auto"/>
+            </w:pPr>
+            <w:r/>
+            <w:r>
+              <w:rPr>
+                <w:rFonts w:ascii="Arial Unicode MS" w:hAnsi="Arial Unicode MS" w:eastAsia="Arial Unicode MS"/>
+                <w:b w:val="0"/>
+                <w:sz w:val="18"/>
+              </w:rPr>
+              <w:t>FR-37</w:t>
+            </w:r>
+          </w:p>
+        </w:tc>
+        <w:tc>
+          <w:tcPr>
+            <w:tcW w:type="dxa" w:w="3700"/>
+          </w:tcPr>
+          <w:p>
+            <w:pPr>
+              <w:spacing w:before="0" w:after="0" w:line="252" w:lineRule="auto"/>
+            </w:pPr>
+            <w:r/>
+            <w:r>
+              <w:rPr>
+                <w:rFonts w:ascii="Arial Unicode MS" w:hAnsi="Arial Unicode MS" w:eastAsia="Arial Unicode MS"/>
+                <w:b w:val="0"/>
+                <w:sz w:val="18"/>
+              </w:rPr>
+              <w:t>检索证据不足时只允许一次有界Corrective RAG，不允许自由循环。</w:t>
+            </w:r>
+          </w:p>
+        </w:tc>
+        <w:tc>
+          <w:tcPr>
+            <w:tcW w:type="dxa" w:w="700"/>
+          </w:tcPr>
+          <w:p>
+            <w:pPr>
+              <w:spacing w:before="0" w:after="0" w:line="252" w:lineRule="auto"/>
+            </w:pPr>
+            <w:r/>
+            <w:r>
+              <w:rPr>
+                <w:rFonts w:ascii="Arial Unicode MS" w:hAnsi="Arial Unicode MS" w:eastAsia="Arial Unicode MS"/>
+                <w:b w:val="0"/>
+                <w:sz w:val="18"/>
+              </w:rPr>
+              <w:t>P0</w:t>
+            </w:r>
+          </w:p>
+        </w:tc>
+        <w:tc>
+          <w:tcPr>
+            <w:tcW w:type="dxa" w:w="4110"/>
+          </w:tcPr>
+          <w:p>
+            <w:pPr>
+              <w:spacing w:before="0" w:after="0" w:line="252" w:lineRule="auto"/>
+            </w:pPr>
+            <w:r/>
+            <w:r>
+              <w:rPr>
+                <w:rFonts w:ascii="Arial Unicode MS" w:hAnsi="Arial Unicode MS" w:eastAsia="Arial Unicode MS"/>
+                <w:b w:val="0"/>
+                <w:sz w:val="18"/>
+              </w:rPr>
+              <w:t>最多执行一次结构化查询改写与重检索；改写新增词不得充当采用证据；仍受租户、模型、索引版本、active状态和类目约束；第二次仍不足时回退83%技术基线并记录次数。</w:t>
+            </w:r>
+          </w:p>
+        </w:tc>
+      </w:tr>
+      <w:tr>
+        <w:trPr>
+          <w:cantSplit w:val="true"/>
+        </w:trPr>
+        <w:tc>
+          <w:tcPr>
+            <w:tcW w:type="dxa" w:w="850"/>
+          </w:tcPr>
+          <w:p>
+            <w:pPr>
+              <w:spacing w:before="0" w:after="0" w:line="252" w:lineRule="auto"/>
+            </w:pPr>
+            <w:r/>
+            <w:r>
+              <w:rPr>
+                <w:rFonts w:ascii="Arial Unicode MS" w:hAnsi="Arial Unicode MS" w:eastAsia="Arial Unicode MS"/>
+                <w:b w:val="0"/>
+                <w:sz w:val="18"/>
+              </w:rPr>
+              <w:t>FR-38</w:t>
+            </w:r>
+          </w:p>
+        </w:tc>
+        <w:tc>
+          <w:tcPr>
+            <w:tcW w:type="dxa" w:w="3700"/>
+          </w:tcPr>
+          <w:p>
+            <w:pPr>
+              <w:spacing w:before="0" w:after="0" w:line="252" w:lineRule="auto"/>
+            </w:pPr>
+            <w:r/>
+            <w:r>
+              <w:rPr>
+                <w:rFonts w:ascii="Arial Unicode MS" w:hAnsi="Arial Unicode MS" w:eastAsia="Arial Unicode MS"/>
+                <w:b w:val="0"/>
+                <w:sz w:val="18"/>
+              </w:rPr>
+              <w:t>单条知识不足时只组合少量互补知识证据。</w:t>
+            </w:r>
+          </w:p>
+        </w:tc>
+        <w:tc>
+          <w:tcPr>
+            <w:tcW w:type="dxa" w:w="700"/>
+          </w:tcPr>
+          <w:p>
+            <w:pPr>
+              <w:spacing w:before="0" w:after="0" w:line="252" w:lineRule="auto"/>
+            </w:pPr>
+            <w:r/>
+            <w:r>
+              <w:rPr>
+                <w:rFonts w:ascii="Arial Unicode MS" w:hAnsi="Arial Unicode MS" w:eastAsia="Arial Unicode MS"/>
+                <w:b w:val="0"/>
+                <w:sz w:val="18"/>
+              </w:rPr>
+              <w:t>P0</w:t>
+            </w:r>
+          </w:p>
+        </w:tc>
+        <w:tc>
+          <w:tcPr>
+            <w:tcW w:type="dxa" w:w="4110"/>
+          </w:tcPr>
+          <w:p>
+            <w:pPr>
+              <w:spacing w:before="0" w:after="0" w:line="252" w:lineRule="auto"/>
+            </w:pPr>
+            <w:r/>
+            <w:r>
+              <w:rPr>
+                <w:rFonts w:ascii="Arial Unicode MS" w:hAnsi="Arial Unicode MS" w:eastAsia="Arial Unicode MS"/>
+                <w:b w:val="0"/>
+                <w:sz w:val="18"/>
+              </w:rPr>
+              <w:t>证据必须来自同租户、同索引版本、active状态和同业务类目；组合前检查适用条件、版本、来源与冲突；冲突或证据不足时不组合并回退单知识基线。</w:t>
+            </w:r>
+          </w:p>
+        </w:tc>
+      </w:tr>
+      <w:tr>
+        <w:trPr>
+          <w:cantSplit w:val="true"/>
+        </w:trPr>
+        <w:tc>
+          <w:tcPr>
+            <w:tcW w:type="dxa" w:w="850"/>
+          </w:tcPr>
+          <w:p>
+            <w:pPr>
+              <w:spacing w:before="0" w:after="0" w:line="252" w:lineRule="auto"/>
+            </w:pPr>
+            <w:r/>
+            <w:r>
+              <w:rPr>
+                <w:rFonts w:ascii="Arial Unicode MS" w:hAnsi="Arial Unicode MS" w:eastAsia="Arial Unicode MS"/>
+                <w:b w:val="0"/>
+                <w:sz w:val="18"/>
+              </w:rPr>
+              <w:t>FR-39</w:t>
+            </w:r>
+          </w:p>
+        </w:tc>
+        <w:tc>
+          <w:tcPr>
+            <w:tcW w:type="dxa" w:w="3700"/>
+          </w:tcPr>
+          <w:p>
+            <w:pPr>
+              <w:spacing w:before="0" w:after="0" w:line="252" w:lineRule="auto"/>
+            </w:pPr>
+            <w:r/>
+            <w:r>
+              <w:rPr>
+                <w:rFonts w:ascii="Arial Unicode MS" w:hAnsi="Arial Unicode MS" w:eastAsia="Arial Unicode MS"/>
+                <w:b w:val="0"/>
+                <w:sz w:val="18"/>
+              </w:rPr>
+              <w:t>实时事实、知识规则和模型声明通过有界Agent统一治理。</w:t>
+            </w:r>
+          </w:p>
+        </w:tc>
+        <w:tc>
+          <w:tcPr>
+            <w:tcW w:type="dxa" w:w="700"/>
+          </w:tcPr>
+          <w:p>
+            <w:pPr>
+              <w:spacing w:before="0" w:after="0" w:line="252" w:lineRule="auto"/>
+            </w:pPr>
+            <w:r/>
+            <w:r>
+              <w:rPr>
+                <w:rFonts w:ascii="Arial Unicode MS" w:hAnsi="Arial Unicode MS" w:eastAsia="Arial Unicode MS"/>
+                <w:b w:val="0"/>
+                <w:sz w:val="18"/>
+              </w:rPr>
+              <w:t>P0</w:t>
+            </w:r>
+          </w:p>
+        </w:tc>
+        <w:tc>
+          <w:tcPr>
+            <w:tcW w:type="dxa" w:w="4110"/>
+          </w:tcPr>
+          <w:p>
+            <w:pPr>
+              <w:spacing w:before="0" w:after="0" w:line="252" w:lineRule="auto"/>
+            </w:pPr>
+            <w:r/>
+            <w:r>
+              <w:rPr>
+                <w:rFonts w:ascii="Arial Unicode MS" w:hAnsi="Arial Unicode MS" w:eastAsia="Arial Unicode MS"/>
+                <w:b w:val="0"/>
+                <w:sz w:val="18"/>
+              </w:rPr>
+              <w:t>实时状态仅可来自授权只读工具；缺少订单号先追问；知识与工具证据保留类型、来源、版本/新鲜度；生成后审查无证据数字、承诺、状态冲突与未授权执行；单次最多1次工具、1次模型、7个步骤和25秒，超限安全降级。</w:t>
+            </w:r>
+          </w:p>
+        </w:tc>
+      </w:tr>
+      <w:tr>
+        <w:trPr>
+          <w:cantSplit w:val="true"/>
+        </w:trPr>
+        <w:tc>
+          <w:tcPr>
+            <w:tcW w:type="dxa" w:w="850"/>
+          </w:tcPr>
+          <w:p>
+            <w:pPr>
+              <w:spacing w:before="0" w:after="0" w:line="252" w:lineRule="auto"/>
+            </w:pPr>
+            <w:r/>
+            <w:r>
+              <w:rPr>
+                <w:rFonts w:ascii="Arial Unicode MS" w:hAnsi="Arial Unicode MS" w:eastAsia="Arial Unicode MS"/>
+                <w:b w:val="0"/>
+                <w:sz w:val="18"/>
+              </w:rPr>
+              <w:t>FR-47</w:t>
+            </w:r>
+          </w:p>
+        </w:tc>
+        <w:tc>
+          <w:tcPr>
+            <w:tcW w:type="dxa" w:w="3700"/>
+          </w:tcPr>
+          <w:p>
+            <w:pPr>
+              <w:spacing w:before="0" w:after="0" w:line="252" w:lineRule="auto"/>
+            </w:pPr>
+            <w:r/>
+            <w:r>
+              <w:rPr>
+                <w:rFonts w:ascii="Arial Unicode MS" w:hAnsi="Arial Unicode MS" w:eastAsia="Arial Unicode MS"/>
+                <w:b w:val="0"/>
+                <w:sz w:val="18"/>
+              </w:rPr>
+              <w:t>Step 9.8 V2 在显式实验开关下使用 RetrievalScope、BM25/Dense 宽召回、RRF、业务动作 Boost 和语义 Reranker 形成最终证据候选。</w:t>
+            </w:r>
+          </w:p>
+        </w:tc>
+        <w:tc>
+          <w:tcPr>
+            <w:tcW w:type="dxa" w:w="700"/>
+          </w:tcPr>
+          <w:p>
+            <w:pPr>
+              <w:spacing w:before="0" w:after="0" w:line="252" w:lineRule="auto"/>
+            </w:pPr>
+            <w:r/>
+            <w:r>
+              <w:rPr>
+                <w:rFonts w:ascii="Arial Unicode MS" w:hAnsi="Arial Unicode MS" w:eastAsia="Arial Unicode MS"/>
+                <w:b w:val="0"/>
+                <w:sz w:val="18"/>
+              </w:rPr>
+              <w:t>P0</w:t>
+            </w:r>
+          </w:p>
+        </w:tc>
+        <w:tc>
+          <w:tcPr>
+            <w:tcW w:type="dxa" w:w="4110"/>
+          </w:tcPr>
+          <w:p>
+            <w:pPr>
+              <w:spacing w:before="0" w:after="0" w:line="252" w:lineRule="auto"/>
+            </w:pPr>
+            <w:r/>
+            <w:r>
+              <w:rPr>
+                <w:rFonts w:ascii="Arial Unicode MS" w:hAnsi="Arial Unicode MS" w:eastAsia="Arial Unicode MS"/>
+                <w:b w:val="0"/>
+                <w:sz w:val="18"/>
+              </w:rPr>
+              <w:t>Router 只能提供检索范围与偏好，不能锁定唯一知识；V1 和普通生产行为不变；V2 记录每阶段候选、排名、分数、Boost、Rerank 与回退原因；TopK、RRF k、Boost上限和超时必须可配置。</w:t>
             </w:r>
           </w:p>
         </w:tc>
@@ -3759,7 +4812,7 @@
             <w:r/>
             <w:r>
               <w:rPr>
-                <w:rFonts w:ascii="SimHei" w:hAnsi="SimHei" w:eastAsia="SimHei"/>
+                <w:rFonts w:ascii="Arial Unicode MS" w:hAnsi="Arial Unicode MS" w:eastAsia="Arial Unicode MS"/>
                 <w:b/>
                 <w:color w:val="0B2545"/>
                 <w:sz w:val="18"/>
@@ -3787,7 +4840,7 @@
             <w:r/>
             <w:r>
               <w:rPr>
-                <w:rFonts w:ascii="SimHei" w:hAnsi="SimHei" w:eastAsia="SimHei"/>
+                <w:rFonts w:ascii="Arial Unicode MS" w:hAnsi="Arial Unicode MS" w:eastAsia="Arial Unicode MS"/>
                 <w:b/>
                 <w:color w:val="0B2545"/>
                 <w:sz w:val="18"/>
@@ -3815,7 +4868,7 @@
             <w:r/>
             <w:r>
               <w:rPr>
-                <w:rFonts w:ascii="SimHei" w:hAnsi="SimHei" w:eastAsia="SimHei"/>
+                <w:rFonts w:ascii="Arial Unicode MS" w:hAnsi="Arial Unicode MS" w:eastAsia="Arial Unicode MS"/>
                 <w:b/>
                 <w:color w:val="0B2545"/>
                 <w:sz w:val="18"/>
@@ -3843,7 +4896,7 @@
             <w:r/>
             <w:r>
               <w:rPr>
-                <w:rFonts w:ascii="SimHei" w:hAnsi="SimHei" w:eastAsia="SimHei"/>
+                <w:rFonts w:ascii="Arial Unicode MS" w:hAnsi="Arial Unicode MS" w:eastAsia="Arial Unicode MS"/>
                 <w:b/>
                 <w:color w:val="0B2545"/>
                 <w:sz w:val="18"/>
@@ -3868,7 +4921,7 @@
             <w:r/>
             <w:r>
               <w:rPr>
-                <w:rFonts w:ascii="SimHei" w:hAnsi="SimHei" w:eastAsia="SimHei"/>
+                <w:rFonts w:ascii="Arial Unicode MS" w:hAnsi="Arial Unicode MS" w:eastAsia="Arial Unicode MS"/>
                 <w:b w:val="0"/>
                 <w:sz w:val="18"/>
               </w:rPr>
@@ -3887,7 +4940,7 @@
             <w:r/>
             <w:r>
               <w:rPr>
-                <w:rFonts w:ascii="SimHei" w:hAnsi="SimHei" w:eastAsia="SimHei"/>
+                <w:rFonts w:ascii="Arial Unicode MS" w:hAnsi="Arial Unicode MS" w:eastAsia="Arial Unicode MS"/>
                 <w:b w:val="0"/>
                 <w:sz w:val="18"/>
               </w:rPr>
@@ -3906,7 +4959,7 @@
             <w:r/>
             <w:r>
               <w:rPr>
-                <w:rFonts w:ascii="SimHei" w:hAnsi="SimHei" w:eastAsia="SimHei"/>
+                <w:rFonts w:ascii="Arial Unicode MS" w:hAnsi="Arial Unicode MS" w:eastAsia="Arial Unicode MS"/>
                 <w:b w:val="0"/>
                 <w:sz w:val="18"/>
               </w:rPr>
@@ -3925,7 +4978,7 @@
             <w:r/>
             <w:r>
               <w:rPr>
-                <w:rFonts w:ascii="SimHei" w:hAnsi="SimHei" w:eastAsia="SimHei"/>
+                <w:rFonts w:ascii="Arial Unicode MS" w:hAnsi="Arial Unicode MS" w:eastAsia="Arial Unicode MS"/>
                 <w:b w:val="0"/>
                 <w:sz w:val="18"/>
               </w:rPr>
@@ -3949,7 +5002,7 @@
             <w:r/>
             <w:r>
               <w:rPr>
-                <w:rFonts w:ascii="SimHei" w:hAnsi="SimHei" w:eastAsia="SimHei"/>
+                <w:rFonts w:ascii="Arial Unicode MS" w:hAnsi="Arial Unicode MS" w:eastAsia="Arial Unicode MS"/>
                 <w:b w:val="0"/>
                 <w:sz w:val="18"/>
               </w:rPr>
@@ -3968,7 +5021,7 @@
             <w:r/>
             <w:r>
               <w:rPr>
-                <w:rFonts w:ascii="SimHei" w:hAnsi="SimHei" w:eastAsia="SimHei"/>
+                <w:rFonts w:ascii="Arial Unicode MS" w:hAnsi="Arial Unicode MS" w:eastAsia="Arial Unicode MS"/>
                 <w:b w:val="0"/>
                 <w:sz w:val="18"/>
               </w:rPr>
@@ -3987,7 +5040,7 @@
             <w:r/>
             <w:r>
               <w:rPr>
-                <w:rFonts w:ascii="SimHei" w:hAnsi="SimHei" w:eastAsia="SimHei"/>
+                <w:rFonts w:ascii="Arial Unicode MS" w:hAnsi="Arial Unicode MS" w:eastAsia="Arial Unicode MS"/>
                 <w:b w:val="0"/>
                 <w:sz w:val="18"/>
               </w:rPr>
@@ -4006,7 +5059,7 @@
             <w:r/>
             <w:r>
               <w:rPr>
-                <w:rFonts w:ascii="SimHei" w:hAnsi="SimHei" w:eastAsia="SimHei"/>
+                <w:rFonts w:ascii="Arial Unicode MS" w:hAnsi="Arial Unicode MS" w:eastAsia="Arial Unicode MS"/>
                 <w:b w:val="0"/>
                 <w:sz w:val="18"/>
               </w:rPr>
@@ -4030,7 +5083,7 @@
             <w:r/>
             <w:r>
               <w:rPr>
-                <w:rFonts w:ascii="SimHei" w:hAnsi="SimHei" w:eastAsia="SimHei"/>
+                <w:rFonts w:ascii="Arial Unicode MS" w:hAnsi="Arial Unicode MS" w:eastAsia="Arial Unicode MS"/>
                 <w:b w:val="0"/>
                 <w:sz w:val="18"/>
               </w:rPr>
@@ -4049,7 +5102,7 @@
             <w:r/>
             <w:r>
               <w:rPr>
-                <w:rFonts w:ascii="SimHei" w:hAnsi="SimHei" w:eastAsia="SimHei"/>
+                <w:rFonts w:ascii="Arial Unicode MS" w:hAnsi="Arial Unicode MS" w:eastAsia="Arial Unicode MS"/>
                 <w:b w:val="0"/>
                 <w:sz w:val="18"/>
               </w:rPr>
@@ -4068,7 +5121,7 @@
             <w:r/>
             <w:r>
               <w:rPr>
-                <w:rFonts w:ascii="SimHei" w:hAnsi="SimHei" w:eastAsia="SimHei"/>
+                <w:rFonts w:ascii="Arial Unicode MS" w:hAnsi="Arial Unicode MS" w:eastAsia="Arial Unicode MS"/>
                 <w:b w:val="0"/>
                 <w:sz w:val="18"/>
               </w:rPr>
@@ -4087,11 +5140,335 @@
             <w:r/>
             <w:r>
               <w:rPr>
-                <w:rFonts w:ascii="SimHei" w:hAnsi="SimHei" w:eastAsia="SimHei"/>
+                <w:rFonts w:ascii="Arial Unicode MS" w:hAnsi="Arial Unicode MS" w:eastAsia="Arial Unicode MS"/>
                 <w:b w:val="0"/>
                 <w:sz w:val="18"/>
               </w:rPr>
               <w:t>界面和接口均不得以 Agent 自动执行方式绕过身份核验或审批。</w:t>
+            </w:r>
+          </w:p>
+        </w:tc>
+      </w:tr>
+      <w:tr>
+        <w:trPr>
+          <w:cantSplit w:val="true"/>
+        </w:trPr>
+        <w:tc>
+          <w:tcPr>
+            <w:tcW w:type="dxa" w:w="850"/>
+          </w:tcPr>
+          <w:p>
+            <w:pPr>
+              <w:spacing w:before="0" w:after="0" w:line="252" w:lineRule="auto"/>
+            </w:pPr>
+            <w:r/>
+            <w:r>
+              <w:rPr>
+                <w:rFonts w:ascii="Arial Unicode MS" w:hAnsi="Arial Unicode MS" w:eastAsia="Arial Unicode MS"/>
+                <w:b w:val="0"/>
+                <w:sz w:val="18"/>
+              </w:rPr>
+              <w:t>FR-43</w:t>
+            </w:r>
+          </w:p>
+        </w:tc>
+        <w:tc>
+          <w:tcPr>
+            <w:tcW w:type="dxa" w:w="3700"/>
+          </w:tcPr>
+          <w:p>
+            <w:pPr>
+              <w:spacing w:before="0" w:after="0" w:line="252" w:lineRule="auto"/>
+            </w:pPr>
+            <w:r/>
+            <w:r>
+              <w:rPr>
+                <w:rFonts w:ascii="Arial Unicode MS" w:hAnsi="Arial Unicode MS" w:eastAsia="Arial Unicode MS"/>
+                <w:b w:val="0"/>
+                <w:sz w:val="18"/>
+              </w:rPr>
+              <w:t>退款、订单、物流、会员查询通过 D1 业务表提供真实结构化结果。</w:t>
+            </w:r>
+          </w:p>
+        </w:tc>
+        <w:tc>
+          <w:tcPr>
+            <w:tcW w:type="dxa" w:w="700"/>
+          </w:tcPr>
+          <w:p>
+            <w:pPr>
+              <w:spacing w:before="0" w:after="0" w:line="252" w:lineRule="auto"/>
+            </w:pPr>
+            <w:r/>
+            <w:r>
+              <w:rPr>
+                <w:rFonts w:ascii="Arial Unicode MS" w:hAnsi="Arial Unicode MS" w:eastAsia="Arial Unicode MS"/>
+                <w:b w:val="0"/>
+                <w:sz w:val="18"/>
+              </w:rPr>
+              <w:t>P0</w:t>
+            </w:r>
+          </w:p>
+        </w:tc>
+        <w:tc>
+          <w:tcPr>
+            <w:tcW w:type="dxa" w:w="4110"/>
+          </w:tcPr>
+          <w:p>
+            <w:pPr>
+              <w:spacing w:before="0" w:after="0" w:line="252" w:lineRule="auto"/>
+            </w:pPr>
+            <w:r/>
+            <w:r>
+              <w:rPr>
+                <w:rFonts w:ascii="Arial Unicode MS" w:hAnsi="Arial Unicode MS" w:eastAsia="Arial Unicode MS"/>
+                <w:b w:val="0"/>
+                <w:sz w:val="18"/>
+              </w:rPr>
+              <w:t>工具不包含硬编码业务记录；订单不存在、权限不足、超时和数据缺失返回不同错误码；Agent 不得根据失败结果猜测。</w:t>
+            </w:r>
+          </w:p>
+        </w:tc>
+      </w:tr>
+      <w:tr>
+        <w:trPr>
+          <w:cantSplit w:val="true"/>
+        </w:trPr>
+        <w:tc>
+          <w:tcPr>
+            <w:tcW w:type="dxa" w:w="850"/>
+          </w:tcPr>
+          <w:p>
+            <w:pPr>
+              <w:spacing w:before="0" w:after="0" w:line="252" w:lineRule="auto"/>
+            </w:pPr>
+            <w:r/>
+            <w:r>
+              <w:rPr>
+                <w:rFonts w:ascii="Arial Unicode MS" w:hAnsi="Arial Unicode MS" w:eastAsia="Arial Unicode MS"/>
+                <w:b w:val="0"/>
+                <w:sz w:val="18"/>
+              </w:rPr>
+              <w:t>FR-44</w:t>
+            </w:r>
+          </w:p>
+        </w:tc>
+        <w:tc>
+          <w:tcPr>
+            <w:tcW w:type="dxa" w:w="3700"/>
+          </w:tcPr>
+          <w:p>
+            <w:pPr>
+              <w:spacing w:before="0" w:after="0" w:line="252" w:lineRule="auto"/>
+            </w:pPr>
+            <w:r/>
+            <w:r>
+              <w:rPr>
+                <w:rFonts w:ascii="Arial Unicode MS" w:hAnsi="Arial Unicode MS" w:eastAsia="Arial Unicode MS"/>
+                <w:b w:val="0"/>
+                <w:sz w:val="18"/>
+              </w:rPr>
+              <w:t>模型网关启动自检并在不可用时返回明确系统异常，不得静默生成伪客服回答。</w:t>
+            </w:r>
+          </w:p>
+        </w:tc>
+        <w:tc>
+          <w:tcPr>
+            <w:tcW w:type="dxa" w:w="700"/>
+          </w:tcPr>
+          <w:p>
+            <w:pPr>
+              <w:spacing w:before="0" w:after="0" w:line="252" w:lineRule="auto"/>
+            </w:pPr>
+            <w:r/>
+            <w:r>
+              <w:rPr>
+                <w:rFonts w:ascii="Arial Unicode MS" w:hAnsi="Arial Unicode MS" w:eastAsia="Arial Unicode MS"/>
+                <w:b w:val="0"/>
+                <w:sz w:val="18"/>
+              </w:rPr>
+              <w:t>P0</w:t>
+            </w:r>
+          </w:p>
+        </w:tc>
+        <w:tc>
+          <w:tcPr>
+            <w:tcW w:type="dxa" w:w="4110"/>
+          </w:tcPr>
+          <w:p>
+            <w:pPr>
+              <w:spacing w:before="0" w:after="0" w:line="252" w:lineRule="auto"/>
+            </w:pPr>
+            <w:r/>
+            <w:r>
+              <w:rPr>
+                <w:rFonts w:ascii="Arial Unicode MS" w:hAnsi="Arial Unicode MS" w:eastAsia="Arial Unicode MS"/>
+                <w:b w:val="0"/>
+                <w:sz w:val="18"/>
+              </w:rPr>
+              <w:t>健康检查验证 Base URL、模型名、Key 和真实连通性；模型失败响应 mode=unavailable 并带 traceId。</w:t>
+            </w:r>
+          </w:p>
+        </w:tc>
+      </w:tr>
+      <w:tr>
+        <w:trPr>
+          <w:cantSplit w:val="true"/>
+        </w:trPr>
+        <w:tc>
+          <w:tcPr>
+            <w:tcW w:type="dxa" w:w="850"/>
+          </w:tcPr>
+          <w:p>
+            <w:pPr>
+              <w:spacing w:before="0" w:after="0" w:line="252" w:lineRule="auto"/>
+            </w:pPr>
+            <w:r/>
+            <w:r>
+              <w:rPr>
+                <w:rFonts w:ascii="Arial Unicode MS" w:hAnsi="Arial Unicode MS" w:eastAsia="Arial Unicode MS"/>
+                <w:b w:val="0"/>
+                <w:sz w:val="18"/>
+              </w:rPr>
+              <w:t>FR-45</w:t>
+            </w:r>
+          </w:p>
+        </w:tc>
+        <w:tc>
+          <w:tcPr>
+            <w:tcW w:type="dxa" w:w="3700"/>
+          </w:tcPr>
+          <w:p>
+            <w:pPr>
+              <w:spacing w:before="0" w:after="0" w:line="252" w:lineRule="auto"/>
+            </w:pPr>
+            <w:r/>
+            <w:r>
+              <w:rPr>
+                <w:rFonts w:ascii="Arial Unicode MS" w:hAnsi="Arial Unicode MS" w:eastAsia="Arial Unicode MS"/>
+                <w:b w:val="0"/>
+                <w:sz w:val="18"/>
+              </w:rPr>
+              <w:t>生产发布采用候选版本、迁移校验、灰度监控和可回滚策略。</w:t>
+            </w:r>
+          </w:p>
+        </w:tc>
+        <w:tc>
+          <w:tcPr>
+            <w:tcW w:type="dxa" w:w="700"/>
+          </w:tcPr>
+          <w:p>
+            <w:pPr>
+              <w:spacing w:before="0" w:after="0" w:line="252" w:lineRule="auto"/>
+            </w:pPr>
+            <w:r/>
+            <w:r>
+              <w:rPr>
+                <w:rFonts w:ascii="Arial Unicode MS" w:hAnsi="Arial Unicode MS" w:eastAsia="Arial Unicode MS"/>
+                <w:b w:val="0"/>
+                <w:sz w:val="18"/>
+              </w:rPr>
+              <w:t>P0</w:t>
+            </w:r>
+          </w:p>
+        </w:tc>
+        <w:tc>
+          <w:tcPr>
+            <w:tcW w:type="dxa" w:w="4110"/>
+          </w:tcPr>
+          <w:p>
+            <w:pPr>
+              <w:spacing w:before="0" w:after="0" w:line="252" w:lineRule="auto"/>
+            </w:pPr>
+            <w:r/>
+            <w:r>
+              <w:rPr>
+                <w:rFonts w:ascii="Arial Unicode MS" w:hAnsi="Arial Unicode MS" w:eastAsia="Arial Unicode MS"/>
+                <w:b w:val="0"/>
+                <w:sz w:val="18"/>
+              </w:rPr>
+              <w:t>候选版本与当前版本可并存；关键链路异常时停止扩大流量；保留上一版镜像与数据库迁移。</w:t>
+            </w:r>
+          </w:p>
+        </w:tc>
+      </w:tr>
+      <w:tr>
+        <w:trPr>
+          <w:cantSplit w:val="true"/>
+        </w:trPr>
+        <w:tc>
+          <w:tcPr>
+            <w:tcW w:type="dxa" w:w="850"/>
+          </w:tcPr>
+          <w:p>
+            <w:pPr>
+              <w:spacing w:before="0" w:after="0" w:line="252" w:lineRule="auto"/>
+            </w:pPr>
+            <w:r/>
+            <w:r>
+              <w:rPr>
+                <w:rFonts w:ascii="Arial Unicode MS" w:hAnsi="Arial Unicode MS" w:eastAsia="Arial Unicode MS"/>
+                <w:b w:val="0"/>
+                <w:sz w:val="18"/>
+              </w:rPr>
+              <w:t>FR-46</w:t>
+            </w:r>
+          </w:p>
+        </w:tc>
+        <w:tc>
+          <w:tcPr>
+            <w:tcW w:type="dxa" w:w="3700"/>
+          </w:tcPr>
+          <w:p>
+            <w:pPr>
+              <w:spacing w:before="0" w:after="0" w:line="252" w:lineRule="auto"/>
+            </w:pPr>
+            <w:r/>
+            <w:r>
+              <w:rPr>
+                <w:rFonts w:ascii="Arial Unicode MS" w:hAnsi="Arial Unicode MS" w:eastAsia="Arial Unicode MS"/>
+                <w:b w:val="0"/>
+                <w:sz w:val="18"/>
+              </w:rPr>
+              <w:t>用户问候、闲聊和知识未命中问题同样调用真实 Agent 模型；没有可信知识时只做自然澄清，不编造业务事实。</w:t>
+            </w:r>
+          </w:p>
+        </w:tc>
+        <w:tc>
+          <w:tcPr>
+            <w:tcW w:type="dxa" w:w="700"/>
+          </w:tcPr>
+          <w:p>
+            <w:pPr>
+              <w:spacing w:before="0" w:after="0" w:line="252" w:lineRule="auto"/>
+            </w:pPr>
+            <w:r/>
+            <w:r>
+              <w:rPr>
+                <w:rFonts w:ascii="Arial Unicode MS" w:hAnsi="Arial Unicode MS" w:eastAsia="Arial Unicode MS"/>
+                <w:b w:val="0"/>
+                <w:sz w:val="18"/>
+              </w:rPr>
+              <w:t>P0</w:t>
+            </w:r>
+          </w:p>
+        </w:tc>
+        <w:tc>
+          <w:tcPr>
+            <w:tcW w:type="dxa" w:w="4110"/>
+          </w:tcPr>
+          <w:p>
+            <w:pPr>
+              <w:spacing w:before="0" w:after="0" w:line="252" w:lineRule="auto"/>
+            </w:pPr>
+            <w:r/>
+            <w:r>
+              <w:rPr>
+                <w:rFonts w:ascii="Arial Unicode MS" w:hAnsi="Arial Unicode MS" w:eastAsia="Arial Unicode MS"/>
+                <w:b w:val="0"/>
+                <w:sz w:val="18"/>
+              </w:rPr>
+              <w:t>用户端正常回答返回 mode=model-grounded；模型不可用返回明确系统异常；不再以确定性文案伪装模型回答。</w:t>
             </w:r>
           </w:p>
         </w:tc>
@@ -4156,7 +5533,7 @@
             <w:r/>
             <w:r>
               <w:rPr>
-                <w:rFonts w:ascii="SimHei" w:hAnsi="SimHei" w:eastAsia="SimHei"/>
+                <w:rFonts w:ascii="Arial Unicode MS" w:hAnsi="Arial Unicode MS" w:eastAsia="Arial Unicode MS"/>
                 <w:b/>
                 <w:color w:val="0B2545"/>
                 <w:sz w:val="18"/>
@@ -4184,7 +5561,7 @@
             <w:r/>
             <w:r>
               <w:rPr>
-                <w:rFonts w:ascii="SimHei" w:hAnsi="SimHei" w:eastAsia="SimHei"/>
+                <w:rFonts w:ascii="Arial Unicode MS" w:hAnsi="Arial Unicode MS" w:eastAsia="Arial Unicode MS"/>
                 <w:b/>
                 <w:color w:val="0B2545"/>
                 <w:sz w:val="18"/>
@@ -4212,7 +5589,7 @@
             <w:r/>
             <w:r>
               <w:rPr>
-                <w:rFonts w:ascii="SimHei" w:hAnsi="SimHei" w:eastAsia="SimHei"/>
+                <w:rFonts w:ascii="Arial Unicode MS" w:hAnsi="Arial Unicode MS" w:eastAsia="Arial Unicode MS"/>
                 <w:b/>
                 <w:color w:val="0B2545"/>
                 <w:sz w:val="18"/>
@@ -4237,7 +5614,7 @@
             <w:r/>
             <w:r>
               <w:rPr>
-                <w:rFonts w:ascii="SimHei" w:hAnsi="SimHei" w:eastAsia="SimHei"/>
+                <w:rFonts w:ascii="Arial Unicode MS" w:hAnsi="Arial Unicode MS" w:eastAsia="Arial Unicode MS"/>
                 <w:b w:val="0"/>
                 <w:sz w:val="18"/>
               </w:rPr>
@@ -4256,7 +5633,7 @@
             <w:r/>
             <w:r>
               <w:rPr>
-                <w:rFonts w:ascii="SimHei" w:hAnsi="SimHei" w:eastAsia="SimHei"/>
+                <w:rFonts w:ascii="Arial Unicode MS" w:hAnsi="Arial Unicode MS" w:eastAsia="Arial Unicode MS"/>
                 <w:b w:val="0"/>
                 <w:sz w:val="18"/>
               </w:rPr>
@@ -4275,7 +5652,7 @@
             <w:r/>
             <w:r>
               <w:rPr>
-                <w:rFonts w:ascii="SimHei" w:hAnsi="SimHei" w:eastAsia="SimHei"/>
+                <w:rFonts w:ascii="Arial Unicode MS" w:hAnsi="Arial Unicode MS" w:eastAsia="Arial Unicode MS"/>
                 <w:b w:val="0"/>
                 <w:sz w:val="18"/>
               </w:rPr>
@@ -4299,7 +5676,7 @@
             <w:r/>
             <w:r>
               <w:rPr>
-                <w:rFonts w:ascii="SimHei" w:hAnsi="SimHei" w:eastAsia="SimHei"/>
+                <w:rFonts w:ascii="Arial Unicode MS" w:hAnsi="Arial Unicode MS" w:eastAsia="Arial Unicode MS"/>
                 <w:b w:val="0"/>
                 <w:sz w:val="18"/>
               </w:rPr>
@@ -4318,7 +5695,7 @@
             <w:r/>
             <w:r>
               <w:rPr>
-                <w:rFonts w:ascii="SimHei" w:hAnsi="SimHei" w:eastAsia="SimHei"/>
+                <w:rFonts w:ascii="Arial Unicode MS" w:hAnsi="Arial Unicode MS" w:eastAsia="Arial Unicode MS"/>
                 <w:b w:val="0"/>
                 <w:sz w:val="18"/>
               </w:rPr>
@@ -4337,7 +5714,7 @@
             <w:r/>
             <w:r>
               <w:rPr>
-                <w:rFonts w:ascii="SimHei" w:hAnsi="SimHei" w:eastAsia="SimHei"/>
+                <w:rFonts w:ascii="Arial Unicode MS" w:hAnsi="Arial Unicode MS" w:eastAsia="Arial Unicode MS"/>
                 <w:b w:val="0"/>
                 <w:sz w:val="18"/>
               </w:rPr>
@@ -4361,7 +5738,7 @@
             <w:r/>
             <w:r>
               <w:rPr>
-                <w:rFonts w:ascii="SimHei" w:hAnsi="SimHei" w:eastAsia="SimHei"/>
+                <w:rFonts w:ascii="Arial Unicode MS" w:hAnsi="Arial Unicode MS" w:eastAsia="Arial Unicode MS"/>
                 <w:b w:val="0"/>
                 <w:sz w:val="18"/>
               </w:rPr>
@@ -4380,7 +5757,7 @@
             <w:r/>
             <w:r>
               <w:rPr>
-                <w:rFonts w:ascii="SimHei" w:hAnsi="SimHei" w:eastAsia="SimHei"/>
+                <w:rFonts w:ascii="Arial Unicode MS" w:hAnsi="Arial Unicode MS" w:eastAsia="Arial Unicode MS"/>
                 <w:b w:val="0"/>
                 <w:sz w:val="18"/>
               </w:rPr>
@@ -4399,7 +5776,7 @@
             <w:r/>
             <w:r>
               <w:rPr>
-                <w:rFonts w:ascii="SimHei" w:hAnsi="SimHei" w:eastAsia="SimHei"/>
+                <w:rFonts w:ascii="Arial Unicode MS" w:hAnsi="Arial Unicode MS" w:eastAsia="Arial Unicode MS"/>
                 <w:b w:val="0"/>
                 <w:sz w:val="18"/>
               </w:rPr>
@@ -4423,7 +5800,7 @@
             <w:r/>
             <w:r>
               <w:rPr>
-                <w:rFonts w:ascii="SimHei" w:hAnsi="SimHei" w:eastAsia="SimHei"/>
+                <w:rFonts w:ascii="Arial Unicode MS" w:hAnsi="Arial Unicode MS" w:eastAsia="Arial Unicode MS"/>
                 <w:b w:val="0"/>
                 <w:sz w:val="18"/>
               </w:rPr>
@@ -4442,7 +5819,7 @@
             <w:r/>
             <w:r>
               <w:rPr>
-                <w:rFonts w:ascii="SimHei" w:hAnsi="SimHei" w:eastAsia="SimHei"/>
+                <w:rFonts w:ascii="Arial Unicode MS" w:hAnsi="Arial Unicode MS" w:eastAsia="Arial Unicode MS"/>
                 <w:b w:val="0"/>
                 <w:sz w:val="18"/>
               </w:rPr>
@@ -4461,7 +5838,7 @@
             <w:r/>
             <w:r>
               <w:rPr>
-                <w:rFonts w:ascii="SimHei" w:hAnsi="SimHei" w:eastAsia="SimHei"/>
+                <w:rFonts w:ascii="Arial Unicode MS" w:hAnsi="Arial Unicode MS" w:eastAsia="Arial Unicode MS"/>
                 <w:b w:val="0"/>
                 <w:sz w:val="18"/>
               </w:rPr>
@@ -4485,7 +5862,69 @@
             <w:r/>
             <w:r>
               <w:rPr>
-                <w:rFonts w:ascii="SimHei" w:hAnsi="SimHei" w:eastAsia="SimHei"/>
+                <w:rFonts w:ascii="Arial Unicode MS" w:hAnsi="Arial Unicode MS" w:eastAsia="Arial Unicode MS"/>
+                <w:b w:val="0"/>
+                <w:sz w:val="18"/>
+              </w:rPr>
+              <w:t>向量索引、影子运行与复核</w:t>
+            </w:r>
+          </w:p>
+        </w:tc>
+        <w:tc>
+          <w:tcPr>
+            <w:tcW w:type="dxa" w:w="4300"/>
+          </w:tcPr>
+          <w:p>
+            <w:pPr>
+              <w:spacing w:before="0" w:after="0" w:line="252" w:lineRule="auto"/>
+            </w:pPr>
+            <w:r/>
+            <w:r>
+              <w:rPr>
+                <w:rFonts w:ascii="Arial Unicode MS" w:hAnsi="Arial Unicode MS" w:eastAsia="Arial Unicode MS"/>
+                <w:b w:val="0"/>
+                <w:sz w:val="18"/>
+              </w:rPr>
+              <w:t>租户、Embedding 模型、当前索引版本、文档向量、traceId、候选分数、来源差异、耗时、失败码、复核结论与复核人</w:t>
+            </w:r>
+          </w:p>
+        </w:tc>
+        <w:tc>
+          <w:tcPr>
+            <w:tcW w:type="dxa" w:w="3460"/>
+          </w:tcPr>
+          <w:p>
+            <w:pPr>
+              <w:spacing w:before="0" w:after="0" w:line="252" w:lineRule="auto"/>
+            </w:pPr>
+            <w:r/>
+            <w:r>
+              <w:rPr>
+                <w:rFonts w:ascii="Arial Unicode MS" w:hAnsi="Arial Unicode MS" w:eastAsia="Arial Unicode MS"/>
+                <w:b w:val="0"/>
+                <w:sz w:val="18"/>
+              </w:rPr>
+              <w:t>新索引完整装载后才切换版本指针；复核按运行唯一且写审计；门禁只读，不得阻塞、替换回答或自动切流。</w:t>
+            </w:r>
+          </w:p>
+        </w:tc>
+      </w:tr>
+      <w:tr>
+        <w:trPr>
+          <w:cantSplit w:val="true"/>
+        </w:trPr>
+        <w:tc>
+          <w:tcPr>
+            <w:tcW w:type="dxa" w:w="1600"/>
+          </w:tcPr>
+          <w:p>
+            <w:pPr>
+              <w:spacing w:before="0" w:after="0" w:line="252" w:lineRule="auto"/>
+            </w:pPr>
+            <w:r/>
+            <w:r>
+              <w:rPr>
+                <w:rFonts w:ascii="Arial Unicode MS" w:hAnsi="Arial Unicode MS" w:eastAsia="Arial Unicode MS"/>
                 <w:b w:val="0"/>
                 <w:sz w:val="18"/>
               </w:rPr>
@@ -4504,7 +5943,7 @@
             <w:r/>
             <w:r>
               <w:rPr>
-                <w:rFonts w:ascii="SimHei" w:hAnsi="SimHei" w:eastAsia="SimHei"/>
+                <w:rFonts w:ascii="Arial Unicode MS" w:hAnsi="Arial Unicode MS" w:eastAsia="Arial Unicode MS"/>
                 <w:b w:val="0"/>
                 <w:sz w:val="18"/>
               </w:rPr>
@@ -4523,7 +5962,7 @@
             <w:r/>
             <w:r>
               <w:rPr>
-                <w:rFonts w:ascii="SimHei" w:hAnsi="SimHei" w:eastAsia="SimHei"/>
+                <w:rFonts w:ascii="Arial Unicode MS" w:hAnsi="Arial Unicode MS" w:eastAsia="Arial Unicode MS"/>
                 <w:b w:val="0"/>
                 <w:sz w:val="18"/>
               </w:rPr>
@@ -4554,7 +5993,7 @@
       </w:pPr>
       <w:r>
         <w:rPr>
-          <w:rFonts w:ascii="SimHei" w:hAnsi="SimHei" w:eastAsia="SimHei"/>
+          <w:rFonts w:ascii="Arial Unicode MS" w:hAnsi="Arial Unicode MS" w:eastAsia="Arial Unicode MS"/>
           <w:sz w:val="21"/>
         </w:rPr>
         <w:t>订单、支付、物流、会员和工单系统提供可核验事实与业务动作状态。</w:t>
@@ -4568,7 +6007,7 @@
       </w:pPr>
       <w:r>
         <w:rPr>
-          <w:rFonts w:ascii="SimHei" w:hAnsi="SimHei" w:eastAsia="SimHei"/>
+          <w:rFonts w:ascii="Arial Unicode MS" w:hAnsi="Arial Unicode MS" w:eastAsia="Arial Unicode MS"/>
           <w:sz w:val="21"/>
         </w:rPr>
         <w:t>知识来源系统或文件库提供政策、SOP、FAQ 与来源快照。</w:t>
@@ -4582,7 +6021,7 @@
       </w:pPr>
       <w:r>
         <w:rPr>
-          <w:rFonts w:ascii="SimHei" w:hAnsi="SimHei" w:eastAsia="SimHei"/>
+          <w:rFonts w:ascii="Arial Unicode MS" w:hAnsi="Arial Unicode MS" w:eastAsia="Arial Unicode MS"/>
           <w:sz w:val="21"/>
         </w:rPr>
         <w:t>大模型、向量检索、意图识别和路由服务提供 Agent 能力。</w:t>
@@ -4596,7 +6035,7 @@
       </w:pPr>
       <w:r>
         <w:rPr>
-          <w:rFonts w:ascii="SimHei" w:hAnsi="SimHei" w:eastAsia="SimHei"/>
+          <w:rFonts w:ascii="Arial Unicode MS" w:hAnsi="Arial Unicode MS" w:eastAsia="Arial Unicode MS"/>
           <w:sz w:val="21"/>
         </w:rPr>
         <w:t>统一身份认证、权限系统、日志与监控平台提供企业治理能力。</w:t>
@@ -4618,7 +6057,7 @@
       </w:pPr>
       <w:r>
         <w:rPr>
-          <w:rFonts w:ascii="SimHei" w:hAnsi="SimHei" w:eastAsia="SimHei"/>
+          <w:rFonts w:ascii="Arial Unicode MS" w:hAnsi="Arial Unicode MS" w:eastAsia="Arial Unicode MS"/>
           <w:sz w:val="21"/>
         </w:rPr>
         <w:t>可用性：生产核心会话与知识查询应具备监控、告警和降级方案。</w:t>
@@ -4632,7 +6071,7 @@
       </w:pPr>
       <w:r>
         <w:rPr>
-          <w:rFonts w:ascii="SimHei" w:hAnsi="SimHei" w:eastAsia="SimHei"/>
+          <w:rFonts w:ascii="Arial Unicode MS" w:hAnsi="Arial Unicode MS" w:eastAsia="Arial Unicode MS"/>
           <w:sz w:val="21"/>
         </w:rPr>
         <w:t>可追溯：每次回答应记录使用的知识、策略和模型版本。</w:t>
@@ -4646,7 +6085,7 @@
       </w:pPr>
       <w:r>
         <w:rPr>
-          <w:rFonts w:ascii="SimHei" w:hAnsi="SimHei" w:eastAsia="SimHei"/>
+          <w:rFonts w:ascii="Arial Unicode MS" w:hAnsi="Arial Unicode MS" w:eastAsia="Arial Unicode MS"/>
           <w:sz w:val="21"/>
         </w:rPr>
         <w:t>权限：按空间、角色和资源最小授权；角色切换不自动扩大权限。</w:t>
@@ -4660,7 +6099,7 @@
       </w:pPr>
       <w:r>
         <w:rPr>
-          <w:rFonts w:ascii="SimHei" w:hAnsi="SimHei" w:eastAsia="SimHei"/>
+          <w:rFonts w:ascii="Arial Unicode MS" w:hAnsi="Arial Unicode MS" w:eastAsia="Arial Unicode MS"/>
           <w:sz w:val="21"/>
         </w:rPr>
         <w:t>隐私：PII 默认脱敏；敏感操作需要身份核验与人工确认。</w:t>
@@ -4674,10 +6113,66 @@
       </w:pPr>
       <w:r>
         <w:rPr>
-          <w:rFonts w:ascii="SimHei" w:hAnsi="SimHei" w:eastAsia="SimHei"/>
+          <w:rFonts w:ascii="Arial Unicode MS" w:hAnsi="Arial Unicode MS" w:eastAsia="Arial Unicode MS"/>
           <w:sz w:val="21"/>
         </w:rPr>
         <w:t>可回退：知识和策略均需要保留线上版本、变更记录和回退路径。</w:t>
+      </w:r>
+    </w:p>
+    <w:p>
+      <w:pPr>
+        <w:pStyle w:val="ListBullet"/>
+        <w:spacing w:before="0" w:after="100" w:line="269" w:lineRule="auto"/>
+        <w:ind w:left="720" w:hanging="360"/>
+      </w:pPr>
+      <w:r>
+        <w:rPr>
+          <w:rFonts w:ascii="Arial Unicode MS" w:hAnsi="Arial Unicode MS" w:eastAsia="Arial Unicode MS"/>
+          <w:sz w:val="21"/>
+        </w:rPr>
+        <w:t>影子隔离：影子检索使用 Worker 后台任务保活；超时、索引缺失或写入失败只进入独立记录，不得延长或中断用户主链路。</w:t>
+      </w:r>
+    </w:p>
+    <w:p>
+      <w:pPr>
+        <w:pStyle w:val="ListBullet"/>
+        <w:spacing w:before="0" w:after="100" w:line="269" w:lineRule="auto"/>
+        <w:ind w:left="720" w:hanging="360"/>
+      </w:pPr>
+      <w:r>
+        <w:rPr>
+          <w:rFonts w:ascii="Arial Unicode MS" w:hAnsi="Arial Unicode MS" w:eastAsia="Arial Unicode MS"/>
+          <w:sz w:val="21"/>
+        </w:rPr>
+        <w:t>证据完整性：展示筛选与统计 cohort 分离；灰度门禁必须基于单一索引版本和四类业务覆盖，结果只用于决策提示。</w:t>
+      </w:r>
+    </w:p>
+    <w:p>
+      <w:pPr>
+        <w:pStyle w:val="ListBullet"/>
+        <w:spacing w:before="0" w:after="100" w:line="269" w:lineRule="auto"/>
+        <w:ind w:left="720" w:hanging="360"/>
+      </w:pPr>
+      <w:r>
+        <w:rPr>
+          <w:rFonts w:ascii="Arial Unicode MS" w:hAnsi="Arial Unicode MS" w:eastAsia="Arial Unicode MS"/>
+          <w:sz w:val="21"/>
+        </w:rPr>
+        <w:t>有界执行：Agent调用工具和模型前必须获得运行预算；不得自由循环，超时或预算耗尽不得继续使用迟到结果。</w:t>
+      </w:r>
+    </w:p>
+    <w:p>
+      <w:pPr>
+        <w:pStyle w:val="ListBullet"/>
+        <w:spacing w:before="0" w:after="100" w:line="269" w:lineRule="auto"/>
+        <w:ind w:left="720" w:hanging="360"/>
+      </w:pPr>
+      <w:r>
+        <w:rPr>
+          <w:rFonts w:ascii="Arial Unicode MS" w:hAnsi="Arial Unicode MS" w:eastAsia="Arial Unicode MS"/>
+          <w:sz w:val="21"/>
+        </w:rPr>
+        <w:t>Retrieval V2：检索范围、租户/状态/有效期/版本过滤必须在候选生成前生效；BM25 与 Dense 先独立宽召回，再使用 RRF、与RRF同量级的受限业务 Boost 和有超时的语义 Reranker；缺失向量不得进入Dense排名；Reranker 或 Dense 失败不得阻塞用户回答。</w:t>
       </w:r>
     </w:p>
     <w:p>
@@ -4694,7 +6189,7 @@
       </w:pPr>
       <w:r>
         <w:rPr>
-          <w:rFonts w:ascii="SimHei" w:hAnsi="SimHei" w:eastAsia="SimHei"/>
+          <w:rFonts w:ascii="Arial Unicode MS" w:hAnsi="Arial Unicode MS" w:eastAsia="Arial Unicode MS"/>
           <w:sz w:val="22"/>
         </w:rPr>
         <w:t>指标分为结果、质量、效率和安全四层。当前页面展示的数值是原型样例，正式目标值应在试点基线采集后确定。</w:t>
@@ -4739,7 +6234,7 @@
             <w:r/>
             <w:r>
               <w:rPr>
-                <w:rFonts w:ascii="SimHei" w:hAnsi="SimHei" w:eastAsia="SimHei"/>
+                <w:rFonts w:ascii="Arial Unicode MS" w:hAnsi="Arial Unicode MS" w:eastAsia="Arial Unicode MS"/>
                 <w:b/>
                 <w:color w:val="0B2545"/>
                 <w:sz w:val="18"/>
@@ -4767,7 +6262,7 @@
             <w:r/>
             <w:r>
               <w:rPr>
-                <w:rFonts w:ascii="SimHei" w:hAnsi="SimHei" w:eastAsia="SimHei"/>
+                <w:rFonts w:ascii="Arial Unicode MS" w:hAnsi="Arial Unicode MS" w:eastAsia="Arial Unicode MS"/>
                 <w:b/>
                 <w:color w:val="0B2545"/>
                 <w:sz w:val="18"/>
@@ -4795,7 +6290,7 @@
             <w:r/>
             <w:r>
               <w:rPr>
-                <w:rFonts w:ascii="SimHei" w:hAnsi="SimHei" w:eastAsia="SimHei"/>
+                <w:rFonts w:ascii="Arial Unicode MS" w:hAnsi="Arial Unicode MS" w:eastAsia="Arial Unicode MS"/>
                 <w:b/>
                 <w:color w:val="0B2545"/>
                 <w:sz w:val="18"/>
@@ -4823,7 +6318,7 @@
             <w:r/>
             <w:r>
               <w:rPr>
-                <w:rFonts w:ascii="SimHei" w:hAnsi="SimHei" w:eastAsia="SimHei"/>
+                <w:rFonts w:ascii="Arial Unicode MS" w:hAnsi="Arial Unicode MS" w:eastAsia="Arial Unicode MS"/>
                 <w:b/>
                 <w:color w:val="0B2545"/>
                 <w:sz w:val="18"/>
@@ -4848,7 +6343,7 @@
             <w:r/>
             <w:r>
               <w:rPr>
-                <w:rFonts w:ascii="SimHei" w:hAnsi="SimHei" w:eastAsia="SimHei"/>
+                <w:rFonts w:ascii="Arial Unicode MS" w:hAnsi="Arial Unicode MS" w:eastAsia="Arial Unicode MS"/>
                 <w:b w:val="0"/>
                 <w:sz w:val="18"/>
               </w:rPr>
@@ -4867,7 +6362,7 @@
             <w:r/>
             <w:r>
               <w:rPr>
-                <w:rFonts w:ascii="SimHei" w:hAnsi="SimHei" w:eastAsia="SimHei"/>
+                <w:rFonts w:ascii="Arial Unicode MS" w:hAnsi="Arial Unicode MS" w:eastAsia="Arial Unicode MS"/>
                 <w:b w:val="0"/>
                 <w:sz w:val="18"/>
               </w:rPr>
@@ -4886,7 +6381,7 @@
             <w:r/>
             <w:r>
               <w:rPr>
-                <w:rFonts w:ascii="SimHei" w:hAnsi="SimHei" w:eastAsia="SimHei"/>
+                <w:rFonts w:ascii="Arial Unicode MS" w:hAnsi="Arial Unicode MS" w:eastAsia="Arial Unicode MS"/>
                 <w:b w:val="0"/>
                 <w:sz w:val="18"/>
               </w:rPr>
@@ -4905,7 +6400,7 @@
             <w:r/>
             <w:r>
               <w:rPr>
-                <w:rFonts w:ascii="SimHei" w:hAnsi="SimHei" w:eastAsia="SimHei"/>
+                <w:rFonts w:ascii="Arial Unicode MS" w:hAnsi="Arial Unicode MS" w:eastAsia="Arial Unicode MS"/>
                 <w:b w:val="0"/>
                 <w:sz w:val="18"/>
               </w:rPr>
@@ -4929,7 +6424,7 @@
             <w:r/>
             <w:r>
               <w:rPr>
-                <w:rFonts w:ascii="SimHei" w:hAnsi="SimHei" w:eastAsia="SimHei"/>
+                <w:rFonts w:ascii="Arial Unicode MS" w:hAnsi="Arial Unicode MS" w:eastAsia="Arial Unicode MS"/>
                 <w:b w:val="0"/>
                 <w:sz w:val="18"/>
               </w:rPr>
@@ -4948,7 +6443,7 @@
             <w:r/>
             <w:r>
               <w:rPr>
-                <w:rFonts w:ascii="SimHei" w:hAnsi="SimHei" w:eastAsia="SimHei"/>
+                <w:rFonts w:ascii="Arial Unicode MS" w:hAnsi="Arial Unicode MS" w:eastAsia="Arial Unicode MS"/>
                 <w:b w:val="0"/>
                 <w:sz w:val="18"/>
               </w:rPr>
@@ -4967,7 +6462,7 @@
             <w:r/>
             <w:r>
               <w:rPr>
-                <w:rFonts w:ascii="SimHei" w:hAnsi="SimHei" w:eastAsia="SimHei"/>
+                <w:rFonts w:ascii="Arial Unicode MS" w:hAnsi="Arial Unicode MS" w:eastAsia="Arial Unicode MS"/>
                 <w:b w:val="0"/>
                 <w:sz w:val="18"/>
               </w:rPr>
@@ -4986,7 +6481,7 @@
             <w:r/>
             <w:r>
               <w:rPr>
-                <w:rFonts w:ascii="SimHei" w:hAnsi="SimHei" w:eastAsia="SimHei"/>
+                <w:rFonts w:ascii="Arial Unicode MS" w:hAnsi="Arial Unicode MS" w:eastAsia="Arial Unicode MS"/>
                 <w:b w:val="0"/>
                 <w:sz w:val="18"/>
               </w:rPr>
@@ -5010,7 +6505,7 @@
             <w:r/>
             <w:r>
               <w:rPr>
-                <w:rFonts w:ascii="SimHei" w:hAnsi="SimHei" w:eastAsia="SimHei"/>
+                <w:rFonts w:ascii="Arial Unicode MS" w:hAnsi="Arial Unicode MS" w:eastAsia="Arial Unicode MS"/>
                 <w:b w:val="0"/>
                 <w:sz w:val="18"/>
               </w:rPr>
@@ -5029,7 +6524,7 @@
             <w:r/>
             <w:r>
               <w:rPr>
-                <w:rFonts w:ascii="SimHei" w:hAnsi="SimHei" w:eastAsia="SimHei"/>
+                <w:rFonts w:ascii="Arial Unicode MS" w:hAnsi="Arial Unicode MS" w:eastAsia="Arial Unicode MS"/>
                 <w:b w:val="0"/>
                 <w:sz w:val="18"/>
               </w:rPr>
@@ -5048,7 +6543,7 @@
             <w:r/>
             <w:r>
               <w:rPr>
-                <w:rFonts w:ascii="SimHei" w:hAnsi="SimHei" w:eastAsia="SimHei"/>
+                <w:rFonts w:ascii="Arial Unicode MS" w:hAnsi="Arial Unicode MS" w:eastAsia="Arial Unicode MS"/>
                 <w:b w:val="0"/>
                 <w:sz w:val="18"/>
               </w:rPr>
@@ -5067,7 +6562,7 @@
             <w:r/>
             <w:r>
               <w:rPr>
-                <w:rFonts w:ascii="SimHei" w:hAnsi="SimHei" w:eastAsia="SimHei"/>
+                <w:rFonts w:ascii="Arial Unicode MS" w:hAnsi="Arial Unicode MS" w:eastAsia="Arial Unicode MS"/>
                 <w:b w:val="0"/>
                 <w:sz w:val="18"/>
               </w:rPr>
@@ -5091,7 +6586,7 @@
             <w:r/>
             <w:r>
               <w:rPr>
-                <w:rFonts w:ascii="SimHei" w:hAnsi="SimHei" w:eastAsia="SimHei"/>
+                <w:rFonts w:ascii="Arial Unicode MS" w:hAnsi="Arial Unicode MS" w:eastAsia="Arial Unicode MS"/>
                 <w:b w:val="0"/>
                 <w:sz w:val="18"/>
               </w:rPr>
@@ -5110,7 +6605,7 @@
             <w:r/>
             <w:r>
               <w:rPr>
-                <w:rFonts w:ascii="SimHei" w:hAnsi="SimHei" w:eastAsia="SimHei"/>
+                <w:rFonts w:ascii="Arial Unicode MS" w:hAnsi="Arial Unicode MS" w:eastAsia="Arial Unicode MS"/>
                 <w:b w:val="0"/>
                 <w:sz w:val="18"/>
               </w:rPr>
@@ -5129,7 +6624,7 @@
             <w:r/>
             <w:r>
               <w:rPr>
-                <w:rFonts w:ascii="SimHei" w:hAnsi="SimHei" w:eastAsia="SimHei"/>
+                <w:rFonts w:ascii="Arial Unicode MS" w:hAnsi="Arial Unicode MS" w:eastAsia="Arial Unicode MS"/>
                 <w:b w:val="0"/>
                 <w:sz w:val="18"/>
               </w:rPr>
@@ -5148,7 +6643,7 @@
             <w:r/>
             <w:r>
               <w:rPr>
-                <w:rFonts w:ascii="SimHei" w:hAnsi="SimHei" w:eastAsia="SimHei"/>
+                <w:rFonts w:ascii="Arial Unicode MS" w:hAnsi="Arial Unicode MS" w:eastAsia="Arial Unicode MS"/>
                 <w:b w:val="0"/>
                 <w:sz w:val="18"/>
               </w:rPr>
@@ -5172,7 +6667,7 @@
             <w:r/>
             <w:r>
               <w:rPr>
-                <w:rFonts w:ascii="SimHei" w:hAnsi="SimHei" w:eastAsia="SimHei"/>
+                <w:rFonts w:ascii="Arial Unicode MS" w:hAnsi="Arial Unicode MS" w:eastAsia="Arial Unicode MS"/>
                 <w:b w:val="0"/>
                 <w:sz w:val="18"/>
               </w:rPr>
@@ -5191,7 +6686,7 @@
             <w:r/>
             <w:r>
               <w:rPr>
-                <w:rFonts w:ascii="SimHei" w:hAnsi="SimHei" w:eastAsia="SimHei"/>
+                <w:rFonts w:ascii="Arial Unicode MS" w:hAnsi="Arial Unicode MS" w:eastAsia="Arial Unicode MS"/>
                 <w:b w:val="0"/>
                 <w:sz w:val="18"/>
               </w:rPr>
@@ -5210,7 +6705,7 @@
             <w:r/>
             <w:r>
               <w:rPr>
-                <w:rFonts w:ascii="SimHei" w:hAnsi="SimHei" w:eastAsia="SimHei"/>
+                <w:rFonts w:ascii="Arial Unicode MS" w:hAnsi="Arial Unicode MS" w:eastAsia="Arial Unicode MS"/>
                 <w:b w:val="0"/>
                 <w:sz w:val="18"/>
               </w:rPr>
@@ -5229,7 +6724,7 @@
             <w:r/>
             <w:r>
               <w:rPr>
-                <w:rFonts w:ascii="SimHei" w:hAnsi="SimHei" w:eastAsia="SimHei"/>
+                <w:rFonts w:ascii="Arial Unicode MS" w:hAnsi="Arial Unicode MS" w:eastAsia="Arial Unicode MS"/>
                 <w:b w:val="0"/>
                 <w:sz w:val="18"/>
               </w:rPr>
@@ -5253,7 +6748,7 @@
             <w:r/>
             <w:r>
               <w:rPr>
-                <w:rFonts w:ascii="SimHei" w:hAnsi="SimHei" w:eastAsia="SimHei"/>
+                <w:rFonts w:ascii="Arial Unicode MS" w:hAnsi="Arial Unicode MS" w:eastAsia="Arial Unicode MS"/>
                 <w:b w:val="0"/>
                 <w:sz w:val="18"/>
               </w:rPr>
@@ -5272,7 +6767,7 @@
             <w:r/>
             <w:r>
               <w:rPr>
-                <w:rFonts w:ascii="SimHei" w:hAnsi="SimHei" w:eastAsia="SimHei"/>
+                <w:rFonts w:ascii="Arial Unicode MS" w:hAnsi="Arial Unicode MS" w:eastAsia="Arial Unicode MS"/>
                 <w:b w:val="0"/>
                 <w:sz w:val="18"/>
               </w:rPr>
@@ -5291,7 +6786,7 @@
             <w:r/>
             <w:r>
               <w:rPr>
-                <w:rFonts w:ascii="SimHei" w:hAnsi="SimHei" w:eastAsia="SimHei"/>
+                <w:rFonts w:ascii="Arial Unicode MS" w:hAnsi="Arial Unicode MS" w:eastAsia="Arial Unicode MS"/>
                 <w:b w:val="0"/>
                 <w:sz w:val="18"/>
               </w:rPr>
@@ -5310,11 +6805,254 @@
             <w:r/>
             <w:r>
               <w:rPr>
-                <w:rFonts w:ascii="SimHei" w:hAnsi="SimHei" w:eastAsia="SimHei"/>
+                <w:rFonts w:ascii="Arial Unicode MS" w:hAnsi="Arial Unicode MS" w:eastAsia="Arial Unicode MS"/>
                 <w:b w:val="0"/>
                 <w:sz w:val="18"/>
               </w:rPr>
               <w:t>高风险自动执行为 0</w:t>
+            </w:r>
+          </w:p>
+        </w:tc>
+      </w:tr>
+      <w:tr>
+        <w:trPr>
+          <w:cantSplit w:val="true"/>
+        </w:trPr>
+        <w:tc>
+          <w:tcPr>
+            <w:tcW w:type="dxa" w:w="1200"/>
+          </w:tcPr>
+          <w:p>
+            <w:pPr>
+              <w:spacing w:before="0" w:after="0" w:line="252" w:lineRule="auto"/>
+            </w:pPr>
+            <w:r/>
+            <w:r>
+              <w:rPr>
+                <w:rFonts w:ascii="Arial Unicode MS" w:hAnsi="Arial Unicode MS" w:eastAsia="Arial Unicode MS"/>
+                <w:b w:val="0"/>
+                <w:sz w:val="18"/>
+              </w:rPr>
+              <w:t>检索灰度证据</w:t>
+            </w:r>
+          </w:p>
+        </w:tc>
+        <w:tc>
+          <w:tcPr>
+            <w:tcW w:type="dxa" w:w="2200"/>
+          </w:tcPr>
+          <w:p>
+            <w:pPr>
+              <w:spacing w:before="0" w:after="0" w:line="252" w:lineRule="auto"/>
+            </w:pPr>
+            <w:r/>
+            <w:r>
+              <w:rPr>
+                <w:rFonts w:ascii="Arial Unicode MS" w:hAnsi="Arial Unicode MS" w:eastAsia="Arial Unicode MS"/>
+                <w:b w:val="0"/>
+                <w:sz w:val="18"/>
+              </w:rPr>
+              <w:t>完成样本、类目覆盖、变化复核、失败率、P95、改善率、退化率</w:t>
+            </w:r>
+          </w:p>
+        </w:tc>
+        <w:tc>
+          <w:tcPr>
+            <w:tcW w:type="dxa" w:w="3500"/>
+          </w:tcPr>
+          <w:p>
+            <w:pPr>
+              <w:spacing w:before="0" w:after="0" w:line="252" w:lineRule="auto"/>
+            </w:pPr>
+            <w:r/>
+            <w:r>
+              <w:rPr>
+                <w:rFonts w:ascii="Arial Unicode MS" w:hAnsi="Arial Unicode MS" w:eastAsia="Arial Unicode MS"/>
+                <w:b w:val="0"/>
+                <w:sz w:val="18"/>
+              </w:rPr>
+              <w:t>影子方案是否具备进入灰度设计的证据</w:t>
+            </w:r>
+          </w:p>
+        </w:tc>
+        <w:tc>
+          <w:tcPr>
+            <w:tcW w:type="dxa" w:w="2460"/>
+          </w:tcPr>
+          <w:p>
+            <w:pPr>
+              <w:spacing w:before="0" w:after="0" w:line="252" w:lineRule="auto"/>
+            </w:pPr>
+            <w:r/>
+            <w:r>
+              <w:rPr>
+                <w:rFonts w:ascii="Arial Unicode MS" w:hAnsi="Arial Unicode MS" w:eastAsia="Arial Unicode MS"/>
+                <w:b w:val="0"/>
+                <w:sz w:val="18"/>
+              </w:rPr>
+              <w:t>completed≥200；四类各≥25；明确结论变化≥30；失败率≤1%；P95≤500ms；退化率≤5%；改善率≥60%</w:t>
+            </w:r>
+          </w:p>
+        </w:tc>
+      </w:tr>
+      <w:tr>
+        <w:trPr>
+          <w:cantSplit w:val="true"/>
+        </w:trPr>
+        <w:tc>
+          <w:tcPr>
+            <w:tcW w:type="dxa" w:w="1200"/>
+          </w:tcPr>
+          <w:p>
+            <w:pPr>
+              <w:spacing w:before="0" w:after="0" w:line="252" w:lineRule="auto"/>
+            </w:pPr>
+            <w:r/>
+            <w:r>
+              <w:rPr>
+                <w:rFonts w:ascii="Arial Unicode MS" w:hAnsi="Arial Unicode MS" w:eastAsia="Arial Unicode MS"/>
+                <w:b w:val="0"/>
+                <w:sz w:val="18"/>
+              </w:rPr>
+              <w:t>Retrieval V2</w:t>
+            </w:r>
+          </w:p>
+        </w:tc>
+        <w:tc>
+          <w:tcPr>
+            <w:tcW w:type="dxa" w:w="2200"/>
+          </w:tcPr>
+          <w:p>
+            <w:pPr>
+              <w:spacing w:before="0" w:after="0" w:line="252" w:lineRule="auto"/>
+            </w:pPr>
+            <w:r/>
+            <w:r>
+              <w:rPr>
+                <w:rFonts w:ascii="Arial Unicode MS" w:hAnsi="Arial Unicode MS" w:eastAsia="Arial Unicode MS"/>
+                <w:b w:val="0"/>
+                <w:sz w:val="18"/>
+              </w:rPr>
+              <w:t>Recall@5/10、Hit@5、MRR、nDCG@5、BM25/Dense/RRF/Rerank分阶段延迟</w:t>
+            </w:r>
+          </w:p>
+        </w:tc>
+        <w:tc>
+          <w:tcPr>
+            <w:tcW w:type="dxa" w:w="3500"/>
+          </w:tcPr>
+          <w:p>
+            <w:pPr>
+              <w:spacing w:before="0" w:after="0" w:line="252" w:lineRule="auto"/>
+            </w:pPr>
+            <w:r/>
+            <w:r>
+              <w:rPr>
+                <w:rFonts w:ascii="Arial Unicode MS" w:hAnsi="Arial Unicode MS" w:eastAsia="Arial Unicode MS"/>
+                <w:b w:val="0"/>
+                <w:sz w:val="18"/>
+              </w:rPr>
+              <w:t>宽召回与精排是否减少漏召回，同时保持可接受时延</w:t>
+            </w:r>
+          </w:p>
+        </w:tc>
+        <w:tc>
+          <w:tcPr>
+            <w:tcW w:type="dxa" w:w="2460"/>
+          </w:tcPr>
+          <w:p>
+            <w:pPr>
+              <w:spacing w:before="0" w:after="0" w:line="252" w:lineRule="auto"/>
+            </w:pPr>
+            <w:r/>
+            <w:r>
+              <w:rPr>
+                <w:rFonts w:ascii="Arial Unicode MS" w:hAnsi="Arial Unicode MS" w:eastAsia="Arial Unicode MS"/>
+                <w:b w:val="0"/>
+                <w:sz w:val="18"/>
+              </w:rPr>
+              <w:t>真实回归集V1/Hybrid-before/Rerank-after Recall@5为97.87%/96.81%/84.04%；新增集为96.47%/96.47%/88.24%。V2未通过晋级门禁，只能显式实验</w:t>
+            </w:r>
+          </w:p>
+        </w:tc>
+      </w:tr>
+      <w:tr>
+        <w:trPr>
+          <w:cantSplit w:val="true"/>
+        </w:trPr>
+        <w:tc>
+          <w:tcPr>
+            <w:tcW w:type="dxa" w:w="1200"/>
+          </w:tcPr>
+          <w:p>
+            <w:pPr>
+              <w:spacing w:before="0" w:after="0" w:line="252" w:lineRule="auto"/>
+            </w:pPr>
+            <w:r/>
+            <w:r>
+              <w:rPr>
+                <w:rFonts w:ascii="Arial Unicode MS" w:hAnsi="Arial Unicode MS" w:eastAsia="Arial Unicode MS"/>
+                <w:b w:val="0"/>
+                <w:sz w:val="18"/>
+              </w:rPr>
+              <w:t>Agent 泛化</w:t>
+            </w:r>
+          </w:p>
+        </w:tc>
+        <w:tc>
+          <w:tcPr>
+            <w:tcW w:type="dxa" w:w="2200"/>
+          </w:tcPr>
+          <w:p>
+            <w:pPr>
+              <w:spacing w:before="0" w:after="0" w:line="252" w:lineRule="auto"/>
+            </w:pPr>
+            <w:r/>
+            <w:r>
+              <w:rPr>
+                <w:rFonts w:ascii="Arial Unicode MS" w:hAnsi="Arial Unicode MS" w:eastAsia="Arial Unicode MS"/>
+                <w:b w:val="0"/>
+                <w:sz w:val="18"/>
+              </w:rPr>
+              <w:t>新数据完整Agent通过率</w:t>
+            </w:r>
+          </w:p>
+        </w:tc>
+        <w:tc>
+          <w:tcPr>
+            <w:tcW w:type="dxa" w:w="3500"/>
+          </w:tcPr>
+          <w:p>
+            <w:pPr>
+              <w:spacing w:before="0" w:after="0" w:line="252" w:lineRule="auto"/>
+            </w:pPr>
+            <w:r/>
+            <w:r>
+              <w:rPr>
+                <w:rFonts w:ascii="Arial Unicode MS" w:hAnsi="Arial Unicode MS" w:eastAsia="Arial Unicode MS"/>
+                <w:b w:val="0"/>
+                <w:sz w:val="18"/>
+              </w:rPr>
+              <w:t>优化是否只记住开发评测题</w:t>
+            </w:r>
+          </w:p>
+        </w:tc>
+        <w:tc>
+          <w:tcPr>
+            <w:tcW w:type="dxa" w:w="2460"/>
+          </w:tcPr>
+          <w:p>
+            <w:pPr>
+              <w:spacing w:before="0" w:after="0" w:line="252" w:lineRule="auto"/>
+            </w:pPr>
+            <w:r/>
+            <w:r>
+              <w:rPr>
+                <w:rFonts w:ascii="Arial Unicode MS" w:hAnsi="Arial Unicode MS" w:eastAsia="Arial Unicode MS"/>
+                <w:b w:val="0"/>
+                <w:sz w:val="18"/>
+              </w:rPr>
+              <w:t>GLM-5.2控制、Step 9.7与Step 9.8均为83%；治理能力已完成但不宣称效果提升</w:t>
             </w:r>
           </w:p>
         </w:tc>
@@ -5341,7 +7079,7 @@
       </w:pPr>
       <w:r>
         <w:rPr>
-          <w:rFonts w:ascii="SimHei" w:hAnsi="SimHei" w:eastAsia="SimHei"/>
+          <w:rFonts w:ascii="Arial Unicode MS" w:hAnsi="Arial Unicode MS" w:eastAsia="Arial Unicode MS"/>
           <w:sz w:val="21"/>
         </w:rPr>
         <w:t>会话：agent_answer_generated、agent_handoff_triggered、agent_answer_adopted、conversation_closed、conversation_reopened。</w:t>
@@ -5355,7 +7093,7 @@
       </w:pPr>
       <w:r>
         <w:rPr>
-          <w:rFonts w:ascii="SimHei" w:hAnsi="SimHei" w:eastAsia="SimHei"/>
+          <w:rFonts w:ascii="Arial Unicode MS" w:hAnsi="Arial Unicode MS" w:eastAsia="Arial Unicode MS"/>
           <w:sz w:val="21"/>
         </w:rPr>
         <w:t>知识：knowledge_gap_created、knowledge_test_passed、knowledge_review_submitted、knowledge_published、knowledge_rolled_back。</w:t>
@@ -5369,7 +7107,7 @@
       </w:pPr>
       <w:r>
         <w:rPr>
-          <w:rFonts w:ascii="SimHei" w:hAnsi="SimHei" w:eastAsia="SimHei"/>
+          <w:rFonts w:ascii="Arial Unicode MS" w:hAnsi="Arial Unicode MS" w:eastAsia="Arial Unicode MS"/>
           <w:sz w:val="21"/>
         </w:rPr>
         <w:t>评测/策略：evaluation_run_finished、failure_root_cause_marked、strategy_review_submitted、strategy_published。</w:t>
@@ -5383,7 +7121,21 @@
       </w:pPr>
       <w:r>
         <w:rPr>
-          <w:rFonts w:ascii="SimHei" w:hAnsi="SimHei" w:eastAsia="SimHei"/>
+          <w:rFonts w:ascii="Arial Unicode MS" w:hAnsi="Arial Unicode MS" w:eastAsia="Arial Unicode MS"/>
+          <w:sz w:val="21"/>
+        </w:rPr>
+        <w:t>检索影子：retrieval_shadow_completed、retrieval_shadow_failed、retrieval_candidate_changed、retrieval_shadow_reviewed、embedding_index_activated。</w:t>
+      </w:r>
+    </w:p>
+    <w:p>
+      <w:pPr>
+        <w:pStyle w:val="ListBullet"/>
+        <w:spacing w:before="0" w:after="100" w:line="269" w:lineRule="auto"/>
+        <w:ind w:left="720" w:hanging="360"/>
+      </w:pPr>
+      <w:r>
+        <w:rPr>
+          <w:rFonts w:ascii="Arial Unicode MS" w:hAnsi="Arial Unicode MS" w:eastAsia="Arial Unicode MS"/>
           <w:sz w:val="21"/>
         </w:rPr>
         <w:t>治理：permission_changed、sensitive_operation_blocked、audit_event_viewed。</w:t>
@@ -5413,7 +7165,7 @@
       </w:pPr>
       <w:r>
         <w:rPr>
-          <w:rFonts w:ascii="SimHei" w:hAnsi="SimHei" w:eastAsia="SimHei"/>
+          <w:rFonts w:ascii="Arial Unicode MS" w:hAnsi="Arial Unicode MS" w:eastAsia="Arial Unicode MS"/>
           <w:sz w:val="21"/>
         </w:rPr>
         <w:t>先在沙箱空间完成角色、权限、知识、策略和审计链路测试。</w:t>
@@ -5427,7 +7179,7 @@
       </w:pPr>
       <w:r>
         <w:rPr>
-          <w:rFonts w:ascii="SimHei" w:hAnsi="SimHei" w:eastAsia="SimHei"/>
+          <w:rFonts w:ascii="Arial Unicode MS" w:hAnsi="Arial Unicode MS" w:eastAsia="Arial Unicode MS"/>
           <w:sz w:val="21"/>
         </w:rPr>
         <w:t>选择一个业务类目在生产空间灰度，限定知识与策略生效流量。</w:t>
@@ -5441,7 +7193,7 @@
       </w:pPr>
       <w:r>
         <w:rPr>
-          <w:rFonts w:ascii="SimHei" w:hAnsi="SimHei" w:eastAsia="SimHei"/>
+          <w:rFonts w:ascii="Arial Unicode MS" w:hAnsi="Arial Unicode MS" w:eastAsia="Arial Unicode MS"/>
           <w:sz w:val="21"/>
         </w:rPr>
         <w:t>监控可信引用、风险转人工、投诉、SLA、人工反馈与成本。</w:t>
@@ -5455,10 +7207,24 @@
       </w:pPr>
       <w:r>
         <w:rPr>
-          <w:rFonts w:ascii="SimHei" w:hAnsi="SimHei" w:eastAsia="SimHei"/>
+          <w:rFonts w:ascii="Arial Unicode MS" w:hAnsi="Arial Unicode MS" w:eastAsia="Arial Unicode MS"/>
           <w:sz w:val="21"/>
         </w:rPr>
         <w:t>达到指标和双人审批要求后扩大流量；发现高风险异常立即回退至上一版本。</w:t>
+      </w:r>
+    </w:p>
+    <w:p>
+      <w:pPr>
+        <w:pStyle w:val="ListNumber"/>
+        <w:spacing w:before="0" w:after="100" w:line="269" w:lineRule="auto"/>
+        <w:ind w:left="720" w:hanging="360"/>
+      </w:pPr>
+      <w:r>
+        <w:rPr>
+          <w:rFonts w:ascii="Arial Unicode MS" w:hAnsi="Arial Unicode MS" w:eastAsia="Arial Unicode MS"/>
+          <w:sz w:val="21"/>
+        </w:rPr>
+        <w:t>影子证据门禁达标仅允许进入灰度设计；正式切流仍需冻结索引版本、审批、限流监控和回退演练。</w:t>
       </w:r>
     </w:p>
     <w:p>
@@ -5507,7 +7273,7 @@
             <w:r/>
             <w:r>
               <w:rPr>
-                <w:rFonts w:ascii="SimHei" w:hAnsi="SimHei" w:eastAsia="SimHei"/>
+                <w:rFonts w:ascii="Arial Unicode MS" w:hAnsi="Arial Unicode MS" w:eastAsia="Arial Unicode MS"/>
                 <w:b/>
                 <w:color w:val="0B2545"/>
                 <w:sz w:val="18"/>
@@ -5535,7 +7301,7 @@
             <w:r/>
             <w:r>
               <w:rPr>
-                <w:rFonts w:ascii="SimHei" w:hAnsi="SimHei" w:eastAsia="SimHei"/>
+                <w:rFonts w:ascii="Arial Unicode MS" w:hAnsi="Arial Unicode MS" w:eastAsia="Arial Unicode MS"/>
                 <w:b/>
                 <w:color w:val="0B2545"/>
                 <w:sz w:val="18"/>
@@ -5563,7 +7329,7 @@
             <w:r/>
             <w:r>
               <w:rPr>
-                <w:rFonts w:ascii="SimHei" w:hAnsi="SimHei" w:eastAsia="SimHei"/>
+                <w:rFonts w:ascii="Arial Unicode MS" w:hAnsi="Arial Unicode MS" w:eastAsia="Arial Unicode MS"/>
                 <w:b/>
                 <w:color w:val="0B2545"/>
                 <w:sz w:val="18"/>
@@ -5588,7 +7354,7 @@
             <w:r/>
             <w:r>
               <w:rPr>
-                <w:rFonts w:ascii="SimHei" w:hAnsi="SimHei" w:eastAsia="SimHei"/>
+                <w:rFonts w:ascii="Arial Unicode MS" w:hAnsi="Arial Unicode MS" w:eastAsia="Arial Unicode MS"/>
                 <w:b w:val="0"/>
                 <w:sz w:val="18"/>
               </w:rPr>
@@ -5607,7 +7373,7 @@
             <w:r/>
             <w:r>
               <w:rPr>
-                <w:rFonts w:ascii="SimHei" w:hAnsi="SimHei" w:eastAsia="SimHei"/>
+                <w:rFonts w:ascii="Arial Unicode MS" w:hAnsi="Arial Unicode MS" w:eastAsia="Arial Unicode MS"/>
                 <w:b w:val="0"/>
                 <w:sz w:val="18"/>
               </w:rPr>
@@ -5626,7 +7392,7 @@
             <w:r/>
             <w:r>
               <w:rPr>
-                <w:rFonts w:ascii="SimHei" w:hAnsi="SimHei" w:eastAsia="SimHei"/>
+                <w:rFonts w:ascii="Arial Unicode MS" w:hAnsi="Arial Unicode MS" w:eastAsia="Arial Unicode MS"/>
                 <w:b w:val="0"/>
                 <w:sz w:val="18"/>
               </w:rPr>
@@ -5650,7 +7416,7 @@
             <w:r/>
             <w:r>
               <w:rPr>
-                <w:rFonts w:ascii="SimHei" w:hAnsi="SimHei" w:eastAsia="SimHei"/>
+                <w:rFonts w:ascii="Arial Unicode MS" w:hAnsi="Arial Unicode MS" w:eastAsia="Arial Unicode MS"/>
                 <w:b w:val="0"/>
                 <w:sz w:val="18"/>
               </w:rPr>
@@ -5669,7 +7435,7 @@
             <w:r/>
             <w:r>
               <w:rPr>
-                <w:rFonts w:ascii="SimHei" w:hAnsi="SimHei" w:eastAsia="SimHei"/>
+                <w:rFonts w:ascii="Arial Unicode MS" w:hAnsi="Arial Unicode MS" w:eastAsia="Arial Unicode MS"/>
                 <w:b w:val="0"/>
                 <w:sz w:val="18"/>
               </w:rPr>
@@ -5688,7 +7454,7 @@
             <w:r/>
             <w:r>
               <w:rPr>
-                <w:rFonts w:ascii="SimHei" w:hAnsi="SimHei" w:eastAsia="SimHei"/>
+                <w:rFonts w:ascii="Arial Unicode MS" w:hAnsi="Arial Unicode MS" w:eastAsia="Arial Unicode MS"/>
                 <w:b w:val="0"/>
                 <w:sz w:val="18"/>
               </w:rPr>
@@ -5712,7 +7478,7 @@
             <w:r/>
             <w:r>
               <w:rPr>
-                <w:rFonts w:ascii="SimHei" w:hAnsi="SimHei" w:eastAsia="SimHei"/>
+                <w:rFonts w:ascii="Arial Unicode MS" w:hAnsi="Arial Unicode MS" w:eastAsia="Arial Unicode MS"/>
                 <w:b w:val="0"/>
                 <w:sz w:val="18"/>
               </w:rPr>
@@ -5731,7 +7497,7 @@
             <w:r/>
             <w:r>
               <w:rPr>
-                <w:rFonts w:ascii="SimHei" w:hAnsi="SimHei" w:eastAsia="SimHei"/>
+                <w:rFonts w:ascii="Arial Unicode MS" w:hAnsi="Arial Unicode MS" w:eastAsia="Arial Unicode MS"/>
                 <w:b w:val="0"/>
                 <w:sz w:val="18"/>
               </w:rPr>
@@ -5750,7 +7516,7 @@
             <w:r/>
             <w:r>
               <w:rPr>
-                <w:rFonts w:ascii="SimHei" w:hAnsi="SimHei" w:eastAsia="SimHei"/>
+                <w:rFonts w:ascii="Arial Unicode MS" w:hAnsi="Arial Unicode MS" w:eastAsia="Arial Unicode MS"/>
                 <w:b w:val="0"/>
                 <w:sz w:val="18"/>
               </w:rPr>
@@ -5774,7 +7540,7 @@
             <w:r/>
             <w:r>
               <w:rPr>
-                <w:rFonts w:ascii="SimHei" w:hAnsi="SimHei" w:eastAsia="SimHei"/>
+                <w:rFonts w:ascii="Arial Unicode MS" w:hAnsi="Arial Unicode MS" w:eastAsia="Arial Unicode MS"/>
                 <w:b w:val="0"/>
                 <w:sz w:val="18"/>
               </w:rPr>
@@ -5793,7 +7559,7 @@
             <w:r/>
             <w:r>
               <w:rPr>
-                <w:rFonts w:ascii="SimHei" w:hAnsi="SimHei" w:eastAsia="SimHei"/>
+                <w:rFonts w:ascii="Arial Unicode MS" w:hAnsi="Arial Unicode MS" w:eastAsia="Arial Unicode MS"/>
                 <w:b w:val="0"/>
                 <w:sz w:val="18"/>
               </w:rPr>
@@ -5812,7 +7578,7 @@
             <w:r/>
             <w:r>
               <w:rPr>
-                <w:rFonts w:ascii="SimHei" w:hAnsi="SimHei" w:eastAsia="SimHei"/>
+                <w:rFonts w:ascii="Arial Unicode MS" w:hAnsi="Arial Unicode MS" w:eastAsia="Arial Unicode MS"/>
                 <w:b w:val="0"/>
                 <w:sz w:val="18"/>
               </w:rPr>
@@ -5836,7 +7602,7 @@
             <w:r/>
             <w:r>
               <w:rPr>
-                <w:rFonts w:ascii="SimHei" w:hAnsi="SimHei" w:eastAsia="SimHei"/>
+                <w:rFonts w:ascii="Arial Unicode MS" w:hAnsi="Arial Unicode MS" w:eastAsia="Arial Unicode MS"/>
                 <w:b w:val="0"/>
                 <w:sz w:val="18"/>
               </w:rPr>
@@ -5855,7 +7621,7 @@
             <w:r/>
             <w:r>
               <w:rPr>
-                <w:rFonts w:ascii="SimHei" w:hAnsi="SimHei" w:eastAsia="SimHei"/>
+                <w:rFonts w:ascii="Arial Unicode MS" w:hAnsi="Arial Unicode MS" w:eastAsia="Arial Unicode MS"/>
                 <w:b w:val="0"/>
                 <w:sz w:val="18"/>
               </w:rPr>
@@ -5874,11 +7640,631 @@
             <w:r/>
             <w:r>
               <w:rPr>
-                <w:rFonts w:ascii="SimHei" w:hAnsi="SimHei" w:eastAsia="SimHei"/>
+                <w:rFonts w:ascii="Arial Unicode MS" w:hAnsi="Arial Unicode MS" w:eastAsia="Arial Unicode MS"/>
                 <w:b w:val="0"/>
                 <w:sz w:val="18"/>
               </w:rPr>
               <w:t>在上线计划中明确后端持久化、审批、通知和回退依赖。</w:t>
+            </w:r>
+          </w:p>
+        </w:tc>
+      </w:tr>
+      <w:tr>
+        <w:trPr>
+          <w:cantSplit w:val="true"/>
+        </w:trPr>
+        <w:tc>
+          <w:tcPr>
+            <w:tcW w:type="dxa" w:w="2200"/>
+          </w:tcPr>
+          <w:p>
+            <w:pPr>
+              <w:spacing w:before="0" w:after="0" w:line="252" w:lineRule="auto"/>
+            </w:pPr>
+            <w:r/>
+            <w:r>
+              <w:rPr>
+                <w:rFonts w:ascii="Arial Unicode MS" w:hAnsi="Arial Unicode MS" w:eastAsia="Arial Unicode MS"/>
+                <w:b w:val="0"/>
+                <w:sz w:val="18"/>
+              </w:rPr>
+              <w:t>影子向量服务拖慢或干扰现网</w:t>
+            </w:r>
+          </w:p>
+        </w:tc>
+        <w:tc>
+          <w:tcPr>
+            <w:tcW w:type="dxa" w:w="2700"/>
+          </w:tcPr>
+          <w:p>
+            <w:pPr>
+              <w:spacing w:before="0" w:after="0" w:line="252" w:lineRule="auto"/>
+            </w:pPr>
+            <w:r/>
+            <w:r>
+              <w:rPr>
+                <w:rFonts w:ascii="Arial Unicode MS" w:hAnsi="Arial Unicode MS" w:eastAsia="Arial Unicode MS"/>
+                <w:b w:val="0"/>
+                <w:sz w:val="18"/>
+              </w:rPr>
+              <w:t>用户等待增加或稳定回答来源被意外替换</w:t>
+            </w:r>
+          </w:p>
+        </w:tc>
+        <w:tc>
+          <w:tcPr>
+            <w:tcW w:type="dxa" w:w="4460"/>
+          </w:tcPr>
+          <w:p>
+            <w:pPr>
+              <w:spacing w:before="0" w:after="0" w:line="252" w:lineRule="auto"/>
+            </w:pPr>
+            <w:r/>
+            <w:r>
+              <w:rPr>
+                <w:rFonts w:ascii="Arial Unicode MS" w:hAnsi="Arial Unicode MS" w:eastAsia="Arial Unicode MS"/>
+                <w:b w:val="0"/>
+                <w:sz w:val="18"/>
+              </w:rPr>
+              <w:t>后台 waitUntil 隔离、5 秒向量超时、异常吞吐隔离、开关回退和独立 trace 查询；生产回答继续使用稳定检索。</w:t>
+            </w:r>
+          </w:p>
+        </w:tc>
+      </w:tr>
+      <w:tr>
+        <w:trPr>
+          <w:cantSplit w:val="true"/>
+        </w:trPr>
+        <w:tc>
+          <w:tcPr>
+            <w:tcW w:type="dxa" w:w="2200"/>
+          </w:tcPr>
+          <w:p>
+            <w:pPr>
+              <w:spacing w:before="0" w:after="0" w:line="252" w:lineRule="auto"/>
+            </w:pPr>
+            <w:r/>
+            <w:r>
+              <w:rPr>
+                <w:rFonts w:ascii="Arial Unicode MS" w:hAnsi="Arial Unicode MS" w:eastAsia="Arial Unicode MS"/>
+                <w:b w:val="0"/>
+                <w:sz w:val="18"/>
+              </w:rPr>
+              <w:t>筛选口径或少量样本造成虚假改善</w:t>
+            </w:r>
+          </w:p>
+        </w:tc>
+        <w:tc>
+          <w:tcPr>
+            <w:tcW w:type="dxa" w:w="2700"/>
+          </w:tcPr>
+          <w:p>
+            <w:pPr>
+              <w:spacing w:before="0" w:after="0" w:line="252" w:lineRule="auto"/>
+            </w:pPr>
+            <w:r/>
+            <w:r>
+              <w:rPr>
+                <w:rFonts w:ascii="Arial Unicode MS" w:hAnsi="Arial Unicode MS" w:eastAsia="Arial Unicode MS"/>
+                <w:b w:val="0"/>
+                <w:sz w:val="18"/>
+              </w:rPr>
+              <w:t>错误判断 Hybrid 已可灰度</w:t>
+            </w:r>
+          </w:p>
+        </w:tc>
+        <w:tc>
+          <w:tcPr>
+            <w:tcW w:type="dxa" w:w="4460"/>
+          </w:tcPr>
+          <w:p>
+            <w:pPr>
+              <w:spacing w:before="0" w:after="0" w:line="252" w:lineRule="auto"/>
+            </w:pPr>
+            <w:r/>
+            <w:r>
+              <w:rPr>
+                <w:rFonts w:ascii="Arial Unicode MS" w:hAnsi="Arial Unicode MS" w:eastAsia="Arial Unicode MS"/>
+                <w:b w:val="0"/>
+                <w:sz w:val="18"/>
+              </w:rPr>
+              <w:t>分析 cohort 与明细筛选分离；要求单一索引版本、四类覆盖、最少样本、人工复核和可解释阻塞项；门禁不自动切流。</w:t>
+            </w:r>
+          </w:p>
+        </w:tc>
+      </w:tr>
+      <w:tr>
+        <w:trPr>
+          <w:cantSplit w:val="true"/>
+        </w:trPr>
+        <w:tc>
+          <w:tcPr>
+            <w:tcW w:type="dxa" w:w="2200"/>
+          </w:tcPr>
+          <w:p>
+            <w:pPr>
+              <w:spacing w:before="0" w:after="0" w:line="252" w:lineRule="auto"/>
+            </w:pPr>
+            <w:r/>
+            <w:r>
+              <w:rPr>
+                <w:rFonts w:ascii="Arial Unicode MS" w:hAnsi="Arial Unicode MS" w:eastAsia="Arial Unicode MS"/>
+                <w:b w:val="0"/>
+                <w:sz w:val="18"/>
+              </w:rPr>
+              <w:t>反复针对固定评测集优化</w:t>
+            </w:r>
+          </w:p>
+        </w:tc>
+        <w:tc>
+          <w:tcPr>
+            <w:tcW w:type="dxa" w:w="2700"/>
+          </w:tcPr>
+          <w:p>
+            <w:pPr>
+              <w:spacing w:before="0" w:after="0" w:line="252" w:lineRule="auto"/>
+            </w:pPr>
+            <w:r/>
+            <w:r>
+              <w:rPr>
+                <w:rFonts w:ascii="Arial Unicode MS" w:hAnsi="Arial Unicode MS" w:eastAsia="Arial Unicode MS"/>
+                <w:b w:val="0"/>
+                <w:sz w:val="18"/>
+              </w:rPr>
+              <w:t>已知集分数上升但真实新问法退化</w:t>
+            </w:r>
+          </w:p>
+        </w:tc>
+        <w:tc>
+          <w:tcPr>
+            <w:tcW w:type="dxa" w:w="4460"/>
+          </w:tcPr>
+          <w:p>
+            <w:pPr>
+              <w:spacing w:before="0" w:after="0" w:line="252" w:lineRule="auto"/>
+            </w:pPr>
+            <w:r/>
+            <w:r>
+              <w:rPr>
+                <w:rFonts w:ascii="Arial Unicode MS" w:hAnsi="Arial Unicode MS" w:eastAsia="Arial Unicode MS"/>
+                <w:b w:val="0"/>
+                <w:sz w:val="18"/>
+              </w:rPr>
+              <w:t>已知集只用于防回归；实现前冻结全局对话去重的新数据并做同集A/B；候选先过未见集，再运行旧集保护，任一门禁失败即停止；数据版本、指纹和失败归因必须留档，禁止为单题添加无业务依据的特例。</w:t>
+            </w:r>
+          </w:p>
+        </w:tc>
+      </w:tr>
+      <w:tr>
+        <w:trPr>
+          <w:cantSplit w:val="true"/>
+        </w:trPr>
+        <w:tc>
+          <w:tcPr>
+            <w:tcW w:type="dxa" w:w="2200"/>
+          </w:tcPr>
+          <w:p>
+            <w:pPr>
+              <w:spacing w:before="0" w:after="0" w:line="252" w:lineRule="auto"/>
+            </w:pPr>
+            <w:r/>
+            <w:r>
+              <w:rPr>
+                <w:rFonts w:ascii="Arial Unicode MS" w:hAnsi="Arial Unicode MS" w:eastAsia="Arial Unicode MS"/>
+                <w:b w:val="0"/>
+                <w:sz w:val="18"/>
+              </w:rPr>
+              <w:t>Hybrid候选改变已验证行为</w:t>
+            </w:r>
+          </w:p>
+        </w:tc>
+        <w:tc>
+          <w:tcPr>
+            <w:tcW w:type="dxa" w:w="2700"/>
+          </w:tcPr>
+          <w:p>
+            <w:pPr>
+              <w:spacing w:before="0" w:after="0" w:line="252" w:lineRule="auto"/>
+            </w:pPr>
+            <w:r/>
+            <w:r>
+              <w:rPr>
+                <w:rFonts w:ascii="Arial Unicode MS" w:hAnsi="Arial Unicode MS" w:eastAsia="Arial Unicode MS"/>
+                <w:b w:val="0"/>
+                <w:sz w:val="18"/>
+              </w:rPr>
+              <w:t>新数据检索提升，但旧场景来源或转人工可能波动</w:t>
+            </w:r>
+          </w:p>
+        </w:tc>
+        <w:tc>
+          <w:tcPr>
+            <w:tcW w:type="dxa" w:w="4460"/>
+          </w:tcPr>
+          <w:p>
+            <w:pPr>
+              <w:spacing w:before="0" w:after="0" w:line="252" w:lineRule="auto"/>
+            </w:pPr>
+            <w:r/>
+            <w:r>
+              <w:rPr>
+                <w:rFonts w:ascii="Arial Unicode MS" w:hAnsi="Arial Unicode MS" w:eastAsia="Arial Unicode MS"/>
+                <w:b w:val="0"/>
+                <w:sz w:val="18"/>
+              </w:rPr>
+              <w:t>新数据完整Agent作为技术优化主指标；旧集用于发现明显退化并保持高风险100%；保留稳定来源回退。Step 9.1以83%成为技术基线，但普通生产仍不自动切换。</w:t>
+            </w:r>
+          </w:p>
+        </w:tc>
+      </w:tr>
+      <w:tr>
+        <w:trPr>
+          <w:cantSplit w:val="true"/>
+        </w:trPr>
+        <w:tc>
+          <w:tcPr>
+            <w:tcW w:type="dxa" w:w="2200"/>
+          </w:tcPr>
+          <w:p>
+            <w:pPr>
+              <w:spacing w:before="0" w:after="0" w:line="252" w:lineRule="auto"/>
+            </w:pPr>
+            <w:r/>
+            <w:r>
+              <w:rPr>
+                <w:rFonts w:ascii="Arial Unicode MS" w:hAnsi="Arial Unicode MS" w:eastAsia="Arial Unicode MS"/>
+                <w:b w:val="0"/>
+                <w:sz w:val="18"/>
+              </w:rPr>
+              <w:t>静态证据门控过严</w:t>
+            </w:r>
+          </w:p>
+        </w:tc>
+        <w:tc>
+          <w:tcPr>
+            <w:tcW w:type="dxa" w:w="2700"/>
+          </w:tcPr>
+          <w:p>
+            <w:pPr>
+              <w:spacing w:before="0" w:after="0" w:line="252" w:lineRule="auto"/>
+            </w:pPr>
+            <w:r/>
+            <w:r>
+              <w:rPr>
+                <w:rFonts w:ascii="Arial Unicode MS" w:hAnsi="Arial Unicode MS" w:eastAsia="Arial Unicode MS"/>
+                <w:b w:val="0"/>
+                <w:sz w:val="18"/>
+              </w:rPr>
+              <w:t>有效语义候选被回退，完整Agent反而退化</w:t>
+            </w:r>
+          </w:p>
+        </w:tc>
+        <w:tc>
+          <w:tcPr>
+            <w:tcW w:type="dxa" w:w="4460"/>
+          </w:tcPr>
+          <w:p>
+            <w:pPr>
+              <w:spacing w:before="0" w:after="0" w:line="252" w:lineRule="auto"/>
+            </w:pPr>
+            <w:r/>
+            <w:r>
+              <w:rPr>
+                <w:rFonts w:ascii="Arial Unicode MS" w:hAnsi="Arial Unicode MS" w:eastAsia="Arial Unicode MS"/>
+                <w:b w:val="0"/>
+                <w:sz w:val="18"/>
+              </w:rPr>
+              <w:t>证据不足不得直接永久回退；只允许一次受约束查询改写和重检索，仍失败则回退基线。Step 9.2因83%降至79%被拒绝。</w:t>
+            </w:r>
+          </w:p>
+        </w:tc>
+      </w:tr>
+      <w:tr>
+        <w:trPr>
+          <w:cantSplit w:val="true"/>
+        </w:trPr>
+        <w:tc>
+          <w:tcPr>
+            <w:tcW w:type="dxa" w:w="2200"/>
+          </w:tcPr>
+          <w:p>
+            <w:pPr>
+              <w:spacing w:before="0" w:after="0" w:line="252" w:lineRule="auto"/>
+            </w:pPr>
+            <w:r/>
+            <w:r>
+              <w:rPr>
+                <w:rFonts w:ascii="Arial Unicode MS" w:hAnsi="Arial Unicode MS" w:eastAsia="Arial Unicode MS"/>
+                <w:b w:val="0"/>
+                <w:sz w:val="18"/>
+              </w:rPr>
+              <w:t>纠正检索触发稀疏或无增益</w:t>
+            </w:r>
+          </w:p>
+        </w:tc>
+        <w:tc>
+          <w:tcPr>
+            <w:tcW w:type="dxa" w:w="2700"/>
+          </w:tcPr>
+          <w:p>
+            <w:pPr>
+              <w:spacing w:before="0" w:after="0" w:line="252" w:lineRule="auto"/>
+            </w:pPr>
+            <w:r/>
+            <w:r>
+              <w:rPr>
+                <w:rFonts w:ascii="Arial Unicode MS" w:hAnsi="Arial Unicode MS" w:eastAsia="Arial Unicode MS"/>
+                <w:b w:val="0"/>
+                <w:sz w:val="18"/>
+              </w:rPr>
+              <w:t>增加复杂度但最终回答不变</w:t>
+            </w:r>
+          </w:p>
+        </w:tc>
+        <w:tc>
+          <w:tcPr>
+            <w:tcW w:type="dxa" w:w="4460"/>
+          </w:tcPr>
+          <w:p>
+            <w:pPr>
+              <w:spacing w:before="0" w:after="0" w:line="252" w:lineRule="auto"/>
+            </w:pPr>
+            <w:r/>
+            <w:r>
+              <w:rPr>
+                <w:rFonts w:ascii="Arial Unicode MS" w:hAnsi="Arial Unicode MS" w:eastAsia="Arial Unicode MS"/>
+                <w:b w:val="0"/>
+                <w:sz w:val="18"/>
+              </w:rPr>
+              <w:t>纠正最多一次且保留Step 9.1首次结果；只承认原始问题证据。Step 9.3仅3/100触发、0条采用，完整Agent仍83%，因此不替换基线。</w:t>
+            </w:r>
+          </w:p>
+        </w:tc>
+      </w:tr>
+      <w:tr>
+        <w:trPr>
+          <w:cantSplit w:val="true"/>
+        </w:trPr>
+        <w:tc>
+          <w:tcPr>
+            <w:tcW w:type="dxa" w:w="2200"/>
+          </w:tcPr>
+          <w:p>
+            <w:pPr>
+              <w:spacing w:before="0" w:after="0" w:line="252" w:lineRule="auto"/>
+            </w:pPr>
+            <w:r/>
+            <w:r>
+              <w:rPr>
+                <w:rFonts w:ascii="Arial Unicode MS" w:hAnsi="Arial Unicode MS" w:eastAsia="Arial Unicode MS"/>
+                <w:b w:val="0"/>
+                <w:sz w:val="18"/>
+              </w:rPr>
+              <w:t>多知识组合缺少真实采用机会</w:t>
+            </w:r>
+          </w:p>
+        </w:tc>
+        <w:tc>
+          <w:tcPr>
+            <w:tcW w:type="dxa" w:w="2700"/>
+          </w:tcPr>
+          <w:p>
+            <w:pPr>
+              <w:spacing w:before="0" w:after="0" w:line="252" w:lineRule="auto"/>
+            </w:pPr>
+            <w:r/>
+            <w:r>
+              <w:rPr>
+                <w:rFonts w:ascii="Arial Unicode MS" w:hAnsi="Arial Unicode MS" w:eastAsia="Arial Unicode MS"/>
+                <w:b w:val="0"/>
+                <w:sz w:val="18"/>
+              </w:rPr>
+              <w:t>增加证据拼接复杂度但不改变回答</w:t>
+            </w:r>
+          </w:p>
+        </w:tc>
+        <w:tc>
+          <w:tcPr>
+            <w:tcW w:type="dxa" w:w="4460"/>
+          </w:tcPr>
+          <w:p>
+            <w:pPr>
+              <w:spacing w:before="0" w:after="0" w:line="252" w:lineRule="auto"/>
+            </w:pPr>
+            <w:r/>
+            <w:r>
+              <w:rPr>
+                <w:rFonts w:ascii="Arial Unicode MS" w:hAnsi="Arial Unicode MS" w:eastAsia="Arial Unicode MS"/>
+                <w:b w:val="0"/>
+                <w:sz w:val="18"/>
+              </w:rPr>
+              <w:t>仅在主知识缺少用户明确需求槽位时组合；同租户/索引/类目/来源并检查重复与条件冲突。Step 9.4有94条进入判断但0条组合，完整Agent仍83%，不替换基线。</w:t>
+            </w:r>
+          </w:p>
+        </w:tc>
+      </w:tr>
+      <w:tr>
+        <w:trPr>
+          <w:cantSplit w:val="true"/>
+        </w:trPr>
+        <w:tc>
+          <w:tcPr>
+            <w:tcW w:type="dxa" w:w="2200"/>
+          </w:tcPr>
+          <w:p>
+            <w:pPr>
+              <w:spacing w:before="0" w:after="0" w:line="252" w:lineRule="auto"/>
+            </w:pPr>
+            <w:r/>
+            <w:r>
+              <w:rPr>
+                <w:rFonts w:ascii="Arial Unicode MS" w:hAnsi="Arial Unicode MS" w:eastAsia="Arial Unicode MS"/>
+                <w:b w:val="0"/>
+                <w:sz w:val="18"/>
+              </w:rPr>
+              <w:t>工具或模型自由循环</w:t>
+            </w:r>
+          </w:p>
+        </w:tc>
+        <w:tc>
+          <w:tcPr>
+            <w:tcW w:type="dxa" w:w="2700"/>
+          </w:tcPr>
+          <w:p>
+            <w:pPr>
+              <w:spacing w:before="0" w:after="0" w:line="252" w:lineRule="auto"/>
+            </w:pPr>
+            <w:r/>
+            <w:r>
+              <w:rPr>
+                <w:rFonts w:ascii="Arial Unicode MS" w:hAnsi="Arial Unicode MS" w:eastAsia="Arial Unicode MS"/>
+                <w:b w:val="0"/>
+                <w:sz w:val="18"/>
+              </w:rPr>
+              <w:t>重复调用、成本失控、延迟扩大或使用超时结果</w:t>
+            </w:r>
+          </w:p>
+        </w:tc>
+        <w:tc>
+          <w:tcPr>
+            <w:tcW w:type="dxa" w:w="4460"/>
+          </w:tcPr>
+          <w:p>
+            <w:pPr>
+              <w:spacing w:before="0" w:after="0" w:line="252" w:lineRule="auto"/>
+            </w:pPr>
+            <w:r/>
+            <w:r>
+              <w:rPr>
+                <w:rFonts w:ascii="Arial Unicode MS" w:hAnsi="Arial Unicode MS" w:eastAsia="Arial Unicode MS"/>
+                <w:b w:val="0"/>
+                <w:sz w:val="18"/>
+              </w:rPr>
+              <w:t>有界状态机限制总步骤7、工具1次、模型1次和25秒；预算耗尽立即安全降级并记录原因。</w:t>
+            </w:r>
+          </w:p>
+        </w:tc>
+      </w:tr>
+      <w:tr>
+        <w:trPr>
+          <w:cantSplit w:val="true"/>
+        </w:trPr>
+        <w:tc>
+          <w:tcPr>
+            <w:tcW w:type="dxa" w:w="2200"/>
+          </w:tcPr>
+          <w:p>
+            <w:pPr>
+              <w:spacing w:before="0" w:after="0" w:line="252" w:lineRule="auto"/>
+            </w:pPr>
+            <w:r/>
+            <w:r>
+              <w:rPr>
+                <w:rFonts w:ascii="Arial Unicode MS" w:hAnsi="Arial Unicode MS" w:eastAsia="Arial Unicode MS"/>
+                <w:b w:val="0"/>
+                <w:sz w:val="18"/>
+              </w:rPr>
+              <w:t>模型供应商参数不兼容</w:t>
+            </w:r>
+          </w:p>
+        </w:tc>
+        <w:tc>
+          <w:tcPr>
+            <w:tcW w:type="dxa" w:w="2700"/>
+          </w:tcPr>
+          <w:p>
+            <w:pPr>
+              <w:spacing w:before="0" w:after="0" w:line="252" w:lineRule="auto"/>
+            </w:pPr>
+            <w:r/>
+            <w:r>
+              <w:rPr>
+                <w:rFonts w:ascii="Arial Unicode MS" w:hAnsi="Arial Unicode MS" w:eastAsia="Arial Unicode MS"/>
+                <w:b w:val="0"/>
+                <w:sz w:val="18"/>
+              </w:rPr>
+              <w:t>输出异常、无效调用或不可比较评测</w:t>
+            </w:r>
+          </w:p>
+        </w:tc>
+        <w:tc>
+          <w:tcPr>
+            <w:tcW w:type="dxa" w:w="4460"/>
+          </w:tcPr>
+          <w:p>
+            <w:pPr>
+              <w:spacing w:before="0" w:after="0" w:line="252" w:lineRule="auto"/>
+            </w:pPr>
+            <w:r/>
+            <w:r>
+              <w:rPr>
+                <w:rFonts w:ascii="Arial Unicode MS" w:hAnsi="Arial Unicode MS" w:eastAsia="Arial Unicode MS"/>
+                <w:b w:val="0"/>
+                <w:sz w:val="18"/>
+              </w:rPr>
+              <w:t>模型切换建立独立运行版本；GLM-5.2使用非思考模式和供应商默认采样参数，健康检查与真实usage验收后再评测。</w:t>
+            </w:r>
+          </w:p>
+        </w:tc>
+      </w:tr>
+      <w:tr>
+        <w:trPr>
+          <w:cantSplit w:val="true"/>
+        </w:trPr>
+        <w:tc>
+          <w:tcPr>
+            <w:tcW w:type="dxa" w:w="2200"/>
+          </w:tcPr>
+          <w:p>
+            <w:pPr>
+              <w:spacing w:before="0" w:after="0" w:line="252" w:lineRule="auto"/>
+            </w:pPr>
+            <w:r/>
+            <w:r>
+              <w:rPr>
+                <w:rFonts w:ascii="Arial Unicode MS" w:hAnsi="Arial Unicode MS" w:eastAsia="Arial Unicode MS"/>
+                <w:b w:val="0"/>
+                <w:sz w:val="18"/>
+              </w:rPr>
+              <w:t>宽召回或Reranker改变来源</w:t>
+            </w:r>
+          </w:p>
+        </w:tc>
+        <w:tc>
+          <w:tcPr>
+            <w:tcW w:type="dxa" w:w="2700"/>
+          </w:tcPr>
+          <w:p>
+            <w:pPr>
+              <w:spacing w:before="0" w:after="0" w:line="252" w:lineRule="auto"/>
+            </w:pPr>
+            <w:r/>
+            <w:r>
+              <w:rPr>
+                <w:rFonts w:ascii="Arial Unicode MS" w:hAnsi="Arial Unicode MS" w:eastAsia="Arial Unicode MS"/>
+                <w:b w:val="0"/>
+                <w:sz w:val="18"/>
+              </w:rPr>
+              <w:t>候选增加后错误知识进入回答，或远程Reranker超时增加延迟</w:t>
+            </w:r>
+          </w:p>
+        </w:tc>
+        <w:tc>
+          <w:tcPr>
+            <w:tcW w:type="dxa" w:w="4460"/>
+          </w:tcPr>
+          <w:p>
+            <w:pPr>
+              <w:spacing w:before="0" w:after="0" w:line="252" w:lineRule="auto"/>
+            </w:pPr>
+            <w:r/>
+            <w:r>
+              <w:rPr>
+                <w:rFonts w:ascii="Arial Unicode MS" w:hAnsi="Arial Unicode MS" w:eastAsia="Arial Unicode MS"/>
+                <w:b w:val="0"/>
+                <w:sz w:val="18"/>
+              </w:rPr>
+              <w:t>V1/普通生产隔离；V2保留全阶段审计；Reranker超时严格回退RRF+Boost；Dense失败回退可信BM25-only。真实评测中Reranker 0 fallback但使两套Recall@5分别下降12.77和8.23个百分点，因此拒绝晋级。</w:t>
             </w:r>
           </w:p>
         </w:tc>
@@ -5905,7 +8291,7 @@
       </w:pPr>
       <w:r>
         <w:rPr>
-          <w:rFonts w:ascii="SimHei" w:hAnsi="SimHei" w:eastAsia="SimHei"/>
+          <w:rFonts w:ascii="Arial Unicode MS" w:hAnsi="Arial Unicode MS" w:eastAsia="Arial Unicode MS"/>
           <w:sz w:val="21"/>
         </w:rPr>
         <w:t>[Open Question] 业务规则负责人、合规审批人的独立工作台、审批时限和替代人机制如何设计？</w:t>
@@ -5919,7 +8305,7 @@
       </w:pPr>
       <w:r>
         <w:rPr>
-          <w:rFonts w:ascii="SimHei" w:hAnsi="SimHei" w:eastAsia="SimHei"/>
+          <w:rFonts w:ascii="Arial Unicode MS" w:hAnsi="Arial Unicode MS" w:eastAsia="Arial Unicode MS"/>
           <w:sz w:val="21"/>
         </w:rPr>
         <w:t>[Open Question] 当前知识测试的真实样本集、金标维护机制、通过阈值和盲测规则如何确定？</w:t>
@@ -5933,7 +8319,7 @@
       </w:pPr>
       <w:r>
         <w:rPr>
-          <w:rFonts w:ascii="SimHei" w:hAnsi="SimHei" w:eastAsia="SimHei"/>
+          <w:rFonts w:ascii="Arial Unicode MS" w:hAnsi="Arial Unicode MS" w:eastAsia="Arial Unicode MS"/>
           <w:sz w:val="21"/>
         </w:rPr>
         <w:t>[Open Question] 多租户隔离、数据保留期限、导出权限与审计保留策略如何满足目标行业合规要求？</w:t>
@@ -5947,7 +8333,7 @@
       </w:pPr>
       <w:r>
         <w:rPr>
-          <w:rFonts w:ascii="SimHei" w:hAnsi="SimHei" w:eastAsia="SimHei"/>
+          <w:rFonts w:ascii="Arial Unicode MS" w:hAnsi="Arial Unicode MS" w:eastAsia="Arial Unicode MS"/>
           <w:sz w:val="21"/>
         </w:rPr>
         <w:t>[Open Question] Agent API 的模型供应商、故障降级、成本预算与观测标准如何确定？</w:t>
@@ -5961,7 +8347,7 @@
       </w:pPr>
       <w:r>
         <w:rPr>
-          <w:rFonts w:ascii="SimHei" w:hAnsi="SimHei" w:eastAsia="SimHei"/>
+          <w:rFonts w:ascii="Arial Unicode MS" w:hAnsi="Arial Unicode MS" w:eastAsia="Arial Unicode MS"/>
           <w:sz w:val="21"/>
         </w:rPr>
         <w:t>下一优先级：完成 AI 运营工作台的“失败归因 - 任务回流 - 策略评测 - 审批发布”真实闭环。</w:t>
@@ -5975,7 +8361,21 @@
       </w:pPr>
       <w:r>
         <w:rPr>
-          <w:rFonts w:ascii="SimHei" w:hAnsi="SimHei" w:eastAsia="SimHei"/>
+          <w:rFonts w:ascii="Arial Unicode MS" w:hAnsi="Arial Unicode MS" w:eastAsia="Arial Unicode MS"/>
+          <w:sz w:val="21"/>
+        </w:rPr>
+        <w:t>回答能力技术路线已完成至有界Agentic RAG：GLM-5.2独立控制、统一证据包和有界状态机完整Agent均为83%。Phase 1.1真实Dense/RRF/Reranker已在回归集与独立新增集完成，但Hybrid未超过V1且Reranker显著退化，因此V2继续隔离、Phase 2不开始。</w:t>
+      </w:r>
+    </w:p>
+    <w:p>
+      <w:pPr>
+        <w:pStyle w:val="ListBullet"/>
+        <w:spacing w:before="0" w:after="100" w:line="269" w:lineRule="auto"/>
+        <w:ind w:left="720" w:hanging="360"/>
+      </w:pPr>
+      <w:r>
+        <w:rPr>
+          <w:rFonts w:ascii="Arial Unicode MS" w:hAnsi="Arial Unicode MS" w:eastAsia="Arial Unicode MS"/>
           <w:sz w:val="21"/>
         </w:rPr>
         <w:t>后续迭代：将知识运营的原型状态接入后端持久化审批、真实灰度流量控制和可审计回退。</w:t>
@@ -5995,7 +8395,7 @@
       </w:pPr>
       <w:r>
         <w:rPr>
-          <w:rFonts w:ascii="SimHei" w:hAnsi="SimHei" w:eastAsia="SimHei"/>
+          <w:rFonts w:ascii="Arial Unicode MS" w:hAnsi="Arial Unicode MS" w:eastAsia="Arial Unicode MS"/>
           <w:sz w:val="22"/>
         </w:rPr>
         <w:t>本文件是产品、设计、研发、数据、业务和合规协作的单一需求基线。每次修改系统时，产品负责人应先判断是否影响角色、流程、权限、指标、范围、依赖或风险；如影响，则在同一次变更中更新本 PRD 的相应章节、版本和变更记录。</w:t>
@@ -6040,7 +8440,7 @@
             <w:r/>
             <w:r>
               <w:rPr>
-                <w:rFonts w:ascii="SimHei" w:hAnsi="SimHei" w:eastAsia="SimHei"/>
+                <w:rFonts w:ascii="Arial Unicode MS" w:hAnsi="Arial Unicode MS" w:eastAsia="Arial Unicode MS"/>
                 <w:b/>
                 <w:color w:val="0B2545"/>
                 <w:sz w:val="18"/>
@@ -6068,7 +8468,7 @@
             <w:r/>
             <w:r>
               <w:rPr>
-                <w:rFonts w:ascii="SimHei" w:hAnsi="SimHei" w:eastAsia="SimHei"/>
+                <w:rFonts w:ascii="Arial Unicode MS" w:hAnsi="Arial Unicode MS" w:eastAsia="Arial Unicode MS"/>
                 <w:b/>
                 <w:color w:val="0B2545"/>
                 <w:sz w:val="18"/>
@@ -6096,7 +8496,7 @@
             <w:r/>
             <w:r>
               <w:rPr>
-                <w:rFonts w:ascii="SimHei" w:hAnsi="SimHei" w:eastAsia="SimHei"/>
+                <w:rFonts w:ascii="Arial Unicode MS" w:hAnsi="Arial Unicode MS" w:eastAsia="Arial Unicode MS"/>
                 <w:b/>
                 <w:color w:val="0B2545"/>
                 <w:sz w:val="18"/>
@@ -6124,7 +8524,7 @@
             <w:r/>
             <w:r>
               <w:rPr>
-                <w:rFonts w:ascii="SimHei" w:hAnsi="SimHei" w:eastAsia="SimHei"/>
+                <w:rFonts w:ascii="Arial Unicode MS" w:hAnsi="Arial Unicode MS" w:eastAsia="Arial Unicode MS"/>
                 <w:b/>
                 <w:color w:val="0B2545"/>
                 <w:sz w:val="18"/>
@@ -6149,7 +8549,7 @@
             <w:r/>
             <w:r>
               <w:rPr>
-                <w:rFonts w:ascii="SimHei" w:hAnsi="SimHei" w:eastAsia="SimHei"/>
+                <w:rFonts w:ascii="Arial Unicode MS" w:hAnsi="Arial Unicode MS" w:eastAsia="Arial Unicode MS"/>
                 <w:b w:val="0"/>
                 <w:sz w:val="18"/>
               </w:rPr>
@@ -6168,7 +8568,7 @@
             <w:r/>
             <w:r>
               <w:rPr>
-                <w:rFonts w:ascii="SimHei" w:hAnsi="SimHei" w:eastAsia="SimHei"/>
+                <w:rFonts w:ascii="Arial Unicode MS" w:hAnsi="Arial Unicode MS" w:eastAsia="Arial Unicode MS"/>
                 <w:b w:val="0"/>
                 <w:sz w:val="18"/>
               </w:rPr>
@@ -6187,7 +8587,7 @@
             <w:r/>
             <w:r>
               <w:rPr>
-                <w:rFonts w:ascii="SimHei" w:hAnsi="SimHei" w:eastAsia="SimHei"/>
+                <w:rFonts w:ascii="Arial Unicode MS" w:hAnsi="Arial Unicode MS" w:eastAsia="Arial Unicode MS"/>
                 <w:b w:val="0"/>
                 <w:sz w:val="18"/>
               </w:rPr>
@@ -6206,7 +8606,7 @@
             <w:r/>
             <w:r>
               <w:rPr>
-                <w:rFonts w:ascii="SimHei" w:hAnsi="SimHei" w:eastAsia="SimHei"/>
+                <w:rFonts w:ascii="Arial Unicode MS" w:hAnsi="Arial Unicode MS" w:eastAsia="Arial Unicode MS"/>
                 <w:b w:val="0"/>
                 <w:sz w:val="18"/>
               </w:rPr>
@@ -6230,7 +8630,7 @@
             <w:r/>
             <w:r>
               <w:rPr>
-                <w:rFonts w:ascii="SimHei" w:hAnsi="SimHei" w:eastAsia="SimHei"/>
+                <w:rFonts w:ascii="Arial Unicode MS" w:hAnsi="Arial Unicode MS" w:eastAsia="Arial Unicode MS"/>
                 <w:b w:val="0"/>
                 <w:sz w:val="18"/>
               </w:rPr>
@@ -6249,7 +8649,7 @@
             <w:r/>
             <w:r>
               <w:rPr>
-                <w:rFonts w:ascii="SimHei" w:hAnsi="SimHei" w:eastAsia="SimHei"/>
+                <w:rFonts w:ascii="Arial Unicode MS" w:hAnsi="Arial Unicode MS" w:eastAsia="Arial Unicode MS"/>
                 <w:b w:val="0"/>
                 <w:sz w:val="18"/>
               </w:rPr>
@@ -6268,7 +8668,7 @@
             <w:r/>
             <w:r>
               <w:rPr>
-                <w:rFonts w:ascii="SimHei" w:hAnsi="SimHei" w:eastAsia="SimHei"/>
+                <w:rFonts w:ascii="Arial Unicode MS" w:hAnsi="Arial Unicode MS" w:eastAsia="Arial Unicode MS"/>
                 <w:b w:val="0"/>
                 <w:sz w:val="18"/>
               </w:rPr>
@@ -6287,7 +8687,1708 @@
             <w:r/>
             <w:r>
               <w:rPr>
-                <w:rFonts w:ascii="SimHei" w:hAnsi="SimHei" w:eastAsia="SimHei"/>
+                <w:rFonts w:ascii="Arial Unicode MS" w:hAnsi="Arial Unicode MS" w:eastAsia="Arial Unicode MS"/>
+                <w:b w:val="0"/>
+                <w:sz w:val="18"/>
+              </w:rPr>
+              <w:t>已更新</w:t>
+            </w:r>
+          </w:p>
+        </w:tc>
+      </w:tr>
+      <w:tr>
+        <w:trPr>
+          <w:cantSplit w:val="true"/>
+        </w:trPr>
+        <w:tc>
+          <w:tcPr>
+            <w:tcW w:type="dxa" w:w="1200"/>
+          </w:tcPr>
+          <w:p>
+            <w:pPr>
+              <w:spacing w:before="0" w:after="0" w:line="252" w:lineRule="auto"/>
+            </w:pPr>
+            <w:r/>
+            <w:r>
+              <w:rPr>
+                <w:rFonts w:ascii="Arial Unicode MS" w:hAnsi="Arial Unicode MS" w:eastAsia="Arial Unicode MS"/>
+                <w:b w:val="0"/>
+                <w:sz w:val="18"/>
+              </w:rPr>
+              <w:t>V1.2</w:t>
+            </w:r>
+          </w:p>
+        </w:tc>
+        <w:tc>
+          <w:tcPr>
+            <w:tcW w:type="dxa" w:w="1500"/>
+          </w:tcPr>
+          <w:p>
+            <w:pPr>
+              <w:spacing w:before="0" w:after="0" w:line="252" w:lineRule="auto"/>
+            </w:pPr>
+            <w:r/>
+            <w:r>
+              <w:rPr>
+                <w:rFonts w:ascii="Arial Unicode MS" w:hAnsi="Arial Unicode MS" w:eastAsia="Arial Unicode MS"/>
+                <w:b w:val="0"/>
+                <w:sz w:val="18"/>
+              </w:rPr>
+              <w:t>2026-08-17</w:t>
+            </w:r>
+          </w:p>
+        </w:tc>
+        <w:tc>
+          <w:tcPr>
+            <w:tcW w:type="dxa" w:w="5160"/>
+          </w:tcPr>
+          <w:p>
+            <w:pPr>
+              <w:spacing w:before="0" w:after="0" w:line="252" w:lineRule="auto"/>
+            </w:pPr>
+            <w:r/>
+            <w:r>
+              <w:rPr>
+                <w:rFonts w:ascii="Arial Unicode MS" w:hAnsi="Arial Unicode MS" w:eastAsia="Arial Unicode MS"/>
+                <w:b w:val="0"/>
+                <w:sz w:val="18"/>
+              </w:rPr>
+              <w:t>补充消费者端多角色、长期会话列表、完整历史恢复和客服消息回传；用户端隐藏 Agent 内部实现术语。</w:t>
+            </w:r>
+          </w:p>
+        </w:tc>
+        <w:tc>
+          <w:tcPr>
+            <w:tcW w:type="dxa" w:w="1500"/>
+          </w:tcPr>
+          <w:p>
+            <w:pPr>
+              <w:spacing w:before="0" w:after="0" w:line="252" w:lineRule="auto"/>
+            </w:pPr>
+            <w:r/>
+            <w:r>
+              <w:rPr>
+                <w:rFonts w:ascii="Arial Unicode MS" w:hAnsi="Arial Unicode MS" w:eastAsia="Arial Unicode MS"/>
+                <w:b w:val="0"/>
+                <w:sz w:val="18"/>
+              </w:rPr>
+              <w:t>已更新</w:t>
+            </w:r>
+          </w:p>
+        </w:tc>
+      </w:tr>
+      <w:tr>
+        <w:trPr>
+          <w:cantSplit w:val="true"/>
+        </w:trPr>
+        <w:tc>
+          <w:tcPr>
+            <w:tcW w:type="dxa" w:w="1200"/>
+          </w:tcPr>
+          <w:p>
+            <w:pPr>
+              <w:spacing w:before="0" w:after="0" w:line="252" w:lineRule="auto"/>
+            </w:pPr>
+            <w:r/>
+            <w:r>
+              <w:rPr>
+                <w:rFonts w:ascii="Arial Unicode MS" w:hAnsi="Arial Unicode MS" w:eastAsia="Arial Unicode MS"/>
+                <w:b w:val="0"/>
+                <w:sz w:val="18"/>
+              </w:rPr>
+              <w:t>V1.3</w:t>
+            </w:r>
+          </w:p>
+        </w:tc>
+        <w:tc>
+          <w:tcPr>
+            <w:tcW w:type="dxa" w:w="1500"/>
+          </w:tcPr>
+          <w:p>
+            <w:pPr>
+              <w:spacing w:before="0" w:after="0" w:line="252" w:lineRule="auto"/>
+            </w:pPr>
+            <w:r/>
+            <w:r>
+              <w:rPr>
+                <w:rFonts w:ascii="Arial Unicode MS" w:hAnsi="Arial Unicode MS" w:eastAsia="Arial Unicode MS"/>
+                <w:b w:val="0"/>
+                <w:sz w:val="18"/>
+              </w:rPr>
+              <w:t>2026-08-17</w:t>
+            </w:r>
+          </w:p>
+        </w:tc>
+        <w:tc>
+          <w:tcPr>
+            <w:tcW w:type="dxa" w:w="5160"/>
+          </w:tcPr>
+          <w:p>
+            <w:pPr>
+              <w:spacing w:before="0" w:after="0" w:line="252" w:lineRule="auto"/>
+            </w:pPr>
+            <w:r/>
+            <w:r>
+              <w:rPr>
+                <w:rFonts w:ascii="Arial Unicode MS" w:hAnsi="Arial Unicode MS" w:eastAsia="Arial Unicode MS"/>
+                <w:b w:val="0"/>
+                <w:sz w:val="18"/>
+              </w:rPr>
+              <w:t>新增知识运营“话术训练”工作台：预设回复资产、自然表达预览、权限分工、双人复核和 Agent 训练影响说明。</w:t>
+            </w:r>
+          </w:p>
+        </w:tc>
+        <w:tc>
+          <w:tcPr>
+            <w:tcW w:type="dxa" w:w="1500"/>
+          </w:tcPr>
+          <w:p>
+            <w:pPr>
+              <w:spacing w:before="0" w:after="0" w:line="252" w:lineRule="auto"/>
+            </w:pPr>
+            <w:r/>
+            <w:r>
+              <w:rPr>
+                <w:rFonts w:ascii="Arial Unicode MS" w:hAnsi="Arial Unicode MS" w:eastAsia="Arial Unicode MS"/>
+                <w:b w:val="0"/>
+                <w:sz w:val="18"/>
+              </w:rPr>
+              <w:t>已更新</w:t>
+            </w:r>
+          </w:p>
+        </w:tc>
+      </w:tr>
+      <w:tr>
+        <w:trPr>
+          <w:cantSplit w:val="true"/>
+        </w:trPr>
+        <w:tc>
+          <w:tcPr>
+            <w:tcW w:type="dxa" w:w="1200"/>
+          </w:tcPr>
+          <w:p>
+            <w:pPr>
+              <w:spacing w:before="0" w:after="0" w:line="252" w:lineRule="auto"/>
+            </w:pPr>
+            <w:r/>
+            <w:r>
+              <w:rPr>
+                <w:rFonts w:ascii="Arial Unicode MS" w:hAnsi="Arial Unicode MS" w:eastAsia="Arial Unicode MS"/>
+                <w:b w:val="0"/>
+                <w:sz w:val="18"/>
+              </w:rPr>
+              <w:t>V1.4</w:t>
+            </w:r>
+          </w:p>
+        </w:tc>
+        <w:tc>
+          <w:tcPr>
+            <w:tcW w:type="dxa" w:w="1500"/>
+          </w:tcPr>
+          <w:p>
+            <w:pPr>
+              <w:spacing w:before="0" w:after="0" w:line="252" w:lineRule="auto"/>
+            </w:pPr>
+            <w:r/>
+            <w:r>
+              <w:rPr>
+                <w:rFonts w:ascii="Arial Unicode MS" w:hAnsi="Arial Unicode MS" w:eastAsia="Arial Unicode MS"/>
+                <w:b w:val="0"/>
+                <w:sz w:val="18"/>
+              </w:rPr>
+              <w:t>2026-08-17</w:t>
+            </w:r>
+          </w:p>
+        </w:tc>
+        <w:tc>
+          <w:tcPr>
+            <w:tcW w:type="dxa" w:w="5160"/>
+          </w:tcPr>
+          <w:p>
+            <w:pPr>
+              <w:spacing w:before="0" w:after="0" w:line="252" w:lineRule="auto"/>
+            </w:pPr>
+            <w:r/>
+            <w:r>
+              <w:rPr>
+                <w:rFonts w:ascii="Arial Unicode MS" w:hAnsi="Arial Unicode MS" w:eastAsia="Arial Unicode MS"/>
+                <w:b w:val="0"/>
+                <w:sz w:val="18"/>
+              </w:rPr>
+              <w:t>将生产候选链路改为真实 Qwen、D1 业务表、租户隔离、来源/trace 追踪、非静默模型失败和自动工单；测试种子限定在测试租户。</w:t>
+            </w:r>
+          </w:p>
+        </w:tc>
+        <w:tc>
+          <w:tcPr>
+            <w:tcW w:type="dxa" w:w="1500"/>
+          </w:tcPr>
+          <w:p>
+            <w:pPr>
+              <w:spacing w:before="0" w:after="0" w:line="252" w:lineRule="auto"/>
+            </w:pPr>
+            <w:r/>
+            <w:r>
+              <w:rPr>
+                <w:rFonts w:ascii="Arial Unicode MS" w:hAnsi="Arial Unicode MS" w:eastAsia="Arial Unicode MS"/>
+                <w:b w:val="0"/>
+                <w:sz w:val="18"/>
+              </w:rPr>
+              <w:t>已更新</w:t>
+            </w:r>
+          </w:p>
+        </w:tc>
+      </w:tr>
+      <w:tr>
+        <w:trPr>
+          <w:cantSplit w:val="true"/>
+        </w:trPr>
+        <w:tc>
+          <w:tcPr>
+            <w:tcW w:type="dxa" w:w="1200"/>
+          </w:tcPr>
+          <w:p>
+            <w:pPr>
+              <w:spacing w:before="0" w:after="0" w:line="252" w:lineRule="auto"/>
+            </w:pPr>
+            <w:r/>
+            <w:r>
+              <w:rPr>
+                <w:rFonts w:ascii="Arial Unicode MS" w:hAnsi="Arial Unicode MS" w:eastAsia="Arial Unicode MS"/>
+                <w:b w:val="0"/>
+                <w:sz w:val="18"/>
+              </w:rPr>
+              <w:t>V1.5</w:t>
+            </w:r>
+          </w:p>
+        </w:tc>
+        <w:tc>
+          <w:tcPr>
+            <w:tcW w:type="dxa" w:w="1500"/>
+          </w:tcPr>
+          <w:p>
+            <w:pPr>
+              <w:spacing w:before="0" w:after="0" w:line="252" w:lineRule="auto"/>
+            </w:pPr>
+            <w:r/>
+            <w:r>
+              <w:rPr>
+                <w:rFonts w:ascii="Arial Unicode MS" w:hAnsi="Arial Unicode MS" w:eastAsia="Arial Unicode MS"/>
+                <w:b w:val="0"/>
+                <w:sz w:val="18"/>
+              </w:rPr>
+              <w:t>2026-08-18</w:t>
+            </w:r>
+          </w:p>
+        </w:tc>
+        <w:tc>
+          <w:tcPr>
+            <w:tcW w:type="dxa" w:w="5160"/>
+          </w:tcPr>
+          <w:p>
+            <w:pPr>
+              <w:spacing w:before="0" w:after="0" w:line="252" w:lineRule="auto"/>
+            </w:pPr>
+            <w:r/>
+            <w:r>
+              <w:rPr>
+                <w:rFonts w:ascii="Arial Unicode MS" w:hAnsi="Arial Unicode MS" w:eastAsia="Arial Unicode MS"/>
+                <w:b w:val="0"/>
+                <w:sz w:val="18"/>
+              </w:rPr>
+              <w:t>问候、闲聊和知识未命中场景改为真实调用 Qwen；模型不可用时返回明确异常；同步验证用户端真实对话链路。</w:t>
+            </w:r>
+          </w:p>
+        </w:tc>
+        <w:tc>
+          <w:tcPr>
+            <w:tcW w:type="dxa" w:w="1500"/>
+          </w:tcPr>
+          <w:p>
+            <w:pPr>
+              <w:spacing w:before="0" w:after="0" w:line="252" w:lineRule="auto"/>
+            </w:pPr>
+            <w:r/>
+            <w:r>
+              <w:rPr>
+                <w:rFonts w:ascii="Arial Unicode MS" w:hAnsi="Arial Unicode MS" w:eastAsia="Arial Unicode MS"/>
+                <w:b w:val="0"/>
+                <w:sz w:val="18"/>
+              </w:rPr>
+              <w:t>已更新</w:t>
+            </w:r>
+          </w:p>
+        </w:tc>
+      </w:tr>
+      <w:tr>
+        <w:trPr>
+          <w:cantSplit w:val="true"/>
+        </w:trPr>
+        <w:tc>
+          <w:tcPr>
+            <w:tcW w:type="dxa" w:w="1200"/>
+          </w:tcPr>
+          <w:p>
+            <w:pPr>
+              <w:spacing w:before="0" w:after="0" w:line="252" w:lineRule="auto"/>
+            </w:pPr>
+            <w:r/>
+            <w:r>
+              <w:rPr>
+                <w:rFonts w:ascii="Arial Unicode MS" w:hAnsi="Arial Unicode MS" w:eastAsia="Arial Unicode MS"/>
+                <w:b w:val="0"/>
+                <w:sz w:val="18"/>
+              </w:rPr>
+              <w:t>V1.6</w:t>
+            </w:r>
+          </w:p>
+        </w:tc>
+        <w:tc>
+          <w:tcPr>
+            <w:tcW w:type="dxa" w:w="1500"/>
+          </w:tcPr>
+          <w:p>
+            <w:pPr>
+              <w:spacing w:before="0" w:after="0" w:line="252" w:lineRule="auto"/>
+            </w:pPr>
+            <w:r/>
+            <w:r>
+              <w:rPr>
+                <w:rFonts w:ascii="Arial Unicode MS" w:hAnsi="Arial Unicode MS" w:eastAsia="Arial Unicode MS"/>
+                <w:b w:val="0"/>
+                <w:sz w:val="18"/>
+              </w:rPr>
+              <w:t>2026-08-18</w:t>
+            </w:r>
+          </w:p>
+        </w:tc>
+        <w:tc>
+          <w:tcPr>
+            <w:tcW w:type="dxa" w:w="5160"/>
+          </w:tcPr>
+          <w:p>
+            <w:pPr>
+              <w:spacing w:before="0" w:after="0" w:line="252" w:lineRule="auto"/>
+            </w:pPr>
+            <w:r/>
+            <w:r>
+              <w:rPr>
+                <w:rFonts w:ascii="Arial Unicode MS" w:hAnsi="Arial Unicode MS" w:eastAsia="Arial Unicode MS"/>
+                <w:b w:val="0"/>
+                <w:sz w:val="18"/>
+              </w:rPr>
+              <w:t>修复客服工作台与用户体验端租户不一致导致会话列表为空的问题；客服会话、工单、接管和回复统一读取测试租户。</w:t>
+            </w:r>
+          </w:p>
+        </w:tc>
+        <w:tc>
+          <w:tcPr>
+            <w:tcW w:type="dxa" w:w="1500"/>
+          </w:tcPr>
+          <w:p>
+            <w:pPr>
+              <w:spacing w:before="0" w:after="0" w:line="252" w:lineRule="auto"/>
+            </w:pPr>
+            <w:r/>
+            <w:r>
+              <w:rPr>
+                <w:rFonts w:ascii="Arial Unicode MS" w:hAnsi="Arial Unicode MS" w:eastAsia="Arial Unicode MS"/>
+                <w:b w:val="0"/>
+                <w:sz w:val="18"/>
+              </w:rPr>
+              <w:t>已更新</w:t>
+            </w:r>
+          </w:p>
+        </w:tc>
+      </w:tr>
+      <w:tr>
+        <w:trPr>
+          <w:cantSplit w:val="true"/>
+        </w:trPr>
+        <w:tc>
+          <w:tcPr>
+            <w:tcW w:type="dxa" w:w="1200"/>
+          </w:tcPr>
+          <w:p>
+            <w:pPr>
+              <w:spacing w:before="0" w:after="0" w:line="252" w:lineRule="auto"/>
+            </w:pPr>
+            <w:r/>
+            <w:r>
+              <w:rPr>
+                <w:rFonts w:ascii="Arial Unicode MS" w:hAnsi="Arial Unicode MS" w:eastAsia="Arial Unicode MS"/>
+                <w:b w:val="0"/>
+                <w:sz w:val="18"/>
+              </w:rPr>
+              <w:t>V1.7</w:t>
+            </w:r>
+          </w:p>
+        </w:tc>
+        <w:tc>
+          <w:tcPr>
+            <w:tcW w:type="dxa" w:w="1500"/>
+          </w:tcPr>
+          <w:p>
+            <w:pPr>
+              <w:spacing w:before="0" w:after="0" w:line="252" w:lineRule="auto"/>
+            </w:pPr>
+            <w:r/>
+            <w:r>
+              <w:rPr>
+                <w:rFonts w:ascii="Arial Unicode MS" w:hAnsi="Arial Unicode MS" w:eastAsia="Arial Unicode MS"/>
+                <w:b w:val="0"/>
+                <w:sz w:val="18"/>
+              </w:rPr>
+              <w:t>2026-08-18</w:t>
+            </w:r>
+          </w:p>
+        </w:tc>
+        <w:tc>
+          <w:tcPr>
+            <w:tcW w:type="dxa" w:w="5160"/>
+          </w:tcPr>
+          <w:p>
+            <w:pPr>
+              <w:spacing w:before="0" w:after="0" w:line="252" w:lineRule="auto"/>
+            </w:pPr>
+            <w:r/>
+            <w:r>
+              <w:rPr>
+                <w:rFonts w:ascii="Arial Unicode MS" w:hAnsi="Arial Unicode MS" w:eastAsia="Arial Unicode MS"/>
+                <w:b w:val="0"/>
+                <w:sz w:val="18"/>
+              </w:rPr>
+              <w:t>新增测试租户知识资料批量导入链路：500 份带来源、版本、有效期、风险和合成标记的知识资产以待审核状态入库，生产租户保持空数据。</w:t>
+            </w:r>
+          </w:p>
+        </w:tc>
+        <w:tc>
+          <w:tcPr>
+            <w:tcW w:type="dxa" w:w="1500"/>
+          </w:tcPr>
+          <w:p>
+            <w:pPr>
+              <w:spacing w:before="0" w:after="0" w:line="252" w:lineRule="auto"/>
+            </w:pPr>
+            <w:r/>
+            <w:r>
+              <w:rPr>
+                <w:rFonts w:ascii="Arial Unicode MS" w:hAnsi="Arial Unicode MS" w:eastAsia="Arial Unicode MS"/>
+                <w:b w:val="0"/>
+                <w:sz w:val="18"/>
+              </w:rPr>
+              <w:t>已更新</w:t>
+            </w:r>
+          </w:p>
+        </w:tc>
+      </w:tr>
+      <w:tr>
+        <w:trPr>
+          <w:cantSplit w:val="true"/>
+        </w:trPr>
+        <w:tc>
+          <w:tcPr>
+            <w:tcW w:type="dxa" w:w="1200"/>
+          </w:tcPr>
+          <w:p>
+            <w:pPr>
+              <w:spacing w:before="0" w:after="0" w:line="252" w:lineRule="auto"/>
+            </w:pPr>
+            <w:r/>
+            <w:r>
+              <w:rPr>
+                <w:rFonts w:ascii="Arial Unicode MS" w:hAnsi="Arial Unicode MS" w:eastAsia="Arial Unicode MS"/>
+                <w:b w:val="0"/>
+                <w:sz w:val="18"/>
+              </w:rPr>
+              <w:t>V1.8</w:t>
+            </w:r>
+          </w:p>
+        </w:tc>
+        <w:tc>
+          <w:tcPr>
+            <w:tcW w:type="dxa" w:w="1500"/>
+          </w:tcPr>
+          <w:p>
+            <w:pPr>
+              <w:spacing w:before="0" w:after="0" w:line="252" w:lineRule="auto"/>
+            </w:pPr>
+            <w:r/>
+            <w:r>
+              <w:rPr>
+                <w:rFonts w:ascii="Arial Unicode MS" w:hAnsi="Arial Unicode MS" w:eastAsia="Arial Unicode MS"/>
+                <w:b w:val="0"/>
+                <w:sz w:val="18"/>
+              </w:rPr>
+              <w:t>2026-08-18</w:t>
+            </w:r>
+          </w:p>
+        </w:tc>
+        <w:tc>
+          <w:tcPr>
+            <w:tcW w:type="dxa" w:w="5160"/>
+          </w:tcPr>
+          <w:p>
+            <w:pPr>
+              <w:spacing w:before="0" w:after="0" w:line="252" w:lineRule="auto"/>
+            </w:pPr>
+            <w:r/>
+            <w:r>
+              <w:rPr>
+                <w:rFonts w:ascii="Arial Unicode MS" w:hAnsi="Arial Unicode MS" w:eastAsia="Arial Unicode MS"/>
+                <w:b w:val="0"/>
+                <w:sz w:val="18"/>
+              </w:rPr>
+              <w:t>修复知识运营工作台待复核筛选无响应的问题；知识资产列表按测试租户真实状态查询并支持待复核、生效和草稿筛选。</w:t>
+            </w:r>
+          </w:p>
+        </w:tc>
+        <w:tc>
+          <w:tcPr>
+            <w:tcW w:type="dxa" w:w="1500"/>
+          </w:tcPr>
+          <w:p>
+            <w:pPr>
+              <w:spacing w:before="0" w:after="0" w:line="252" w:lineRule="auto"/>
+            </w:pPr>
+            <w:r/>
+            <w:r>
+              <w:rPr>
+                <w:rFonts w:ascii="Arial Unicode MS" w:hAnsi="Arial Unicode MS" w:eastAsia="Arial Unicode MS"/>
+                <w:b w:val="0"/>
+                <w:sz w:val="18"/>
+              </w:rPr>
+              <w:t>已更新</w:t>
+            </w:r>
+          </w:p>
+        </w:tc>
+      </w:tr>
+      <w:tr>
+        <w:trPr>
+          <w:cantSplit w:val="true"/>
+        </w:trPr>
+        <w:tc>
+          <w:tcPr>
+            <w:tcW w:type="dxa" w:w="1200"/>
+          </w:tcPr>
+          <w:p>
+            <w:pPr>
+              <w:spacing w:before="0" w:after="0" w:line="252" w:lineRule="auto"/>
+            </w:pPr>
+            <w:r/>
+            <w:r>
+              <w:rPr>
+                <w:rFonts w:ascii="Arial Unicode MS" w:hAnsi="Arial Unicode MS" w:eastAsia="Arial Unicode MS"/>
+                <w:b w:val="0"/>
+                <w:sz w:val="18"/>
+              </w:rPr>
+              <w:t>V1.9</w:t>
+            </w:r>
+          </w:p>
+        </w:tc>
+        <w:tc>
+          <w:tcPr>
+            <w:tcW w:type="dxa" w:w="1500"/>
+          </w:tcPr>
+          <w:p>
+            <w:pPr>
+              <w:spacing w:before="0" w:after="0" w:line="252" w:lineRule="auto"/>
+            </w:pPr>
+            <w:r/>
+            <w:r>
+              <w:rPr>
+                <w:rFonts w:ascii="Arial Unicode MS" w:hAnsi="Arial Unicode MS" w:eastAsia="Arial Unicode MS"/>
+                <w:b w:val="0"/>
+                <w:sz w:val="18"/>
+              </w:rPr>
+              <w:t>2026-08-19</w:t>
+            </w:r>
+          </w:p>
+        </w:tc>
+        <w:tc>
+          <w:tcPr>
+            <w:tcW w:type="dxa" w:w="5160"/>
+          </w:tcPr>
+          <w:p>
+            <w:pPr>
+              <w:spacing w:before="0" w:after="0" w:line="252" w:lineRule="auto"/>
+            </w:pPr>
+            <w:r/>
+            <w:r>
+              <w:rPr>
+                <w:rFonts w:ascii="Arial Unicode MS" w:hAnsi="Arial Unicode MS" w:eastAsia="Arial Unicode MS"/>
+                <w:b w:val="0"/>
+                <w:sz w:val="18"/>
+              </w:rPr>
+              <w:t>完成全系统可操作性审计：补齐待办、通知、趋势筛选、审计搜索/风险筛选/CSV 导出、权限矩阵、资源血缘与菜单、评测优化任务等操作反馈；优化用户体验端双栏布局、响应式折叠、滚动边界和可读字号。</w:t>
+            </w:r>
+          </w:p>
+        </w:tc>
+        <w:tc>
+          <w:tcPr>
+            <w:tcW w:type="dxa" w:w="1500"/>
+          </w:tcPr>
+          <w:p>
+            <w:pPr>
+              <w:spacing w:before="0" w:after="0" w:line="252" w:lineRule="auto"/>
+            </w:pPr>
+            <w:r/>
+            <w:r>
+              <w:rPr>
+                <w:rFonts w:ascii="Arial Unicode MS" w:hAnsi="Arial Unicode MS" w:eastAsia="Arial Unicode MS"/>
+                <w:b w:val="0"/>
+                <w:sz w:val="18"/>
+              </w:rPr>
+              <w:t>已更新</w:t>
+            </w:r>
+          </w:p>
+        </w:tc>
+      </w:tr>
+      <w:tr>
+        <w:trPr>
+          <w:cantSplit w:val="true"/>
+        </w:trPr>
+        <w:tc>
+          <w:tcPr>
+            <w:tcW w:type="dxa" w:w="1200"/>
+          </w:tcPr>
+          <w:p>
+            <w:pPr>
+              <w:spacing w:before="0" w:after="0" w:line="252" w:lineRule="auto"/>
+            </w:pPr>
+            <w:r/>
+            <w:r>
+              <w:rPr>
+                <w:rFonts w:ascii="Arial Unicode MS" w:hAnsi="Arial Unicode MS" w:eastAsia="Arial Unicode MS"/>
+                <w:b w:val="0"/>
+                <w:sz w:val="18"/>
+              </w:rPr>
+              <w:t>V2.0</w:t>
+            </w:r>
+          </w:p>
+        </w:tc>
+        <w:tc>
+          <w:tcPr>
+            <w:tcW w:type="dxa" w:w="1500"/>
+          </w:tcPr>
+          <w:p>
+            <w:pPr>
+              <w:spacing w:before="0" w:after="0" w:line="252" w:lineRule="auto"/>
+            </w:pPr>
+            <w:r/>
+            <w:r>
+              <w:rPr>
+                <w:rFonts w:ascii="Arial Unicode MS" w:hAnsi="Arial Unicode MS" w:eastAsia="Arial Unicode MS"/>
+                <w:b w:val="0"/>
+                <w:sz w:val="18"/>
+              </w:rPr>
+              <w:t>2026-08-21</w:t>
+            </w:r>
+          </w:p>
+        </w:tc>
+        <w:tc>
+          <w:tcPr>
+            <w:tcW w:type="dxa" w:w="5160"/>
+          </w:tcPr>
+          <w:p>
+            <w:pPr>
+              <w:spacing w:before="0" w:after="0" w:line="252" w:lineRule="auto"/>
+            </w:pPr>
+            <w:r/>
+            <w:r>
+              <w:rPr>
+                <w:rFonts w:ascii="Arial Unicode MS" w:hAnsi="Arial Unicode MS" w:eastAsia="Arial Unicode MS"/>
+                <w:b w:val="0"/>
+                <w:sz w:val="18"/>
+              </w:rPr>
+              <w:t>新增生产影子 Hybrid 检索可观测性：D1 版本化向量与当前版本指针、真实请求后台影子运行、候选分差/理由/延迟/失败记录及租户隔离的只读查询；不切换回答来源、Prompt 或转人工。</w:t>
+            </w:r>
+          </w:p>
+        </w:tc>
+        <w:tc>
+          <w:tcPr>
+            <w:tcW w:type="dxa" w:w="1500"/>
+          </w:tcPr>
+          <w:p>
+            <w:pPr>
+              <w:spacing w:before="0" w:after="0" w:line="252" w:lineRule="auto"/>
+            </w:pPr>
+            <w:r/>
+            <w:r>
+              <w:rPr>
+                <w:rFonts w:ascii="Arial Unicode MS" w:hAnsi="Arial Unicode MS" w:eastAsia="Arial Unicode MS"/>
+                <w:b w:val="0"/>
+                <w:sz w:val="18"/>
+              </w:rPr>
+              <w:t>已更新</w:t>
+            </w:r>
+          </w:p>
+        </w:tc>
+      </w:tr>
+      <w:tr>
+        <w:trPr>
+          <w:cantSplit w:val="true"/>
+        </w:trPr>
+        <w:tc>
+          <w:tcPr>
+            <w:tcW w:type="dxa" w:w="1200"/>
+          </w:tcPr>
+          <w:p>
+            <w:pPr>
+              <w:spacing w:before="0" w:after="0" w:line="252" w:lineRule="auto"/>
+            </w:pPr>
+            <w:r/>
+            <w:r>
+              <w:rPr>
+                <w:rFonts w:ascii="Arial Unicode MS" w:hAnsi="Arial Unicode MS" w:eastAsia="Arial Unicode MS"/>
+                <w:b w:val="0"/>
+                <w:sz w:val="18"/>
+              </w:rPr>
+              <w:t>V2.1</w:t>
+            </w:r>
+          </w:p>
+        </w:tc>
+        <w:tc>
+          <w:tcPr>
+            <w:tcW w:type="dxa" w:w="1500"/>
+          </w:tcPr>
+          <w:p>
+            <w:pPr>
+              <w:spacing w:before="0" w:after="0" w:line="252" w:lineRule="auto"/>
+            </w:pPr>
+            <w:r/>
+            <w:r>
+              <w:rPr>
+                <w:rFonts w:ascii="Arial Unicode MS" w:hAnsi="Arial Unicode MS" w:eastAsia="Arial Unicode MS"/>
+                <w:b w:val="0"/>
+                <w:sz w:val="18"/>
+              </w:rPr>
+              <w:t>2026-08-21</w:t>
+            </w:r>
+          </w:p>
+        </w:tc>
+        <w:tc>
+          <w:tcPr>
+            <w:tcW w:type="dxa" w:w="5160"/>
+          </w:tcPr>
+          <w:p>
+            <w:pPr>
+              <w:spacing w:before="0" w:after="0" w:line="252" w:lineRule="auto"/>
+            </w:pPr>
+            <w:r/>
+            <w:r>
+              <w:rPr>
+                <w:rFonts w:ascii="Arial Unicode MS" w:hAnsi="Arial Unicode MS" w:eastAsia="Arial Unicode MS"/>
+                <w:b w:val="0"/>
+                <w:sz w:val="18"/>
+              </w:rPr>
+              <w:t>新增影子候选变化人工复核、复核权限与审计、按业务类目/索引版本统计，以及只读灰度证据门禁；门禁达标仅允许进入灰度设计，不自动切换生产流量。</w:t>
+            </w:r>
+          </w:p>
+        </w:tc>
+        <w:tc>
+          <w:tcPr>
+            <w:tcW w:type="dxa" w:w="1500"/>
+          </w:tcPr>
+          <w:p>
+            <w:pPr>
+              <w:spacing w:before="0" w:after="0" w:line="252" w:lineRule="auto"/>
+            </w:pPr>
+            <w:r/>
+            <w:r>
+              <w:rPr>
+                <w:rFonts w:ascii="Arial Unicode MS" w:hAnsi="Arial Unicode MS" w:eastAsia="Arial Unicode MS"/>
+                <w:b w:val="0"/>
+                <w:sz w:val="18"/>
+              </w:rPr>
+              <w:t>已更新</w:t>
+            </w:r>
+          </w:p>
+        </w:tc>
+      </w:tr>
+      <w:tr>
+        <w:trPr>
+          <w:cantSplit w:val="true"/>
+        </w:trPr>
+        <w:tc>
+          <w:tcPr>
+            <w:tcW w:type="dxa" w:w="1200"/>
+          </w:tcPr>
+          <w:p>
+            <w:pPr>
+              <w:spacing w:before="0" w:after="0" w:line="252" w:lineRule="auto"/>
+            </w:pPr>
+            <w:r/>
+            <w:r>
+              <w:rPr>
+                <w:rFonts w:ascii="Arial Unicode MS" w:hAnsi="Arial Unicode MS" w:eastAsia="Arial Unicode MS"/>
+                <w:b w:val="0"/>
+                <w:sz w:val="18"/>
+              </w:rPr>
+              <w:t>V2.2</w:t>
+            </w:r>
+          </w:p>
+        </w:tc>
+        <w:tc>
+          <w:tcPr>
+            <w:tcW w:type="dxa" w:w="1500"/>
+          </w:tcPr>
+          <w:p>
+            <w:pPr>
+              <w:spacing w:before="0" w:after="0" w:line="252" w:lineRule="auto"/>
+            </w:pPr>
+            <w:r/>
+            <w:r>
+              <w:rPr>
+                <w:rFonts w:ascii="Arial Unicode MS" w:hAnsi="Arial Unicode MS" w:eastAsia="Arial Unicode MS"/>
+                <w:b w:val="0"/>
+                <w:sz w:val="18"/>
+              </w:rPr>
+              <w:t>2026-08-24</w:t>
+            </w:r>
+          </w:p>
+        </w:tc>
+        <w:tc>
+          <w:tcPr>
+            <w:tcW w:type="dxa" w:w="5160"/>
+          </w:tcPr>
+          <w:p>
+            <w:pPr>
+              <w:spacing w:before="0" w:after="0" w:line="252" w:lineRule="auto"/>
+            </w:pPr>
+            <w:r/>
+            <w:r>
+              <w:rPr>
+                <w:rFonts w:ascii="Arial Unicode MS" w:hAnsi="Arial Unicode MS" w:eastAsia="Arial Unicode MS"/>
+                <w:b w:val="0"/>
+                <w:sz w:val="18"/>
+              </w:rPr>
+              <w:t>Step 8.7动作门控在既有100条完整Agent开发回归集连续两轮达到94%；明确该成绩只作为已知集防回归基线，不能代表未知数据泛化。</w:t>
+            </w:r>
+          </w:p>
+        </w:tc>
+        <w:tc>
+          <w:tcPr>
+            <w:tcW w:type="dxa" w:w="1500"/>
+          </w:tcPr>
+          <w:p>
+            <w:pPr>
+              <w:spacing w:before="0" w:after="0" w:line="252" w:lineRule="auto"/>
+            </w:pPr>
+            <w:r/>
+            <w:r>
+              <w:rPr>
+                <w:rFonts w:ascii="Arial Unicode MS" w:hAnsi="Arial Unicode MS" w:eastAsia="Arial Unicode MS"/>
+                <w:b w:val="0"/>
+                <w:sz w:val="18"/>
+              </w:rPr>
+              <w:t>已更新</w:t>
+            </w:r>
+          </w:p>
+        </w:tc>
+      </w:tr>
+      <w:tr>
+        <w:trPr>
+          <w:cantSplit w:val="true"/>
+        </w:trPr>
+        <w:tc>
+          <w:tcPr>
+            <w:tcW w:type="dxa" w:w="1200"/>
+          </w:tcPr>
+          <w:p>
+            <w:pPr>
+              <w:spacing w:before="0" w:after="0" w:line="252" w:lineRule="auto"/>
+            </w:pPr>
+            <w:r/>
+            <w:r>
+              <w:rPr>
+                <w:rFonts w:ascii="Arial Unicode MS" w:hAnsi="Arial Unicode MS" w:eastAsia="Arial Unicode MS"/>
+                <w:b w:val="0"/>
+                <w:sz w:val="18"/>
+              </w:rPr>
+              <w:t>V2.3</w:t>
+            </w:r>
+          </w:p>
+        </w:tc>
+        <w:tc>
+          <w:tcPr>
+            <w:tcW w:type="dxa" w:w="1500"/>
+          </w:tcPr>
+          <w:p>
+            <w:pPr>
+              <w:spacing w:before="0" w:after="0" w:line="252" w:lineRule="auto"/>
+            </w:pPr>
+            <w:r/>
+            <w:r>
+              <w:rPr>
+                <w:rFonts w:ascii="Arial Unicode MS" w:hAnsi="Arial Unicode MS" w:eastAsia="Arial Unicode MS"/>
+                <w:b w:val="0"/>
+                <w:sz w:val="18"/>
+              </w:rPr>
+              <w:t>2026-08-24</w:t>
+            </w:r>
+          </w:p>
+        </w:tc>
+        <w:tc>
+          <w:tcPr>
+            <w:tcW w:type="dxa" w:w="5160"/>
+          </w:tcPr>
+          <w:p>
+            <w:pPr>
+              <w:spacing w:before="0" w:after="0" w:line="252" w:lineRule="auto"/>
+            </w:pPr>
+            <w:r/>
+            <w:r>
+              <w:rPr>
+                <w:rFonts w:ascii="Arial Unicode MS" w:hAnsi="Arial Unicode MS" w:eastAsia="Arial Unicode MS"/>
+                <w:b w:val="0"/>
+                <w:sz w:val="18"/>
+              </w:rPr>
+              <w:t>生成模型切换至qwen3.7-plus-2026-05-26；新增100条CSDS新数据完整Agent泛化套件，冻结版本与指纹，首轮通过率81%，并将已知回归与泛化指标分开治理。</w:t>
+            </w:r>
+          </w:p>
+        </w:tc>
+        <w:tc>
+          <w:tcPr>
+            <w:tcW w:type="dxa" w:w="1500"/>
+          </w:tcPr>
+          <w:p>
+            <w:pPr>
+              <w:spacing w:before="0" w:after="0" w:line="252" w:lineRule="auto"/>
+            </w:pPr>
+            <w:r/>
+            <w:r>
+              <w:rPr>
+                <w:rFonts w:ascii="Arial Unicode MS" w:hAnsi="Arial Unicode MS" w:eastAsia="Arial Unicode MS"/>
+                <w:b w:val="0"/>
+                <w:sz w:val="18"/>
+              </w:rPr>
+              <w:t>已更新</w:t>
+            </w:r>
+          </w:p>
+        </w:tc>
+      </w:tr>
+      <w:tr>
+        <w:trPr>
+          <w:cantSplit w:val="true"/>
+        </w:trPr>
+        <w:tc>
+          <w:tcPr>
+            <w:tcW w:type="dxa" w:w="1200"/>
+          </w:tcPr>
+          <w:p>
+            <w:pPr>
+              <w:spacing w:before="0" w:after="0" w:line="252" w:lineRule="auto"/>
+            </w:pPr>
+            <w:r/>
+            <w:r>
+              <w:rPr>
+                <w:rFonts w:ascii="Arial Unicode MS" w:hAnsi="Arial Unicode MS" w:eastAsia="Arial Unicode MS"/>
+                <w:b w:val="0"/>
+                <w:sz w:val="18"/>
+              </w:rPr>
+              <w:t>V2.4</w:t>
+            </w:r>
+          </w:p>
+        </w:tc>
+        <w:tc>
+          <w:tcPr>
+            <w:tcW w:type="dxa" w:w="1500"/>
+          </w:tcPr>
+          <w:p>
+            <w:pPr>
+              <w:spacing w:before="0" w:after="0" w:line="252" w:lineRule="auto"/>
+            </w:pPr>
+            <w:r/>
+            <w:r>
+              <w:rPr>
+                <w:rFonts w:ascii="Arial Unicode MS" w:hAnsi="Arial Unicode MS" w:eastAsia="Arial Unicode MS"/>
+                <w:b w:val="0"/>
+                <w:sz w:val="18"/>
+              </w:rPr>
+              <w:t>2026-08-24</w:t>
+            </w:r>
+          </w:p>
+        </w:tc>
+        <w:tc>
+          <w:tcPr>
+            <w:tcW w:type="dxa" w:w="5160"/>
+          </w:tcPr>
+          <w:p>
+            <w:pPr>
+              <w:spacing w:before="0" w:after="0" w:line="252" w:lineRule="auto"/>
+            </w:pPr>
+            <w:r/>
+            <w:r>
+              <w:rPr>
+                <w:rFonts w:ascii="Arial Unicode MS" w:hAnsi="Arial Unicode MS" w:eastAsia="Arial Unicode MS"/>
+                <w:b w:val="0"/>
+                <w:sz w:val="18"/>
+              </w:rPr>
+              <w:t>新增实现前冻结的第二批100条留出集和同集A/B门禁；Step 8.9留出集仅提升1个百分点但既有回归从94%降至88%，因此拒绝方案并恢复Step 8.7默认。</w:t>
+            </w:r>
+          </w:p>
+        </w:tc>
+        <w:tc>
+          <w:tcPr>
+            <w:tcW w:type="dxa" w:w="1500"/>
+          </w:tcPr>
+          <w:p>
+            <w:pPr>
+              <w:spacing w:before="0" w:after="0" w:line="252" w:lineRule="auto"/>
+            </w:pPr>
+            <w:r/>
+            <w:r>
+              <w:rPr>
+                <w:rFonts w:ascii="Arial Unicode MS" w:hAnsi="Arial Unicode MS" w:eastAsia="Arial Unicode MS"/>
+                <w:b w:val="0"/>
+                <w:sz w:val="18"/>
+              </w:rPr>
+              <w:t>已更新</w:t>
+            </w:r>
+          </w:p>
+        </w:tc>
+      </w:tr>
+      <w:tr>
+        <w:trPr>
+          <w:cantSplit w:val="true"/>
+        </w:trPr>
+        <w:tc>
+          <w:tcPr>
+            <w:tcW w:type="dxa" w:w="1200"/>
+          </w:tcPr>
+          <w:p>
+            <w:pPr>
+              <w:spacing w:before="0" w:after="0" w:line="252" w:lineRule="auto"/>
+            </w:pPr>
+            <w:r/>
+            <w:r>
+              <w:rPr>
+                <w:rFonts w:ascii="Arial Unicode MS" w:hAnsi="Arial Unicode MS" w:eastAsia="Arial Unicode MS"/>
+                <w:b w:val="0"/>
+                <w:sz w:val="18"/>
+              </w:rPr>
+              <w:t>V2.5</w:t>
+            </w:r>
+          </w:p>
+        </w:tc>
+        <w:tc>
+          <w:tcPr>
+            <w:tcW w:type="dxa" w:w="1500"/>
+          </w:tcPr>
+          <w:p>
+            <w:pPr>
+              <w:spacing w:before="0" w:after="0" w:line="252" w:lineRule="auto"/>
+            </w:pPr>
+            <w:r/>
+            <w:r>
+              <w:rPr>
+                <w:rFonts w:ascii="Arial Unicode MS" w:hAnsi="Arial Unicode MS" w:eastAsia="Arial Unicode MS"/>
+                <w:b w:val="0"/>
+                <w:sz w:val="18"/>
+              </w:rPr>
+              <w:t>2026-08-24</w:t>
+            </w:r>
+          </w:p>
+        </w:tc>
+        <w:tc>
+          <w:tcPr>
+            <w:tcW w:type="dxa" w:w="5160"/>
+          </w:tcPr>
+          <w:p>
+            <w:pPr>
+              <w:spacing w:before="0" w:after="0" w:line="252" w:lineRule="auto"/>
+            </w:pPr>
+            <w:r/>
+            <w:r>
+              <w:rPr>
+                <w:rFonts w:ascii="Arial Unicode MS" w:hAnsi="Arial Unicode MS" w:eastAsia="Arial Unicode MS"/>
+                <w:b w:val="0"/>
+                <w:sz w:val="18"/>
+              </w:rPr>
+              <w:t>第三批100条全局对话去重留出集验证知识条目级动作风险矩阵：Step 8.7同集两次79%，Step 8.10为71%；第一道泛化门禁失败后停止旧集回归并拒绝候选。</w:t>
+            </w:r>
+          </w:p>
+        </w:tc>
+        <w:tc>
+          <w:tcPr>
+            <w:tcW w:type="dxa" w:w="1500"/>
+          </w:tcPr>
+          <w:p>
+            <w:pPr>
+              <w:spacing w:before="0" w:after="0" w:line="252" w:lineRule="auto"/>
+            </w:pPr>
+            <w:r/>
+            <w:r>
+              <w:rPr>
+                <w:rFonts w:ascii="Arial Unicode MS" w:hAnsi="Arial Unicode MS" w:eastAsia="Arial Unicode MS"/>
+                <w:b w:val="0"/>
+                <w:sz w:val="18"/>
+              </w:rPr>
+              <w:t>已更新</w:t>
+            </w:r>
+          </w:p>
+        </w:tc>
+      </w:tr>
+      <w:tr>
+        <w:trPr>
+          <w:cantSplit w:val="true"/>
+        </w:trPr>
+        <w:tc>
+          <w:tcPr>
+            <w:tcW w:type="dxa" w:w="1200"/>
+          </w:tcPr>
+          <w:p>
+            <w:pPr>
+              <w:spacing w:before="0" w:after="0" w:line="252" w:lineRule="auto"/>
+            </w:pPr>
+            <w:r/>
+            <w:r>
+              <w:rPr>
+                <w:rFonts w:ascii="Arial Unicode MS" w:hAnsi="Arial Unicode MS" w:eastAsia="Arial Unicode MS"/>
+                <w:b w:val="0"/>
+                <w:sz w:val="18"/>
+              </w:rPr>
+              <w:t>V2.6</w:t>
+            </w:r>
+          </w:p>
+        </w:tc>
+        <w:tc>
+          <w:tcPr>
+            <w:tcW w:type="dxa" w:w="1500"/>
+          </w:tcPr>
+          <w:p>
+            <w:pPr>
+              <w:spacing w:before="0" w:after="0" w:line="252" w:lineRule="auto"/>
+            </w:pPr>
+            <w:r/>
+            <w:r>
+              <w:rPr>
+                <w:rFonts w:ascii="Arial Unicode MS" w:hAnsi="Arial Unicode MS" w:eastAsia="Arial Unicode MS"/>
+                <w:b w:val="0"/>
+                <w:sz w:val="18"/>
+              </w:rPr>
+              <w:t>2026-08-24</w:t>
+            </w:r>
+          </w:p>
+        </w:tc>
+        <w:tc>
+          <w:tcPr>
+            <w:tcW w:type="dxa" w:w="5160"/>
+          </w:tcPr>
+          <w:p>
+            <w:pPr>
+              <w:spacing w:before="0" w:after="0" w:line="252" w:lineRule="auto"/>
+            </w:pPr>
+            <w:r/>
+            <w:r>
+              <w:rPr>
+                <w:rFonts w:ascii="Arial Unicode MS" w:hAnsi="Arial Unicode MS" w:eastAsia="Arial Unicode MS"/>
+                <w:b w:val="0"/>
+                <w:sz w:val="18"/>
+              </w:rPr>
+              <w:t>将版本化受约束Hybrid接入显式完整Agent候选分支：新数据79%提升至83%，旧回归94%变为93%，高风险保持100%。后续按新数据主指标口径将83%确立为技术基线，普通生产仍未切换。</w:t>
+            </w:r>
+          </w:p>
+        </w:tc>
+        <w:tc>
+          <w:tcPr>
+            <w:tcW w:type="dxa" w:w="1500"/>
+          </w:tcPr>
+          <w:p>
+            <w:pPr>
+              <w:spacing w:before="0" w:after="0" w:line="252" w:lineRule="auto"/>
+            </w:pPr>
+            <w:r/>
+            <w:r>
+              <w:rPr>
+                <w:rFonts w:ascii="Arial Unicode MS" w:hAnsi="Arial Unicode MS" w:eastAsia="Arial Unicode MS"/>
+                <w:b w:val="0"/>
+                <w:sz w:val="18"/>
+              </w:rPr>
+              <w:t>已更新</w:t>
+            </w:r>
+          </w:p>
+        </w:tc>
+      </w:tr>
+      <w:tr>
+        <w:trPr>
+          <w:cantSplit w:val="true"/>
+        </w:trPr>
+        <w:tc>
+          <w:tcPr>
+            <w:tcW w:type="dxa" w:w="1200"/>
+          </w:tcPr>
+          <w:p>
+            <w:pPr>
+              <w:spacing w:before="0" w:after="0" w:line="252" w:lineRule="auto"/>
+            </w:pPr>
+            <w:r/>
+            <w:r>
+              <w:rPr>
+                <w:rFonts w:ascii="Arial Unicode MS" w:hAnsi="Arial Unicode MS" w:eastAsia="Arial Unicode MS"/>
+                <w:b w:val="0"/>
+                <w:sz w:val="18"/>
+              </w:rPr>
+              <w:t>V2.7</w:t>
+            </w:r>
+          </w:p>
+        </w:tc>
+        <w:tc>
+          <w:tcPr>
+            <w:tcW w:type="dxa" w:w="1500"/>
+          </w:tcPr>
+          <w:p>
+            <w:pPr>
+              <w:spacing w:before="0" w:after="0" w:line="252" w:lineRule="auto"/>
+            </w:pPr>
+            <w:r/>
+            <w:r>
+              <w:rPr>
+                <w:rFonts w:ascii="Arial Unicode MS" w:hAnsi="Arial Unicode MS" w:eastAsia="Arial Unicode MS"/>
+                <w:b w:val="0"/>
+                <w:sz w:val="18"/>
+              </w:rPr>
+              <w:t>2026-08-24</w:t>
+            </w:r>
+          </w:p>
+        </w:tc>
+        <w:tc>
+          <w:tcPr>
+            <w:tcW w:type="dxa" w:w="5160"/>
+          </w:tcPr>
+          <w:p>
+            <w:pPr>
+              <w:spacing w:before="0" w:after="0" w:line="252" w:lineRule="auto"/>
+            </w:pPr>
+            <w:r/>
+            <w:r>
+              <w:rPr>
+                <w:rFonts w:ascii="Arial Unicode MS" w:hAnsi="Arial Unicode MS" w:eastAsia="Arial Unicode MS"/>
+                <w:b w:val="0"/>
+                <w:sz w:val="18"/>
+              </w:rPr>
+              <w:t>新增静态检索证据充分性门控；完整Agent从83%降至79%，因此拒绝Step 9.2并保留83%基线。下一步仅允许一次受约束Corrective RAG，禁止自由重试。</w:t>
+            </w:r>
+          </w:p>
+        </w:tc>
+        <w:tc>
+          <w:tcPr>
+            <w:tcW w:type="dxa" w:w="1500"/>
+          </w:tcPr>
+          <w:p>
+            <w:pPr>
+              <w:spacing w:before="0" w:after="0" w:line="252" w:lineRule="auto"/>
+            </w:pPr>
+            <w:r/>
+            <w:r>
+              <w:rPr>
+                <w:rFonts w:ascii="Arial Unicode MS" w:hAnsi="Arial Unicode MS" w:eastAsia="Arial Unicode MS"/>
+                <w:b w:val="0"/>
+                <w:sz w:val="18"/>
+              </w:rPr>
+              <w:t>已更新</w:t>
+            </w:r>
+          </w:p>
+        </w:tc>
+      </w:tr>
+      <w:tr>
+        <w:trPr>
+          <w:cantSplit w:val="true"/>
+        </w:trPr>
+        <w:tc>
+          <w:tcPr>
+            <w:tcW w:type="dxa" w:w="1200"/>
+          </w:tcPr>
+          <w:p>
+            <w:pPr>
+              <w:spacing w:before="0" w:after="0" w:line="252" w:lineRule="auto"/>
+            </w:pPr>
+            <w:r/>
+            <w:r>
+              <w:rPr>
+                <w:rFonts w:ascii="Arial Unicode MS" w:hAnsi="Arial Unicode MS" w:eastAsia="Arial Unicode MS"/>
+                <w:b w:val="0"/>
+                <w:sz w:val="18"/>
+              </w:rPr>
+              <w:t>V2.8</w:t>
+            </w:r>
+          </w:p>
+        </w:tc>
+        <w:tc>
+          <w:tcPr>
+            <w:tcW w:type="dxa" w:w="1500"/>
+          </w:tcPr>
+          <w:p>
+            <w:pPr>
+              <w:spacing w:before="0" w:after="0" w:line="252" w:lineRule="auto"/>
+            </w:pPr>
+            <w:r/>
+            <w:r>
+              <w:rPr>
+                <w:rFonts w:ascii="Arial Unicode MS" w:hAnsi="Arial Unicode MS" w:eastAsia="Arial Unicode MS"/>
+                <w:b w:val="0"/>
+                <w:sz w:val="18"/>
+              </w:rPr>
+              <w:t>2026-08-24</w:t>
+            </w:r>
+          </w:p>
+        </w:tc>
+        <w:tc>
+          <w:tcPr>
+            <w:tcW w:type="dxa" w:w="5160"/>
+          </w:tcPr>
+          <w:p>
+            <w:pPr>
+              <w:spacing w:before="0" w:after="0" w:line="252" w:lineRule="auto"/>
+            </w:pPr>
+            <w:r/>
+            <w:r>
+              <w:rPr>
+                <w:rFonts w:ascii="Arial Unicode MS" w:hAnsi="Arial Unicode MS" w:eastAsia="Arial Unicode MS"/>
+                <w:b w:val="0"/>
+                <w:sz w:val="18"/>
+              </w:rPr>
+              <w:t>完成一次有界Corrective RAG：3/100触发、0条采用，完整Agent保持83%且无提升，因此不替换Step 9.1基线；下一步进入受约束多知识组合。</w:t>
+            </w:r>
+          </w:p>
+        </w:tc>
+        <w:tc>
+          <w:tcPr>
+            <w:tcW w:type="dxa" w:w="1500"/>
+          </w:tcPr>
+          <w:p>
+            <w:pPr>
+              <w:spacing w:before="0" w:after="0" w:line="252" w:lineRule="auto"/>
+            </w:pPr>
+            <w:r/>
+            <w:r>
+              <w:rPr>
+                <w:rFonts w:ascii="Arial Unicode MS" w:hAnsi="Arial Unicode MS" w:eastAsia="Arial Unicode MS"/>
+                <w:b w:val="0"/>
+                <w:sz w:val="18"/>
+              </w:rPr>
+              <w:t>已更新</w:t>
+            </w:r>
+          </w:p>
+        </w:tc>
+      </w:tr>
+      <w:tr>
+        <w:trPr>
+          <w:cantSplit w:val="true"/>
+        </w:trPr>
+        <w:tc>
+          <w:tcPr>
+            <w:tcW w:type="dxa" w:w="1200"/>
+          </w:tcPr>
+          <w:p>
+            <w:pPr>
+              <w:spacing w:before="0" w:after="0" w:line="252" w:lineRule="auto"/>
+            </w:pPr>
+            <w:r/>
+            <w:r>
+              <w:rPr>
+                <w:rFonts w:ascii="Arial Unicode MS" w:hAnsi="Arial Unicode MS" w:eastAsia="Arial Unicode MS"/>
+                <w:b w:val="0"/>
+                <w:sz w:val="18"/>
+              </w:rPr>
+              <w:t>V2.9</w:t>
+            </w:r>
+          </w:p>
+        </w:tc>
+        <w:tc>
+          <w:tcPr>
+            <w:tcW w:type="dxa" w:w="1500"/>
+          </w:tcPr>
+          <w:p>
+            <w:pPr>
+              <w:spacing w:before="0" w:after="0" w:line="252" w:lineRule="auto"/>
+            </w:pPr>
+            <w:r/>
+            <w:r>
+              <w:rPr>
+                <w:rFonts w:ascii="Arial Unicode MS" w:hAnsi="Arial Unicode MS" w:eastAsia="Arial Unicode MS"/>
+                <w:b w:val="0"/>
+                <w:sz w:val="18"/>
+              </w:rPr>
+              <w:t>2026-08-24</w:t>
+            </w:r>
+          </w:p>
+        </w:tc>
+        <w:tc>
+          <w:tcPr>
+            <w:tcW w:type="dxa" w:w="5160"/>
+          </w:tcPr>
+          <w:p>
+            <w:pPr>
+              <w:spacing w:before="0" w:after="0" w:line="252" w:lineRule="auto"/>
+            </w:pPr>
+            <w:r/>
+            <w:r>
+              <w:rPr>
+                <w:rFonts w:ascii="Arial Unicode MS" w:hAnsi="Arial Unicode MS" w:eastAsia="Arial Unicode MS"/>
+                <w:b w:val="0"/>
+                <w:sz w:val="18"/>
+              </w:rPr>
+              <w:t>完成受约束多知识组合：94/100进入判断、0条实际组合，完整Agent保持83%且无提升；补齐多来源消息/运行审计，下一步进入工具决策与回答审查。</w:t>
+            </w:r>
+          </w:p>
+        </w:tc>
+        <w:tc>
+          <w:tcPr>
+            <w:tcW w:type="dxa" w:w="1500"/>
+          </w:tcPr>
+          <w:p>
+            <w:pPr>
+              <w:spacing w:before="0" w:after="0" w:line="252" w:lineRule="auto"/>
+            </w:pPr>
+            <w:r/>
+            <w:r>
+              <w:rPr>
+                <w:rFonts w:ascii="Arial Unicode MS" w:hAnsi="Arial Unicode MS" w:eastAsia="Arial Unicode MS"/>
+                <w:b w:val="0"/>
+                <w:sz w:val="18"/>
+              </w:rPr>
+              <w:t>已更新</w:t>
+            </w:r>
+          </w:p>
+        </w:tc>
+      </w:tr>
+      <w:tr>
+        <w:trPr>
+          <w:cantSplit w:val="true"/>
+        </w:trPr>
+        <w:tc>
+          <w:tcPr>
+            <w:tcW w:type="dxa" w:w="1200"/>
+          </w:tcPr>
+          <w:p>
+            <w:pPr>
+              <w:spacing w:before="0" w:after="0" w:line="252" w:lineRule="auto"/>
+            </w:pPr>
+            <w:r/>
+            <w:r>
+              <w:rPr>
+                <w:rFonts w:ascii="Arial Unicode MS" w:hAnsi="Arial Unicode MS" w:eastAsia="Arial Unicode MS"/>
+                <w:b w:val="0"/>
+                <w:sz w:val="18"/>
+              </w:rPr>
+              <w:t>V3.0</w:t>
+            </w:r>
+          </w:p>
+        </w:tc>
+        <w:tc>
+          <w:tcPr>
+            <w:tcW w:type="dxa" w:w="1500"/>
+          </w:tcPr>
+          <w:p>
+            <w:pPr>
+              <w:spacing w:before="0" w:after="0" w:line="252" w:lineRule="auto"/>
+            </w:pPr>
+            <w:r/>
+            <w:r>
+              <w:rPr>
+                <w:rFonts w:ascii="Arial Unicode MS" w:hAnsi="Arial Unicode MS" w:eastAsia="Arial Unicode MS"/>
+                <w:b w:val="0"/>
+                <w:sz w:val="18"/>
+              </w:rPr>
+              <w:t>2026-08-25</w:t>
+            </w:r>
+          </w:p>
+        </w:tc>
+        <w:tc>
+          <w:tcPr>
+            <w:tcW w:type="dxa" w:w="5160"/>
+          </w:tcPr>
+          <w:p>
+            <w:pPr>
+              <w:spacing w:before="0" w:after="0" w:line="252" w:lineRule="auto"/>
+            </w:pPr>
+            <w:r/>
+            <w:r>
+              <w:rPr>
+                <w:rFonts w:ascii="Arial Unicode MS" w:hAnsi="Arial Unicode MS" w:eastAsia="Arial Unicode MS"/>
+                <w:b w:val="0"/>
+                <w:sz w:val="18"/>
+              </w:rPr>
+              <w:t>生成模型切换GLM-5.2非思考模式；完成确定性工具决策、声明审查、知识/工具统一证据包和有界Agentic RAG。GLM控制、Step 9.7与9.8均为83%，普通生产仍未启用候选。</w:t>
+            </w:r>
+          </w:p>
+        </w:tc>
+        <w:tc>
+          <w:tcPr>
+            <w:tcW w:type="dxa" w:w="1500"/>
+          </w:tcPr>
+          <w:p>
+            <w:pPr>
+              <w:spacing w:before="0" w:after="0" w:line="252" w:lineRule="auto"/>
+            </w:pPr>
+            <w:r/>
+            <w:r>
+              <w:rPr>
+                <w:rFonts w:ascii="Arial Unicode MS" w:hAnsi="Arial Unicode MS" w:eastAsia="Arial Unicode MS"/>
+                <w:b w:val="0"/>
+                <w:sz w:val="18"/>
+              </w:rPr>
+              <w:t>已更新</w:t>
+            </w:r>
+          </w:p>
+        </w:tc>
+      </w:tr>
+      <w:tr>
+        <w:trPr>
+          <w:cantSplit w:val="true"/>
+        </w:trPr>
+        <w:tc>
+          <w:tcPr>
+            <w:tcW w:type="dxa" w:w="1200"/>
+          </w:tcPr>
+          <w:p>
+            <w:pPr>
+              <w:spacing w:before="0" w:after="0" w:line="252" w:lineRule="auto"/>
+            </w:pPr>
+            <w:r/>
+            <w:r>
+              <w:rPr>
+                <w:rFonts w:ascii="Arial Unicode MS" w:hAnsi="Arial Unicode MS" w:eastAsia="Arial Unicode MS"/>
+                <w:b w:val="0"/>
+                <w:sz w:val="18"/>
+              </w:rPr>
+              <w:t>V3.1</w:t>
+            </w:r>
+          </w:p>
+        </w:tc>
+        <w:tc>
+          <w:tcPr>
+            <w:tcW w:type="dxa" w:w="1500"/>
+          </w:tcPr>
+          <w:p>
+            <w:pPr>
+              <w:spacing w:before="0" w:after="0" w:line="252" w:lineRule="auto"/>
+            </w:pPr>
+            <w:r/>
+            <w:r>
+              <w:rPr>
+                <w:rFonts w:ascii="Arial Unicode MS" w:hAnsi="Arial Unicode MS" w:eastAsia="Arial Unicode MS"/>
+                <w:b w:val="0"/>
+                <w:sz w:val="18"/>
+              </w:rPr>
+              <w:t>2026-08-25</w:t>
+            </w:r>
+          </w:p>
+        </w:tc>
+        <w:tc>
+          <w:tcPr>
+            <w:tcW w:type="dxa" w:w="5160"/>
+          </w:tcPr>
+          <w:p>
+            <w:pPr>
+              <w:spacing w:before="0" w:after="0" w:line="252" w:lineRule="auto"/>
+            </w:pPr>
+            <w:r/>
+            <w:r>
+              <w:rPr>
+                <w:rFonts w:ascii="Arial Unicode MS" w:hAnsi="Arial Unicode MS" w:eastAsia="Arial Unicode MS"/>
+                <w:b w:val="0"/>
+                <w:sz w:val="18"/>
+              </w:rPr>
+              <w:t>执行 Step 9.8 Phase 1 Retrieval Foundation：新增 RetrievalScope、BM25/Dense 宽召回、RRF、受限业务 Boost、供应商无关语义 Reranker 与分阶段 Trace。V2显式隔离；本地BM25-only Recall@5为77.66%，低于V1的95.74%，Dense/Reranker未运行，因此不切流、不宣称提升。</w:t>
+            </w:r>
+          </w:p>
+        </w:tc>
+        <w:tc>
+          <w:tcPr>
+            <w:tcW w:type="dxa" w:w="1500"/>
+          </w:tcPr>
+          <w:p>
+            <w:pPr>
+              <w:spacing w:before="0" w:after="0" w:line="252" w:lineRule="auto"/>
+            </w:pPr>
+            <w:r/>
+            <w:r>
+              <w:rPr>
+                <w:rFonts w:ascii="Arial Unicode MS" w:hAnsi="Arial Unicode MS" w:eastAsia="Arial Unicode MS"/>
+                <w:b w:val="0"/>
+                <w:sz w:val="18"/>
+              </w:rPr>
+              <w:t>已更新</w:t>
+            </w:r>
+          </w:p>
+        </w:tc>
+      </w:tr>
+      <w:tr>
+        <w:trPr>
+          <w:cantSplit w:val="true"/>
+        </w:trPr>
+        <w:tc>
+          <w:tcPr>
+            <w:tcW w:type="dxa" w:w="1200"/>
+          </w:tcPr>
+          <w:p>
+            <w:pPr>
+              <w:spacing w:before="0" w:after="0" w:line="252" w:lineRule="auto"/>
+            </w:pPr>
+            <w:r/>
+            <w:r>
+              <w:rPr>
+                <w:rFonts w:ascii="Arial Unicode MS" w:hAnsi="Arial Unicode MS" w:eastAsia="Arial Unicode MS"/>
+                <w:b w:val="0"/>
+                <w:sz w:val="18"/>
+              </w:rPr>
+              <w:t>V3.2</w:t>
+            </w:r>
+          </w:p>
+        </w:tc>
+        <w:tc>
+          <w:tcPr>
+            <w:tcW w:type="dxa" w:w="1500"/>
+          </w:tcPr>
+          <w:p>
+            <w:pPr>
+              <w:spacing w:before="0" w:after="0" w:line="252" w:lineRule="auto"/>
+            </w:pPr>
+            <w:r/>
+            <w:r>
+              <w:rPr>
+                <w:rFonts w:ascii="Arial Unicode MS" w:hAnsi="Arial Unicode MS" w:eastAsia="Arial Unicode MS"/>
+                <w:b w:val="0"/>
+                <w:sz w:val="18"/>
+              </w:rPr>
+              <w:t>2026-08-25</w:t>
+            </w:r>
+          </w:p>
+        </w:tc>
+        <w:tc>
+          <w:tcPr>
+            <w:tcW w:type="dxa" w:w="5160"/>
+          </w:tcPr>
+          <w:p>
+            <w:pPr>
+              <w:spacing w:before="0" w:after="0" w:line="252" w:lineRule="auto"/>
+            </w:pPr>
+            <w:r/>
+            <w:r>
+              <w:rPr>
+                <w:rFonts w:ascii="Arial Unicode MS" w:hAnsi="Arial Unicode MS" w:eastAsia="Arial Unicode MS"/>
+                <w:b w:val="0"/>
+                <w:sz w:val="18"/>
+              </w:rPr>
+              <w:t>完成Phase 1.1真实模型检索评测：live D1知识与当前向量索引双向一致，真实Embedding和qwen3-rerank均0 fallback。两套数据中Hybrid-before未超过V1，Reranker使Recall@5明显下降，因此V2拒绝晋级、继续隔离，Phase 2不开始。</w:t>
+            </w:r>
+          </w:p>
+        </w:tc>
+        <w:tc>
+          <w:tcPr>
+            <w:tcW w:type="dxa" w:w="1500"/>
+          </w:tcPr>
+          <w:p>
+            <w:pPr>
+              <w:spacing w:before="0" w:after="0" w:line="252" w:lineRule="auto"/>
+            </w:pPr>
+            <w:r/>
+            <w:r>
+              <w:rPr>
+                <w:rFonts w:ascii="Arial Unicode MS" w:hAnsi="Arial Unicode MS" w:eastAsia="Arial Unicode MS"/>
                 <w:b w:val="0"/>
                 <w:sz w:val="18"/>
               </w:rPr>
@@ -6316,7 +10417,7 @@
       </w:pPr>
       <w:r>
         <w:rPr>
-          <w:rFonts w:ascii="SimHei" w:hAnsi="SimHei" w:eastAsia="SimHei"/>
+          <w:rFonts w:ascii="Arial Unicode MS" w:hAnsi="Arial Unicode MS" w:eastAsia="Arial Unicode MS"/>
           <w:sz w:val="22"/>
         </w:rPr>
         <w:t>PRD 结构参考成熟企业协作模板的通用做法：在同一文档中维护目标、成功指标、假设、用户故事、范围、开放问题和支持材料，并把 PRD 作为持续更新的协作基线。</w:t>
@@ -6330,7 +10431,7 @@
       </w:pPr>
       <w:r>
         <w:rPr>
-          <w:rFonts w:ascii="SimHei" w:hAnsi="SimHei" w:eastAsia="SimHei"/>
+          <w:rFonts w:ascii="Arial Unicode MS" w:hAnsi="Arial Unicode MS" w:eastAsia="Arial Unicode MS"/>
           <w:sz w:val="21"/>
         </w:rPr>
         <w:t>Atlassian Confluence, Product requirements document (PRD) template: https://www.atlassian.com/software/confluence/templates/product-requirements</w:t>
@@ -6344,7 +10445,7 @@
       </w:pPr>
       <w:r>
         <w:rPr>
-          <w:rFonts w:ascii="SimHei" w:hAnsi="SimHei" w:eastAsia="SimHei"/>
+          <w:rFonts w:ascii="Arial Unicode MS" w:hAnsi="Arial Unicode MS" w:eastAsia="Arial Unicode MS"/>
           <w:sz w:val="21"/>
         </w:rPr>
         <w:t>Atlassian Agile Product Management, How to create a PRD: https://www.atlassian.com/agile/product-management/requirements/</w:t>
@@ -6358,7 +10459,7 @@
       </w:pPr>
       <w:r>
         <w:rPr>
-          <w:rFonts w:ascii="SimHei" w:hAnsi="SimHei" w:eastAsia="SimHei"/>
+          <w:rFonts w:ascii="Arial Unicode MS" w:hAnsi="Arial Unicode MS" w:eastAsia="Arial Unicode MS"/>
           <w:sz w:val="21"/>
         </w:rPr>
         <w:t>ServicePilot 当前代码与已部署原型（角色工作台、会话、工单、知识运营、质检、策略、权限与审计）。</w:t>
@@ -6386,12 +10487,12 @@
     </w:pPr>
     <w:r>
       <w:rPr>
-        <w:rFonts w:ascii="SimHei" w:hAnsi="SimHei" w:eastAsia="SimHei"/>
+        <w:rFonts w:ascii="Arial Unicode MS" w:hAnsi="Arial Unicode MS" w:eastAsia="Arial Unicode MS"/>
         <w:b w:val="0"/>
         <w:color w:val="59636E"/>
         <w:sz w:val="17"/>
       </w:rPr>
-      <w:t>内部工作稿 | 2026-08-17</w:t>
+      <w:t>内部工作稿 | 2026-08-25</w:t>
     </w:r>
   </w:p>
 </w:ftr>
@@ -6407,7 +10508,7 @@
     </w:pPr>
     <w:r>
       <w:rPr>
-        <w:rFonts w:ascii="SimHei" w:hAnsi="SimHei" w:eastAsia="SimHei"/>
+        <w:rFonts w:ascii="Arial Unicode MS" w:hAnsi="Arial Unicode MS" w:eastAsia="Arial Unicode MS"/>
         <w:b/>
         <w:color w:val="59636E"/>
         <w:sz w:val="17"/>
@@ -6785,7 +10886,7 @@
       <w:spacing w:after="120" w:line="264" w:lineRule="auto"/>
     </w:pPr>
     <w:rPr>
-      <w:rFonts w:ascii="SimHei" w:hAnsi="SimHei" w:eastAsia="SimHei"/>
+      <w:rFonts w:ascii="Arial Unicode MS" w:hAnsi="Arial Unicode MS" w:eastAsia="Arial Unicode MS"/>
       <w:sz w:val="22"/>
     </w:rPr>
   </w:style>
@@ -6848,7 +10949,7 @@
       <w:outlineLvl w:val="0"/>
     </w:pPr>
     <w:rPr>
-      <w:rFonts w:asciiTheme="majorHAnsi" w:eastAsiaTheme="majorEastAsia" w:hAnsiTheme="majorHAnsi" w:cstheme="majorBidi" w:ascii="SimHei" w:hAnsi="SimHei" w:eastAsia="SimHei"/>
+      <w:rFonts w:asciiTheme="majorHAnsi" w:eastAsiaTheme="majorEastAsia" w:hAnsiTheme="majorHAnsi" w:cstheme="majorBidi" w:ascii="Arial Unicode MS" w:hAnsi="Arial Unicode MS" w:eastAsia="Arial Unicode MS"/>
       <w:b/>
       <w:bCs/>
       <w:color w:val="2E74B5"/>
@@ -6872,7 +10973,7 @@
       <w:outlineLvl w:val="1"/>
     </w:pPr>
     <w:rPr>
-      <w:rFonts w:asciiTheme="majorHAnsi" w:eastAsiaTheme="majorEastAsia" w:hAnsiTheme="majorHAnsi" w:cstheme="majorBidi" w:ascii="SimHei" w:hAnsi="SimHei" w:eastAsia="SimHei"/>
+      <w:rFonts w:asciiTheme="majorHAnsi" w:eastAsiaTheme="majorEastAsia" w:hAnsiTheme="majorHAnsi" w:cstheme="majorBidi" w:ascii="Arial Unicode MS" w:hAnsi="Arial Unicode MS" w:eastAsia="Arial Unicode MS"/>
       <w:b/>
       <w:bCs/>
       <w:color w:val="2E74B5"/>
@@ -6896,7 +10997,7 @@
       <w:outlineLvl w:val="2"/>
     </w:pPr>
     <w:rPr>
-      <w:rFonts w:asciiTheme="majorHAnsi" w:eastAsiaTheme="majorEastAsia" w:hAnsiTheme="majorHAnsi" w:cstheme="majorBidi" w:ascii="SimHei" w:hAnsi="SimHei" w:eastAsia="SimHei"/>
+      <w:rFonts w:asciiTheme="majorHAnsi" w:eastAsiaTheme="majorEastAsia" w:hAnsiTheme="majorHAnsi" w:cstheme="majorBidi" w:ascii="Arial Unicode MS" w:hAnsi="Arial Unicode MS" w:eastAsia="Arial Unicode MS"/>
       <w:b/>
       <w:bCs/>
       <w:color w:val="1F4D78"/>
